--- a/markers/4x4.docx
+++ b/markers/4x4.docx
@@ -1,10 +1,10 @@
 
 <file path=word/document.xml><?xml version="1.0" encoding="utf-8"?>
-<w:document xmlns:wpc="http://schemas.microsoft.com/office/word/2010/wordprocessingCanvas" xmlns:cx="http://schemas.microsoft.com/office/drawing/2014/chartex" xmlns:cx1="http://schemas.microsoft.com/office/drawing/2015/9/8/chartex" xmlns:cx2="http://schemas.microsoft.com/office/drawing/2015/10/21/chartex" xmlns:cx3="http://schemas.microsoft.com/office/drawing/2016/5/9/chartex" xmlns:cx4="http://schemas.microsoft.com/office/drawing/2016/5/10/chartex" xmlns:cx5="http://schemas.microsoft.com/office/drawing/2016/5/11/chartex" xmlns:cx6="http://schemas.microsoft.com/office/drawing/2016/5/12/chartex" xmlns:cx7="http://schemas.microsoft.com/office/drawing/2016/5/13/chartex" xmlns:cx8="http://schemas.microsoft.com/office/drawing/2016/5/14/chartex" xmlns:mc="http://schemas.openxmlformats.org/markup-compatibility/2006" xmlns:aink="http://schemas.microsoft.com/office/drawing/2016/ink" xmlns:am3d="http://schemas.microsoft.com/office/drawing/2017/model3d" xmlns:o="urn:schemas-microsoft-com:office:office" xmlns:r="http://schemas.openxmlformats.org/officeDocument/2006/relationships" xmlns:m="http://schemas.openxmlformats.org/officeDocument/2006/math" xmlns:v="urn:schemas-microsoft-com:vml" xmlns:wp14="http://schemas.microsoft.com/office/word/2010/wordprocessingDrawing" xmlns:wp="http://schemas.openxmlformats.org/drawingml/2006/wordprocessingDrawing" xmlns:w10="urn:schemas-microsoft-com:office:word" xmlns:w="http://schemas.openxmlformats.org/wordprocessingml/2006/main" xmlns:w14="http://schemas.microsoft.com/office/word/2010/wordml" xmlns:w15="http://schemas.microsoft.com/office/word/2012/wordml" xmlns:w16cex="http://schemas.microsoft.com/office/word/2018/wordml/cex" xmlns:w16cid="http://schemas.microsoft.com/office/word/2016/wordml/cid" xmlns:w16="http://schemas.microsoft.com/office/word/2018/wordml" xmlns:w16sdtdh="http://schemas.microsoft.com/office/word/2020/wordml/sdtdatahash" xmlns:w16se="http://schemas.microsoft.com/office/word/2015/wordml/symex" xmlns:wpg="http://schemas.microsoft.com/office/word/2010/wordprocessingGroup" xmlns:wpi="http://schemas.microsoft.com/office/word/2010/wordprocessingInk" xmlns:wne="http://schemas.microsoft.com/office/word/2006/wordml" xmlns:wps="http://schemas.microsoft.com/office/word/2010/wordprocessingShape" mc:Ignorable="w14 w15 w16se w16cid w16 w16cex w16sdtdh wp14">
+<w:document xmlns:wpc="http://schemas.microsoft.com/office/word/2010/wordprocessingCanvas" xmlns:cx="http://schemas.microsoft.com/office/drawing/2014/chartex" xmlns:cx1="http://schemas.microsoft.com/office/drawing/2015/9/8/chartex" xmlns:mc="http://schemas.openxmlformats.org/markup-compatibility/2006" xmlns:o="urn:schemas-microsoft-com:office:office" xmlns:r="http://schemas.openxmlformats.org/officeDocument/2006/relationships" xmlns:m="http://schemas.openxmlformats.org/officeDocument/2006/math" xmlns:v="urn:schemas-microsoft-com:vml" xmlns:wp14="http://schemas.microsoft.com/office/word/2010/wordprocessingDrawing" xmlns:wp="http://schemas.openxmlformats.org/drawingml/2006/wordprocessingDrawing" xmlns:w10="urn:schemas-microsoft-com:office:word" xmlns:w="http://schemas.openxmlformats.org/wordprocessingml/2006/main" xmlns:w14="http://schemas.microsoft.com/office/word/2010/wordml" xmlns:w15="http://schemas.microsoft.com/office/word/2012/wordml" xmlns:w16se="http://schemas.microsoft.com/office/word/2015/wordml/symex" xmlns:wpg="http://schemas.microsoft.com/office/word/2010/wordprocessingGroup" xmlns:wpi="http://schemas.microsoft.com/office/word/2010/wordprocessingInk" xmlns:wne="http://schemas.microsoft.com/office/word/2006/wordml" xmlns:wps="http://schemas.microsoft.com/office/word/2010/wordprocessingShape" mc:Ignorable="w14 w15 w16se wp14">
   <w:body>
     <w:tbl>
       <w:tblPr>
-        <w:tblStyle w:val="a3"/>
+        <w:tblStyle w:val="TableGrid"/>
         <w:tblW w:w="0" w:type="auto"/>
         <w:tblCellMar>
           <w:left w:w="0" w:type="dxa"/>
@@ -13,40 +13,43 @@
         <w:tblLook w:val="04A0" w:firstRow="1" w:lastRow="0" w:firstColumn="1" w:lastColumn="0" w:noHBand="0" w:noVBand="1"/>
       </w:tblPr>
       <w:tblGrid>
-        <w:gridCol w:w="884"/>
-        <w:gridCol w:w="888"/>
-        <w:gridCol w:w="889"/>
-        <w:gridCol w:w="889"/>
-        <w:gridCol w:w="910"/>
-        <w:gridCol w:w="910"/>
-        <w:gridCol w:w="889"/>
-        <w:gridCol w:w="890"/>
-        <w:gridCol w:w="889"/>
-        <w:gridCol w:w="910"/>
-        <w:gridCol w:w="892"/>
-        <w:gridCol w:w="910"/>
+        <w:gridCol w:w="860"/>
+        <w:gridCol w:w="860"/>
+        <w:gridCol w:w="860"/>
+        <w:gridCol w:w="860"/>
+        <w:gridCol w:w="860"/>
+        <w:gridCol w:w="860"/>
+        <w:gridCol w:w="860"/>
+        <w:gridCol w:w="860"/>
+        <w:gridCol w:w="860"/>
+        <w:gridCol w:w="860"/>
+        <w:gridCol w:w="860"/>
+        <w:gridCol w:w="860"/>
       </w:tblGrid>
       <w:tr>
-        <w:tc>
-          <w:tcPr>
-            <w:tcW w:w="880" w:type="dxa"/>
-          </w:tcPr>
-          <w:p>
-            <w:pPr>
-              <w:jc w:val="center"/>
-              <w:rPr>
-                <w:noProof/>
-              </w:rPr>
-            </w:pPr>
-            <w:r>
-              <w:rPr>
-                <w:noProof/>
-                <w:lang w:val="en-US"/>
-              </w:rPr>
-              <w:drawing>
-                <wp:inline distT="0" distB="0" distL="0" distR="0" wp14:anchorId="4414C492" wp14:editId="2615ECF6">
-                  <wp:extent cx="551023" cy="551023"/>
-                  <wp:effectExtent l="0" t="0" r="1905" b="1905"/>
+        <w:trPr>
+          <w:trHeight w:hRule="exact" w:val="851"/>
+        </w:trPr>
+        <w:tc>
+          <w:tcPr>
+            <w:tcW w:w="851" w:type="dxa"/>
+          </w:tcPr>
+          <w:p>
+            <w:pPr>
+              <w:jc w:val="center"/>
+              <w:rPr>
+                <w:noProof/>
+              </w:rPr>
+            </w:pPr>
+            <w:r>
+              <w:rPr>
+                <w:noProof/>
+                <w:lang w:val="en-US"/>
+              </w:rPr>
+              <w:drawing>
+                <wp:inline distT="0" distB="0" distL="0" distR="0" wp14:anchorId="4414C492" wp14:editId="672AB2CA">
+                  <wp:extent cx="540000" cy="540000"/>
+                  <wp:effectExtent l="0" t="0" r="0" b="0"/>
                   <wp:docPr id="68" name="Рисунок 68"/>
                   <wp:cNvGraphicFramePr>
                     <a:graphicFrameLocks xmlns:a="http://schemas.openxmlformats.org/drawingml/2006/main" noChangeAspect="1"/>
@@ -76,43 +79,44 @@
                         <pic:spPr bwMode="auto">
                           <a:xfrm>
                             <a:off x="0" y="0"/>
-                            <a:ext cx="566937" cy="566937"/>
-                          </a:xfrm>
-                          <a:prstGeom prst="rect">
-                            <a:avLst/>
-                          </a:prstGeom>
-                          <a:noFill/>
-                          <a:ln>
-                            <a:noFill/>
-                          </a:ln>
-                        </pic:spPr>
-                      </pic:pic>
-                    </a:graphicData>
-                  </a:graphic>
-                </wp:inline>
-              </w:drawing>
-            </w:r>
-          </w:p>
-        </w:tc>
-        <w:tc>
-          <w:tcPr>
-            <w:tcW w:w="888" w:type="dxa"/>
-          </w:tcPr>
-          <w:p>
-            <w:pPr>
-              <w:jc w:val="center"/>
-              <w:rPr>
-                <w:noProof/>
-              </w:rPr>
-            </w:pPr>
-            <w:r>
-              <w:rPr>
-                <w:noProof/>
-              </w:rPr>
-              <w:drawing>
-                <wp:inline distT="0" distB="0" distL="0" distR="0" wp14:anchorId="60736854" wp14:editId="6A359944">
-                  <wp:extent cx="551023" cy="551023"/>
-                  <wp:effectExtent l="0" t="0" r="1905" b="1905"/>
+                            <a:ext cx="540000" cy="540000"/>
+                          </a:xfrm>
+                          <a:prstGeom prst="rect">
+                            <a:avLst/>
+                          </a:prstGeom>
+                          <a:noFill/>
+                          <a:ln>
+                            <a:noFill/>
+                          </a:ln>
+                        </pic:spPr>
+                      </pic:pic>
+                    </a:graphicData>
+                  </a:graphic>
+                </wp:inline>
+              </w:drawing>
+            </w:r>
+          </w:p>
+        </w:tc>
+        <w:tc>
+          <w:tcPr>
+            <w:tcW w:w="851" w:type="dxa"/>
+          </w:tcPr>
+          <w:p>
+            <w:pPr>
+              <w:jc w:val="center"/>
+              <w:rPr>
+                <w:noProof/>
+              </w:rPr>
+            </w:pPr>
+            <w:r>
+              <w:rPr>
+                <w:noProof/>
+                <w:lang w:val="en-US"/>
+              </w:rPr>
+              <w:drawing>
+                <wp:inline distT="0" distB="0" distL="0" distR="0" wp14:anchorId="60736854" wp14:editId="6C19D73B">
+                  <wp:extent cx="540000" cy="540000"/>
+                  <wp:effectExtent l="0" t="0" r="0" b="0"/>
                   <wp:docPr id="69" name="Рисунок 69"/>
                   <wp:cNvGraphicFramePr>
                     <a:graphicFrameLocks xmlns:a="http://schemas.openxmlformats.org/drawingml/2006/main" noChangeAspect="1"/>
@@ -142,42 +146,43 @@
                         <pic:spPr bwMode="auto">
                           <a:xfrm>
                             <a:off x="0" y="0"/>
-                            <a:ext cx="565402" cy="565402"/>
-                          </a:xfrm>
-                          <a:prstGeom prst="rect">
-                            <a:avLst/>
-                          </a:prstGeom>
-                          <a:noFill/>
-                          <a:ln>
-                            <a:noFill/>
-                          </a:ln>
-                        </pic:spPr>
-                      </pic:pic>
-                    </a:graphicData>
-                  </a:graphic>
-                </wp:inline>
-              </w:drawing>
-            </w:r>
-          </w:p>
-        </w:tc>
-        <w:tc>
-          <w:tcPr>
-            <w:tcW w:w="889" w:type="dxa"/>
-          </w:tcPr>
-          <w:p>
-            <w:pPr>
-              <w:jc w:val="center"/>
-              <w:rPr>
-                <w:noProof/>
-              </w:rPr>
-            </w:pPr>
-            <w:r>
-              <w:rPr>
-                <w:noProof/>
-              </w:rPr>
-              <w:drawing>
-                <wp:inline distT="0" distB="0" distL="0" distR="0" wp14:anchorId="33F52CA5" wp14:editId="6CAACB9A">
-                  <wp:extent cx="554001" cy="554001"/>
+                            <a:ext cx="540000" cy="540000"/>
+                          </a:xfrm>
+                          <a:prstGeom prst="rect">
+                            <a:avLst/>
+                          </a:prstGeom>
+                          <a:noFill/>
+                          <a:ln>
+                            <a:noFill/>
+                          </a:ln>
+                        </pic:spPr>
+                      </pic:pic>
+                    </a:graphicData>
+                  </a:graphic>
+                </wp:inline>
+              </w:drawing>
+            </w:r>
+          </w:p>
+        </w:tc>
+        <w:tc>
+          <w:tcPr>
+            <w:tcW w:w="851" w:type="dxa"/>
+          </w:tcPr>
+          <w:p>
+            <w:pPr>
+              <w:jc w:val="center"/>
+              <w:rPr>
+                <w:noProof/>
+              </w:rPr>
+            </w:pPr>
+            <w:r>
+              <w:rPr>
+                <w:noProof/>
+                <w:lang w:val="en-US"/>
+              </w:rPr>
+              <w:drawing>
+                <wp:inline distT="0" distB="0" distL="0" distR="0" wp14:anchorId="33F52CA5" wp14:editId="3662E932">
+                  <wp:extent cx="540000" cy="540000"/>
                   <wp:effectExtent l="0" t="0" r="0" b="0"/>
                   <wp:docPr id="70" name="Рисунок 70"/>
                   <wp:cNvGraphicFramePr>
@@ -208,42 +213,43 @@
                         <pic:spPr bwMode="auto">
                           <a:xfrm>
                             <a:off x="0" y="0"/>
-                            <a:ext cx="568984" cy="568984"/>
-                          </a:xfrm>
-                          <a:prstGeom prst="rect">
-                            <a:avLst/>
-                          </a:prstGeom>
-                          <a:noFill/>
-                          <a:ln>
-                            <a:noFill/>
-                          </a:ln>
-                        </pic:spPr>
-                      </pic:pic>
-                    </a:graphicData>
-                  </a:graphic>
-                </wp:inline>
-              </w:drawing>
-            </w:r>
-          </w:p>
-        </w:tc>
-        <w:tc>
-          <w:tcPr>
-            <w:tcW w:w="889" w:type="dxa"/>
-          </w:tcPr>
-          <w:p>
-            <w:pPr>
-              <w:jc w:val="center"/>
-              <w:rPr>
-                <w:noProof/>
-              </w:rPr>
-            </w:pPr>
-            <w:r>
-              <w:rPr>
-                <w:noProof/>
-              </w:rPr>
-              <w:drawing>
-                <wp:inline distT="0" distB="0" distL="0" distR="0" wp14:anchorId="20043FCA" wp14:editId="6AAF1CDE">
-                  <wp:extent cx="552450" cy="552450"/>
+                            <a:ext cx="540000" cy="540000"/>
+                          </a:xfrm>
+                          <a:prstGeom prst="rect">
+                            <a:avLst/>
+                          </a:prstGeom>
+                          <a:noFill/>
+                          <a:ln>
+                            <a:noFill/>
+                          </a:ln>
+                        </pic:spPr>
+                      </pic:pic>
+                    </a:graphicData>
+                  </a:graphic>
+                </wp:inline>
+              </w:drawing>
+            </w:r>
+          </w:p>
+        </w:tc>
+        <w:tc>
+          <w:tcPr>
+            <w:tcW w:w="851" w:type="dxa"/>
+          </w:tcPr>
+          <w:p>
+            <w:pPr>
+              <w:jc w:val="center"/>
+              <w:rPr>
+                <w:noProof/>
+              </w:rPr>
+            </w:pPr>
+            <w:r>
+              <w:rPr>
+                <w:noProof/>
+                <w:lang w:val="en-US"/>
+              </w:rPr>
+              <w:drawing>
+                <wp:inline distT="0" distB="0" distL="0" distR="0" wp14:anchorId="20043FCA" wp14:editId="0B98F943">
+                  <wp:extent cx="540000" cy="540000"/>
                   <wp:effectExtent l="0" t="0" r="0" b="0"/>
                   <wp:docPr id="71" name="Рисунок 71"/>
                   <wp:cNvGraphicFramePr>
@@ -274,43 +280,44 @@
                         <pic:spPr bwMode="auto">
                           <a:xfrm>
                             <a:off x="0" y="0"/>
-                            <a:ext cx="552450" cy="552450"/>
-                          </a:xfrm>
-                          <a:prstGeom prst="rect">
-                            <a:avLst/>
-                          </a:prstGeom>
-                          <a:noFill/>
-                          <a:ln>
-                            <a:noFill/>
-                          </a:ln>
-                        </pic:spPr>
-                      </pic:pic>
-                    </a:graphicData>
-                  </a:graphic>
-                </wp:inline>
-              </w:drawing>
-            </w:r>
-          </w:p>
-        </w:tc>
-        <w:tc>
-          <w:tcPr>
-            <w:tcW w:w="910" w:type="dxa"/>
-          </w:tcPr>
-          <w:p>
-            <w:pPr>
-              <w:jc w:val="center"/>
-              <w:rPr>
-                <w:noProof/>
-              </w:rPr>
-            </w:pPr>
-            <w:r>
-              <w:rPr>
-                <w:noProof/>
-              </w:rPr>
-              <w:drawing>
-                <wp:inline distT="0" distB="0" distL="0" distR="0" wp14:anchorId="77C7BD38" wp14:editId="6D51F4DF">
-                  <wp:extent cx="561975" cy="561975"/>
-                  <wp:effectExtent l="0" t="0" r="9525" b="9525"/>
+                            <a:ext cx="540000" cy="540000"/>
+                          </a:xfrm>
+                          <a:prstGeom prst="rect">
+                            <a:avLst/>
+                          </a:prstGeom>
+                          <a:noFill/>
+                          <a:ln>
+                            <a:noFill/>
+                          </a:ln>
+                        </pic:spPr>
+                      </pic:pic>
+                    </a:graphicData>
+                  </a:graphic>
+                </wp:inline>
+              </w:drawing>
+            </w:r>
+          </w:p>
+        </w:tc>
+        <w:tc>
+          <w:tcPr>
+            <w:tcW w:w="851" w:type="dxa"/>
+          </w:tcPr>
+          <w:p>
+            <w:pPr>
+              <w:jc w:val="center"/>
+              <w:rPr>
+                <w:noProof/>
+              </w:rPr>
+            </w:pPr>
+            <w:r>
+              <w:rPr>
+                <w:noProof/>
+                <w:lang w:val="en-US"/>
+              </w:rPr>
+              <w:drawing>
+                <wp:inline distT="0" distB="0" distL="0" distR="0" wp14:anchorId="77C7BD38" wp14:editId="069F2781">
+                  <wp:extent cx="540000" cy="540000"/>
+                  <wp:effectExtent l="0" t="0" r="0" b="0"/>
                   <wp:docPr id="72" name="Рисунок 72"/>
                   <wp:cNvGraphicFramePr>
                     <a:graphicFrameLocks xmlns:a="http://schemas.openxmlformats.org/drawingml/2006/main" noChangeAspect="1"/>
@@ -340,43 +347,44 @@
                         <pic:spPr bwMode="auto">
                           <a:xfrm>
                             <a:off x="0" y="0"/>
-                            <a:ext cx="569046" cy="569046"/>
-                          </a:xfrm>
-                          <a:prstGeom prst="rect">
-                            <a:avLst/>
-                          </a:prstGeom>
-                          <a:noFill/>
-                          <a:ln>
-                            <a:noFill/>
-                          </a:ln>
-                        </pic:spPr>
-                      </pic:pic>
-                    </a:graphicData>
-                  </a:graphic>
-                </wp:inline>
-              </w:drawing>
-            </w:r>
-          </w:p>
-        </w:tc>
-        <w:tc>
-          <w:tcPr>
-            <w:tcW w:w="910" w:type="dxa"/>
-          </w:tcPr>
-          <w:p>
-            <w:pPr>
-              <w:jc w:val="center"/>
-              <w:rPr>
-                <w:noProof/>
-              </w:rPr>
-            </w:pPr>
-            <w:r>
-              <w:rPr>
-                <w:noProof/>
-              </w:rPr>
-              <w:drawing>
-                <wp:inline distT="0" distB="0" distL="0" distR="0" wp14:anchorId="09049355" wp14:editId="0F59E43C">
-                  <wp:extent cx="561975" cy="561975"/>
-                  <wp:effectExtent l="0" t="0" r="9525" b="9525"/>
+                            <a:ext cx="540000" cy="540000"/>
+                          </a:xfrm>
+                          <a:prstGeom prst="rect">
+                            <a:avLst/>
+                          </a:prstGeom>
+                          <a:noFill/>
+                          <a:ln>
+                            <a:noFill/>
+                          </a:ln>
+                        </pic:spPr>
+                      </pic:pic>
+                    </a:graphicData>
+                  </a:graphic>
+                </wp:inline>
+              </w:drawing>
+            </w:r>
+          </w:p>
+        </w:tc>
+        <w:tc>
+          <w:tcPr>
+            <w:tcW w:w="851" w:type="dxa"/>
+          </w:tcPr>
+          <w:p>
+            <w:pPr>
+              <w:jc w:val="center"/>
+              <w:rPr>
+                <w:noProof/>
+              </w:rPr>
+            </w:pPr>
+            <w:r>
+              <w:rPr>
+                <w:noProof/>
+                <w:lang w:val="en-US"/>
+              </w:rPr>
+              <w:drawing>
+                <wp:inline distT="0" distB="0" distL="0" distR="0" wp14:anchorId="09049355" wp14:editId="22BB4121">
+                  <wp:extent cx="540000" cy="540000"/>
+                  <wp:effectExtent l="0" t="0" r="0" b="0"/>
                   <wp:docPr id="73" name="Рисунок 73"/>
                   <wp:cNvGraphicFramePr>
                     <a:graphicFrameLocks xmlns:a="http://schemas.openxmlformats.org/drawingml/2006/main" noChangeAspect="1"/>
@@ -406,42 +414,43 @@
                         <pic:spPr bwMode="auto">
                           <a:xfrm>
                             <a:off x="0" y="0"/>
-                            <a:ext cx="565097" cy="565097"/>
-                          </a:xfrm>
-                          <a:prstGeom prst="rect">
-                            <a:avLst/>
-                          </a:prstGeom>
-                          <a:noFill/>
-                          <a:ln>
-                            <a:noFill/>
-                          </a:ln>
-                        </pic:spPr>
-                      </pic:pic>
-                    </a:graphicData>
-                  </a:graphic>
-                </wp:inline>
-              </w:drawing>
-            </w:r>
-          </w:p>
-        </w:tc>
-        <w:tc>
-          <w:tcPr>
-            <w:tcW w:w="889" w:type="dxa"/>
-          </w:tcPr>
-          <w:p>
-            <w:pPr>
-              <w:jc w:val="center"/>
-              <w:rPr>
-                <w:noProof/>
-              </w:rPr>
-            </w:pPr>
-            <w:r>
-              <w:rPr>
-                <w:noProof/>
-              </w:rPr>
-              <w:drawing>
-                <wp:inline distT="0" distB="0" distL="0" distR="0" wp14:anchorId="7D5F6B52" wp14:editId="638989AA">
-                  <wp:extent cx="552450" cy="552450"/>
+                            <a:ext cx="540000" cy="540000"/>
+                          </a:xfrm>
+                          <a:prstGeom prst="rect">
+                            <a:avLst/>
+                          </a:prstGeom>
+                          <a:noFill/>
+                          <a:ln>
+                            <a:noFill/>
+                          </a:ln>
+                        </pic:spPr>
+                      </pic:pic>
+                    </a:graphicData>
+                  </a:graphic>
+                </wp:inline>
+              </w:drawing>
+            </w:r>
+          </w:p>
+        </w:tc>
+        <w:tc>
+          <w:tcPr>
+            <w:tcW w:w="851" w:type="dxa"/>
+          </w:tcPr>
+          <w:p>
+            <w:pPr>
+              <w:jc w:val="center"/>
+              <w:rPr>
+                <w:noProof/>
+              </w:rPr>
+            </w:pPr>
+            <w:r>
+              <w:rPr>
+                <w:noProof/>
+                <w:lang w:val="en-US"/>
+              </w:rPr>
+              <w:drawing>
+                <wp:inline distT="0" distB="0" distL="0" distR="0" wp14:anchorId="7D5F6B52" wp14:editId="04BE4A7C">
+                  <wp:extent cx="540000" cy="540000"/>
                   <wp:effectExtent l="0" t="0" r="0" b="0"/>
                   <wp:docPr id="74" name="Рисунок 74"/>
                   <wp:cNvGraphicFramePr>
@@ -472,41 +481,43 @@
                         <pic:spPr bwMode="auto">
                           <a:xfrm>
                             <a:off x="0" y="0"/>
-                            <a:ext cx="555781" cy="555781"/>
-                          </a:xfrm>
-                          <a:prstGeom prst="rect">
-                            <a:avLst/>
-                          </a:prstGeom>
-                          <a:noFill/>
-                          <a:ln>
-                            <a:noFill/>
-                          </a:ln>
-                        </pic:spPr>
-                      </pic:pic>
-                    </a:graphicData>
-                  </a:graphic>
-                </wp:inline>
-              </w:drawing>
-            </w:r>
-          </w:p>
-        </w:tc>
-        <w:tc>
-          <w:tcPr>
-            <w:tcW w:w="890" w:type="dxa"/>
-          </w:tcPr>
-          <w:p>
-            <w:pPr>
-              <w:rPr>
-                <w:noProof/>
-              </w:rPr>
-            </w:pPr>
-            <w:r>
-              <w:rPr>
-                <w:noProof/>
-              </w:rPr>
-              <w:drawing>
-                <wp:inline distT="0" distB="0" distL="0" distR="0" wp14:anchorId="7FC8A2DA" wp14:editId="44E6B9FE">
-                  <wp:extent cx="553720" cy="553720"/>
+                            <a:ext cx="540000" cy="540000"/>
+                          </a:xfrm>
+                          <a:prstGeom prst="rect">
+                            <a:avLst/>
+                          </a:prstGeom>
+                          <a:noFill/>
+                          <a:ln>
+                            <a:noFill/>
+                          </a:ln>
+                        </pic:spPr>
+                      </pic:pic>
+                    </a:graphicData>
+                  </a:graphic>
+                </wp:inline>
+              </w:drawing>
+            </w:r>
+          </w:p>
+        </w:tc>
+        <w:tc>
+          <w:tcPr>
+            <w:tcW w:w="851" w:type="dxa"/>
+          </w:tcPr>
+          <w:p>
+            <w:pPr>
+              <w:jc w:val="center"/>
+              <w:rPr>
+                <w:noProof/>
+              </w:rPr>
+            </w:pPr>
+            <w:r>
+              <w:rPr>
+                <w:noProof/>
+                <w:lang w:val="en-US"/>
+              </w:rPr>
+              <w:drawing>
+                <wp:inline distT="0" distB="0" distL="0" distR="0" wp14:anchorId="7FC8A2DA" wp14:editId="133C3311">
+                  <wp:extent cx="540000" cy="540000"/>
                   <wp:effectExtent l="0" t="0" r="0" b="0"/>
                   <wp:docPr id="75" name="Рисунок 75"/>
                   <wp:cNvGraphicFramePr>
@@ -537,41 +548,43 @@
                         <pic:spPr bwMode="auto">
                           <a:xfrm>
                             <a:off x="0" y="0"/>
-                            <a:ext cx="556952" cy="556952"/>
-                          </a:xfrm>
-                          <a:prstGeom prst="rect">
-                            <a:avLst/>
-                          </a:prstGeom>
-                          <a:noFill/>
-                          <a:ln>
-                            <a:noFill/>
-                          </a:ln>
-                        </pic:spPr>
-                      </pic:pic>
-                    </a:graphicData>
-                  </a:graphic>
-                </wp:inline>
-              </w:drawing>
-            </w:r>
-          </w:p>
-        </w:tc>
-        <w:tc>
-          <w:tcPr>
-            <w:tcW w:w="889" w:type="dxa"/>
-          </w:tcPr>
-          <w:p>
-            <w:pPr>
-              <w:rPr>
-                <w:noProof/>
-              </w:rPr>
-            </w:pPr>
-            <w:r>
-              <w:rPr>
-                <w:noProof/>
-              </w:rPr>
-              <w:drawing>
-                <wp:inline distT="0" distB="0" distL="0" distR="0" wp14:anchorId="47EDFB26" wp14:editId="162AE75C">
-                  <wp:extent cx="552450" cy="552450"/>
+                            <a:ext cx="540000" cy="540000"/>
+                          </a:xfrm>
+                          <a:prstGeom prst="rect">
+                            <a:avLst/>
+                          </a:prstGeom>
+                          <a:noFill/>
+                          <a:ln>
+                            <a:noFill/>
+                          </a:ln>
+                        </pic:spPr>
+                      </pic:pic>
+                    </a:graphicData>
+                  </a:graphic>
+                </wp:inline>
+              </w:drawing>
+            </w:r>
+          </w:p>
+        </w:tc>
+        <w:tc>
+          <w:tcPr>
+            <w:tcW w:w="851" w:type="dxa"/>
+          </w:tcPr>
+          <w:p>
+            <w:pPr>
+              <w:jc w:val="center"/>
+              <w:rPr>
+                <w:noProof/>
+              </w:rPr>
+            </w:pPr>
+            <w:r>
+              <w:rPr>
+                <w:noProof/>
+                <w:lang w:val="en-US"/>
+              </w:rPr>
+              <w:drawing>
+                <wp:inline distT="0" distB="0" distL="0" distR="0" wp14:anchorId="47EDFB26" wp14:editId="077FD99D">
+                  <wp:extent cx="540000" cy="540000"/>
                   <wp:effectExtent l="0" t="0" r="0" b="0"/>
                   <wp:docPr id="76" name="Рисунок 76"/>
                   <wp:cNvGraphicFramePr>
@@ -602,42 +615,44 @@
                         <pic:spPr bwMode="auto">
                           <a:xfrm>
                             <a:off x="0" y="0"/>
-                            <a:ext cx="556280" cy="556280"/>
-                          </a:xfrm>
-                          <a:prstGeom prst="rect">
-                            <a:avLst/>
-                          </a:prstGeom>
-                          <a:noFill/>
-                          <a:ln>
-                            <a:noFill/>
-                          </a:ln>
-                        </pic:spPr>
-                      </pic:pic>
-                    </a:graphicData>
-                  </a:graphic>
-                </wp:inline>
-              </w:drawing>
-            </w:r>
-          </w:p>
-        </w:tc>
-        <w:tc>
-          <w:tcPr>
-            <w:tcW w:w="910" w:type="dxa"/>
-          </w:tcPr>
-          <w:p>
-            <w:pPr>
-              <w:rPr>
-                <w:noProof/>
-              </w:rPr>
-            </w:pPr>
-            <w:r>
-              <w:rPr>
-                <w:noProof/>
-              </w:rPr>
-              <w:drawing>
-                <wp:inline distT="0" distB="0" distL="0" distR="0" wp14:anchorId="7FD022AF" wp14:editId="2BDEEA7D">
-                  <wp:extent cx="561975" cy="561975"/>
-                  <wp:effectExtent l="0" t="0" r="9525" b="9525"/>
+                            <a:ext cx="540000" cy="540000"/>
+                          </a:xfrm>
+                          <a:prstGeom prst="rect">
+                            <a:avLst/>
+                          </a:prstGeom>
+                          <a:noFill/>
+                          <a:ln>
+                            <a:noFill/>
+                          </a:ln>
+                        </pic:spPr>
+                      </pic:pic>
+                    </a:graphicData>
+                  </a:graphic>
+                </wp:inline>
+              </w:drawing>
+            </w:r>
+          </w:p>
+        </w:tc>
+        <w:tc>
+          <w:tcPr>
+            <w:tcW w:w="851" w:type="dxa"/>
+          </w:tcPr>
+          <w:p>
+            <w:pPr>
+              <w:jc w:val="center"/>
+              <w:rPr>
+                <w:noProof/>
+              </w:rPr>
+            </w:pPr>
+            <w:r>
+              <w:rPr>
+                <w:noProof/>
+                <w:lang w:val="en-US"/>
+              </w:rPr>
+              <w:drawing>
+                <wp:inline distT="0" distB="0" distL="0" distR="0" wp14:anchorId="7FD022AF" wp14:editId="4ECC059F">
+                  <wp:extent cx="540000" cy="540000"/>
+                  <wp:effectExtent l="0" t="0" r="0" b="0"/>
                   <wp:docPr id="77" name="Рисунок 77"/>
                   <wp:cNvGraphicFramePr>
                     <a:graphicFrameLocks xmlns:a="http://schemas.openxmlformats.org/drawingml/2006/main" noChangeAspect="1"/>
@@ -667,41 +682,43 @@
                         <pic:spPr bwMode="auto">
                           <a:xfrm>
                             <a:off x="0" y="0"/>
-                            <a:ext cx="566278" cy="566278"/>
-                          </a:xfrm>
-                          <a:prstGeom prst="rect">
-                            <a:avLst/>
-                          </a:prstGeom>
-                          <a:noFill/>
-                          <a:ln>
-                            <a:noFill/>
-                          </a:ln>
-                        </pic:spPr>
-                      </pic:pic>
-                    </a:graphicData>
-                  </a:graphic>
-                </wp:inline>
-              </w:drawing>
-            </w:r>
-          </w:p>
-        </w:tc>
-        <w:tc>
-          <w:tcPr>
-            <w:tcW w:w="892" w:type="dxa"/>
-          </w:tcPr>
-          <w:p>
-            <w:pPr>
-              <w:rPr>
-                <w:noProof/>
-              </w:rPr>
-            </w:pPr>
-            <w:r>
-              <w:rPr>
-                <w:noProof/>
-              </w:rPr>
-              <w:drawing>
-                <wp:inline distT="0" distB="0" distL="0" distR="0" wp14:anchorId="69344424" wp14:editId="32F43321">
-                  <wp:extent cx="552450" cy="552450"/>
+                            <a:ext cx="540000" cy="540000"/>
+                          </a:xfrm>
+                          <a:prstGeom prst="rect">
+                            <a:avLst/>
+                          </a:prstGeom>
+                          <a:noFill/>
+                          <a:ln>
+                            <a:noFill/>
+                          </a:ln>
+                        </pic:spPr>
+                      </pic:pic>
+                    </a:graphicData>
+                  </a:graphic>
+                </wp:inline>
+              </w:drawing>
+            </w:r>
+          </w:p>
+        </w:tc>
+        <w:tc>
+          <w:tcPr>
+            <w:tcW w:w="851" w:type="dxa"/>
+          </w:tcPr>
+          <w:p>
+            <w:pPr>
+              <w:jc w:val="center"/>
+              <w:rPr>
+                <w:noProof/>
+              </w:rPr>
+            </w:pPr>
+            <w:r>
+              <w:rPr>
+                <w:noProof/>
+                <w:lang w:val="en-US"/>
+              </w:rPr>
+              <w:drawing>
+                <wp:inline distT="0" distB="0" distL="0" distR="0" wp14:anchorId="69344424" wp14:editId="04007756">
+                  <wp:extent cx="540000" cy="540000"/>
                   <wp:effectExtent l="0" t="0" r="0" b="0"/>
                   <wp:docPr id="78" name="Рисунок 78"/>
                   <wp:cNvGraphicFramePr>
@@ -732,42 +749,44 @@
                         <pic:spPr bwMode="auto">
                           <a:xfrm>
                             <a:off x="0" y="0"/>
-                            <a:ext cx="556283" cy="556283"/>
-                          </a:xfrm>
-                          <a:prstGeom prst="rect">
-                            <a:avLst/>
-                          </a:prstGeom>
-                          <a:noFill/>
-                          <a:ln>
-                            <a:noFill/>
-                          </a:ln>
-                        </pic:spPr>
-                      </pic:pic>
-                    </a:graphicData>
-                  </a:graphic>
-                </wp:inline>
-              </w:drawing>
-            </w:r>
-          </w:p>
-        </w:tc>
-        <w:tc>
-          <w:tcPr>
-            <w:tcW w:w="910" w:type="dxa"/>
-          </w:tcPr>
-          <w:p>
-            <w:pPr>
-              <w:rPr>
-                <w:noProof/>
-              </w:rPr>
-            </w:pPr>
-            <w:r>
-              <w:rPr>
-                <w:noProof/>
-              </w:rPr>
-              <w:drawing>
-                <wp:inline distT="0" distB="0" distL="0" distR="0" wp14:anchorId="4E6B98AE" wp14:editId="184330E4">
-                  <wp:extent cx="561975" cy="561975"/>
-                  <wp:effectExtent l="0" t="0" r="9525" b="9525"/>
+                            <a:ext cx="540000" cy="540000"/>
+                          </a:xfrm>
+                          <a:prstGeom prst="rect">
+                            <a:avLst/>
+                          </a:prstGeom>
+                          <a:noFill/>
+                          <a:ln>
+                            <a:noFill/>
+                          </a:ln>
+                        </pic:spPr>
+                      </pic:pic>
+                    </a:graphicData>
+                  </a:graphic>
+                </wp:inline>
+              </w:drawing>
+            </w:r>
+          </w:p>
+        </w:tc>
+        <w:tc>
+          <w:tcPr>
+            <w:tcW w:w="851" w:type="dxa"/>
+          </w:tcPr>
+          <w:p>
+            <w:pPr>
+              <w:jc w:val="center"/>
+              <w:rPr>
+                <w:noProof/>
+              </w:rPr>
+            </w:pPr>
+            <w:r>
+              <w:rPr>
+                <w:noProof/>
+                <w:lang w:val="en-US"/>
+              </w:rPr>
+              <w:drawing>
+                <wp:inline distT="0" distB="0" distL="0" distR="0" wp14:anchorId="4E6B98AE" wp14:editId="20EED82A">
+                  <wp:extent cx="540000" cy="540000"/>
+                  <wp:effectExtent l="0" t="0" r="0" b="0"/>
                   <wp:docPr id="79" name="Рисунок 79"/>
                   <wp:cNvGraphicFramePr>
                     <a:graphicFrameLocks xmlns:a="http://schemas.openxmlformats.org/drawingml/2006/main" noChangeAspect="1"/>
@@ -797,7 +816,7 @@
                         <pic:spPr bwMode="auto">
                           <a:xfrm>
                             <a:off x="0" y="0"/>
-                            <a:ext cx="565755" cy="565755"/>
+                            <a:ext cx="540000" cy="540000"/>
                           </a:xfrm>
                           <a:prstGeom prst="rect">
                             <a:avLst/>
@@ -817,25 +836,28 @@
         </w:tc>
       </w:tr>
       <w:tr>
-        <w:tc>
-          <w:tcPr>
-            <w:tcW w:w="880" w:type="dxa"/>
-          </w:tcPr>
-          <w:p>
-            <w:pPr>
-              <w:jc w:val="center"/>
-              <w:rPr>
-                <w:noProof/>
-              </w:rPr>
-            </w:pPr>
-            <w:r>
-              <w:rPr>
-                <w:noProof/>
-                <w:lang w:val="en-US"/>
-              </w:rPr>
-              <w:drawing>
-                <wp:inline distT="0" distB="0" distL="0" distR="0" wp14:anchorId="079D5993" wp14:editId="0C084826">
-                  <wp:extent cx="538163" cy="538163"/>
+        <w:trPr>
+          <w:trHeight w:hRule="exact" w:val="851"/>
+        </w:trPr>
+        <w:tc>
+          <w:tcPr>
+            <w:tcW w:w="851" w:type="dxa"/>
+          </w:tcPr>
+          <w:p>
+            <w:pPr>
+              <w:jc w:val="center"/>
+              <w:rPr>
+                <w:noProof/>
+              </w:rPr>
+            </w:pPr>
+            <w:r>
+              <w:rPr>
+                <w:noProof/>
+                <w:lang w:val="en-US"/>
+              </w:rPr>
+              <w:drawing>
+                <wp:inline distT="0" distB="0" distL="0" distR="0" wp14:anchorId="079D5993" wp14:editId="05E78666">
+                  <wp:extent cx="540000" cy="540000"/>
                   <wp:effectExtent l="0" t="0" r="0" b="0"/>
                   <wp:docPr id="80" name="Рисунок 80"/>
                   <wp:cNvGraphicFramePr>
@@ -866,43 +888,43 @@
                         <pic:spPr bwMode="auto">
                           <a:xfrm>
                             <a:off x="0" y="0"/>
-                            <a:ext cx="548649" cy="548649"/>
-                          </a:xfrm>
-                          <a:prstGeom prst="rect">
-                            <a:avLst/>
-                          </a:prstGeom>
-                          <a:noFill/>
-                          <a:ln>
-                            <a:noFill/>
-                          </a:ln>
-                        </pic:spPr>
-                      </pic:pic>
-                    </a:graphicData>
-                  </a:graphic>
-                </wp:inline>
-              </w:drawing>
-            </w:r>
-          </w:p>
-        </w:tc>
-        <w:tc>
-          <w:tcPr>
-            <w:tcW w:w="888" w:type="dxa"/>
-          </w:tcPr>
-          <w:p>
-            <w:pPr>
-              <w:jc w:val="center"/>
-              <w:rPr>
-                <w:noProof/>
-              </w:rPr>
-            </w:pPr>
-            <w:r>
-              <w:rPr>
-                <w:noProof/>
-                <w:lang w:val="en-US"/>
-              </w:rPr>
-              <w:drawing>
-                <wp:inline distT="0" distB="0" distL="0" distR="0" wp14:anchorId="27C4288F" wp14:editId="3182D6F0">
-                  <wp:extent cx="537845" cy="537845"/>
+                            <a:ext cx="540000" cy="540000"/>
+                          </a:xfrm>
+                          <a:prstGeom prst="rect">
+                            <a:avLst/>
+                          </a:prstGeom>
+                          <a:noFill/>
+                          <a:ln>
+                            <a:noFill/>
+                          </a:ln>
+                        </pic:spPr>
+                      </pic:pic>
+                    </a:graphicData>
+                  </a:graphic>
+                </wp:inline>
+              </w:drawing>
+            </w:r>
+          </w:p>
+        </w:tc>
+        <w:tc>
+          <w:tcPr>
+            <w:tcW w:w="851" w:type="dxa"/>
+          </w:tcPr>
+          <w:p>
+            <w:pPr>
+              <w:jc w:val="center"/>
+              <w:rPr>
+                <w:noProof/>
+              </w:rPr>
+            </w:pPr>
+            <w:r>
+              <w:rPr>
+                <w:noProof/>
+                <w:lang w:val="en-US"/>
+              </w:rPr>
+              <w:drawing>
+                <wp:inline distT="0" distB="0" distL="0" distR="0" wp14:anchorId="27C4288F" wp14:editId="1E1BA0F1">
+                  <wp:extent cx="540000" cy="540000"/>
                   <wp:effectExtent l="0" t="0" r="0" b="0"/>
                   <wp:docPr id="81" name="Рисунок 81"/>
                   <wp:cNvGraphicFramePr>
@@ -933,43 +955,43 @@
                         <pic:spPr bwMode="auto">
                           <a:xfrm>
                             <a:off x="0" y="0"/>
-                            <a:ext cx="551439" cy="551439"/>
-                          </a:xfrm>
-                          <a:prstGeom prst="rect">
-                            <a:avLst/>
-                          </a:prstGeom>
-                          <a:noFill/>
-                          <a:ln>
-                            <a:noFill/>
-                          </a:ln>
-                        </pic:spPr>
-                      </pic:pic>
-                    </a:graphicData>
-                  </a:graphic>
-                </wp:inline>
-              </w:drawing>
-            </w:r>
-          </w:p>
-        </w:tc>
-        <w:tc>
-          <w:tcPr>
-            <w:tcW w:w="889" w:type="dxa"/>
-          </w:tcPr>
-          <w:p>
-            <w:pPr>
-              <w:jc w:val="center"/>
-              <w:rPr>
-                <w:noProof/>
-              </w:rPr>
-            </w:pPr>
-            <w:r>
-              <w:rPr>
-                <w:noProof/>
-                <w:lang w:val="en-US"/>
-              </w:rPr>
-              <w:drawing>
-                <wp:inline distT="0" distB="0" distL="0" distR="0" wp14:anchorId="6A83B341" wp14:editId="5142031F">
-                  <wp:extent cx="538163" cy="538163"/>
+                            <a:ext cx="540000" cy="540000"/>
+                          </a:xfrm>
+                          <a:prstGeom prst="rect">
+                            <a:avLst/>
+                          </a:prstGeom>
+                          <a:noFill/>
+                          <a:ln>
+                            <a:noFill/>
+                          </a:ln>
+                        </pic:spPr>
+                      </pic:pic>
+                    </a:graphicData>
+                  </a:graphic>
+                </wp:inline>
+              </w:drawing>
+            </w:r>
+          </w:p>
+        </w:tc>
+        <w:tc>
+          <w:tcPr>
+            <w:tcW w:w="851" w:type="dxa"/>
+          </w:tcPr>
+          <w:p>
+            <w:pPr>
+              <w:jc w:val="center"/>
+              <w:rPr>
+                <w:noProof/>
+              </w:rPr>
+            </w:pPr>
+            <w:r>
+              <w:rPr>
+                <w:noProof/>
+                <w:lang w:val="en-US"/>
+              </w:rPr>
+              <w:drawing>
+                <wp:inline distT="0" distB="0" distL="0" distR="0" wp14:anchorId="6A83B341" wp14:editId="24FA05A2">
+                  <wp:extent cx="540000" cy="540000"/>
                   <wp:effectExtent l="0" t="0" r="0" b="0"/>
                   <wp:docPr id="82" name="Рисунок 82"/>
                   <wp:cNvGraphicFramePr>
@@ -1000,43 +1022,43 @@
                         <pic:spPr bwMode="auto">
                           <a:xfrm>
                             <a:off x="0" y="0"/>
-                            <a:ext cx="543975" cy="543975"/>
-                          </a:xfrm>
-                          <a:prstGeom prst="rect">
-                            <a:avLst/>
-                          </a:prstGeom>
-                          <a:noFill/>
-                          <a:ln>
-                            <a:noFill/>
-                          </a:ln>
-                        </pic:spPr>
-                      </pic:pic>
-                    </a:graphicData>
-                  </a:graphic>
-                </wp:inline>
-              </w:drawing>
-            </w:r>
-          </w:p>
-        </w:tc>
-        <w:tc>
-          <w:tcPr>
-            <w:tcW w:w="889" w:type="dxa"/>
-          </w:tcPr>
-          <w:p>
-            <w:pPr>
-              <w:jc w:val="center"/>
-              <w:rPr>
-                <w:noProof/>
-              </w:rPr>
-            </w:pPr>
-            <w:r>
-              <w:rPr>
-                <w:noProof/>
-                <w:lang w:val="en-US"/>
-              </w:rPr>
-              <w:drawing>
-                <wp:inline distT="0" distB="0" distL="0" distR="0" wp14:anchorId="6F76CC97" wp14:editId="549F6A83">
-                  <wp:extent cx="538163" cy="538163"/>
+                            <a:ext cx="540000" cy="540000"/>
+                          </a:xfrm>
+                          <a:prstGeom prst="rect">
+                            <a:avLst/>
+                          </a:prstGeom>
+                          <a:noFill/>
+                          <a:ln>
+                            <a:noFill/>
+                          </a:ln>
+                        </pic:spPr>
+                      </pic:pic>
+                    </a:graphicData>
+                  </a:graphic>
+                </wp:inline>
+              </w:drawing>
+            </w:r>
+          </w:p>
+        </w:tc>
+        <w:tc>
+          <w:tcPr>
+            <w:tcW w:w="851" w:type="dxa"/>
+          </w:tcPr>
+          <w:p>
+            <w:pPr>
+              <w:jc w:val="center"/>
+              <w:rPr>
+                <w:noProof/>
+              </w:rPr>
+            </w:pPr>
+            <w:r>
+              <w:rPr>
+                <w:noProof/>
+                <w:lang w:val="en-US"/>
+              </w:rPr>
+              <w:drawing>
+                <wp:inline distT="0" distB="0" distL="0" distR="0" wp14:anchorId="6F76CC97" wp14:editId="26B6E7A7">
+                  <wp:extent cx="540000" cy="540000"/>
                   <wp:effectExtent l="0" t="0" r="0" b="0"/>
                   <wp:docPr id="83" name="Рисунок 83"/>
                   <wp:cNvGraphicFramePr>
@@ -1067,43 +1089,43 @@
                         <pic:spPr bwMode="auto">
                           <a:xfrm>
                             <a:off x="0" y="0"/>
-                            <a:ext cx="545038" cy="545038"/>
-                          </a:xfrm>
-                          <a:prstGeom prst="rect">
-                            <a:avLst/>
-                          </a:prstGeom>
-                          <a:noFill/>
-                          <a:ln>
-                            <a:noFill/>
-                          </a:ln>
-                        </pic:spPr>
-                      </pic:pic>
-                    </a:graphicData>
-                  </a:graphic>
-                </wp:inline>
-              </w:drawing>
-            </w:r>
-          </w:p>
-        </w:tc>
-        <w:tc>
-          <w:tcPr>
-            <w:tcW w:w="910" w:type="dxa"/>
-          </w:tcPr>
-          <w:p>
-            <w:pPr>
-              <w:jc w:val="center"/>
-              <w:rPr>
-                <w:noProof/>
-              </w:rPr>
-            </w:pPr>
-            <w:r>
-              <w:rPr>
-                <w:noProof/>
-                <w:lang w:val="en-US"/>
-              </w:rPr>
-              <w:drawing>
-                <wp:inline distT="0" distB="0" distL="0" distR="0" wp14:anchorId="683BFB18" wp14:editId="6FCC5C9B">
-                  <wp:extent cx="538162" cy="538162"/>
+                            <a:ext cx="540000" cy="540000"/>
+                          </a:xfrm>
+                          <a:prstGeom prst="rect">
+                            <a:avLst/>
+                          </a:prstGeom>
+                          <a:noFill/>
+                          <a:ln>
+                            <a:noFill/>
+                          </a:ln>
+                        </pic:spPr>
+                      </pic:pic>
+                    </a:graphicData>
+                  </a:graphic>
+                </wp:inline>
+              </w:drawing>
+            </w:r>
+          </w:p>
+        </w:tc>
+        <w:tc>
+          <w:tcPr>
+            <w:tcW w:w="851" w:type="dxa"/>
+          </w:tcPr>
+          <w:p>
+            <w:pPr>
+              <w:jc w:val="center"/>
+              <w:rPr>
+                <w:noProof/>
+              </w:rPr>
+            </w:pPr>
+            <w:r>
+              <w:rPr>
+                <w:noProof/>
+                <w:lang w:val="en-US"/>
+              </w:rPr>
+              <w:drawing>
+                <wp:inline distT="0" distB="0" distL="0" distR="0" wp14:anchorId="683BFB18" wp14:editId="51E1B64D">
+                  <wp:extent cx="540000" cy="540000"/>
                   <wp:effectExtent l="0" t="0" r="0" b="0"/>
                   <wp:docPr id="84" name="Рисунок 84"/>
                   <wp:cNvGraphicFramePr>
@@ -1134,43 +1156,43 @@
                         <pic:spPr bwMode="auto">
                           <a:xfrm>
                             <a:off x="0" y="0"/>
-                            <a:ext cx="542636" cy="542636"/>
-                          </a:xfrm>
-                          <a:prstGeom prst="rect">
-                            <a:avLst/>
-                          </a:prstGeom>
-                          <a:noFill/>
-                          <a:ln>
-                            <a:noFill/>
-                          </a:ln>
-                        </pic:spPr>
-                      </pic:pic>
-                    </a:graphicData>
-                  </a:graphic>
-                </wp:inline>
-              </w:drawing>
-            </w:r>
-          </w:p>
-        </w:tc>
-        <w:tc>
-          <w:tcPr>
-            <w:tcW w:w="910" w:type="dxa"/>
-          </w:tcPr>
-          <w:p>
-            <w:pPr>
-              <w:jc w:val="center"/>
-              <w:rPr>
-                <w:noProof/>
-              </w:rPr>
-            </w:pPr>
-            <w:r>
-              <w:rPr>
-                <w:noProof/>
-                <w:lang w:val="en-US"/>
-              </w:rPr>
-              <w:drawing>
-                <wp:inline distT="0" distB="0" distL="0" distR="0" wp14:anchorId="0739C36D" wp14:editId="17171B8E">
-                  <wp:extent cx="537845" cy="537845"/>
+                            <a:ext cx="540000" cy="540000"/>
+                          </a:xfrm>
+                          <a:prstGeom prst="rect">
+                            <a:avLst/>
+                          </a:prstGeom>
+                          <a:noFill/>
+                          <a:ln>
+                            <a:noFill/>
+                          </a:ln>
+                        </pic:spPr>
+                      </pic:pic>
+                    </a:graphicData>
+                  </a:graphic>
+                </wp:inline>
+              </w:drawing>
+            </w:r>
+          </w:p>
+        </w:tc>
+        <w:tc>
+          <w:tcPr>
+            <w:tcW w:w="851" w:type="dxa"/>
+          </w:tcPr>
+          <w:p>
+            <w:pPr>
+              <w:jc w:val="center"/>
+              <w:rPr>
+                <w:noProof/>
+              </w:rPr>
+            </w:pPr>
+            <w:r>
+              <w:rPr>
+                <w:noProof/>
+                <w:lang w:val="en-US"/>
+              </w:rPr>
+              <w:drawing>
+                <wp:inline distT="0" distB="0" distL="0" distR="0" wp14:anchorId="0739C36D" wp14:editId="5B1B907F">
+                  <wp:extent cx="540000" cy="540000"/>
                   <wp:effectExtent l="0" t="0" r="0" b="0"/>
                   <wp:docPr id="85" name="Рисунок 85"/>
                   <wp:cNvGraphicFramePr>
@@ -1201,43 +1223,43 @@
                         <pic:spPr bwMode="auto">
                           <a:xfrm>
                             <a:off x="0" y="0"/>
-                            <a:ext cx="542321" cy="542321"/>
-                          </a:xfrm>
-                          <a:prstGeom prst="rect">
-                            <a:avLst/>
-                          </a:prstGeom>
-                          <a:noFill/>
-                          <a:ln>
-                            <a:noFill/>
-                          </a:ln>
-                        </pic:spPr>
-                      </pic:pic>
-                    </a:graphicData>
-                  </a:graphic>
-                </wp:inline>
-              </w:drawing>
-            </w:r>
-          </w:p>
-        </w:tc>
-        <w:tc>
-          <w:tcPr>
-            <w:tcW w:w="889" w:type="dxa"/>
-          </w:tcPr>
-          <w:p>
-            <w:pPr>
-              <w:jc w:val="center"/>
-              <w:rPr>
-                <w:noProof/>
-              </w:rPr>
-            </w:pPr>
-            <w:r>
-              <w:rPr>
-                <w:noProof/>
-                <w:lang w:val="en-US"/>
-              </w:rPr>
-              <w:drawing>
-                <wp:inline distT="0" distB="0" distL="0" distR="0" wp14:anchorId="3DB5D321" wp14:editId="5458E343">
-                  <wp:extent cx="538163" cy="538163"/>
+                            <a:ext cx="540000" cy="540000"/>
+                          </a:xfrm>
+                          <a:prstGeom prst="rect">
+                            <a:avLst/>
+                          </a:prstGeom>
+                          <a:noFill/>
+                          <a:ln>
+                            <a:noFill/>
+                          </a:ln>
+                        </pic:spPr>
+                      </pic:pic>
+                    </a:graphicData>
+                  </a:graphic>
+                </wp:inline>
+              </w:drawing>
+            </w:r>
+          </w:p>
+        </w:tc>
+        <w:tc>
+          <w:tcPr>
+            <w:tcW w:w="851" w:type="dxa"/>
+          </w:tcPr>
+          <w:p>
+            <w:pPr>
+              <w:jc w:val="center"/>
+              <w:rPr>
+                <w:noProof/>
+              </w:rPr>
+            </w:pPr>
+            <w:r>
+              <w:rPr>
+                <w:noProof/>
+                <w:lang w:val="en-US"/>
+              </w:rPr>
+              <w:drawing>
+                <wp:inline distT="0" distB="0" distL="0" distR="0" wp14:anchorId="3DB5D321" wp14:editId="4B8340E3">
+                  <wp:extent cx="540000" cy="540000"/>
                   <wp:effectExtent l="0" t="0" r="0" b="0"/>
                   <wp:docPr id="86" name="Рисунок 86"/>
                   <wp:cNvGraphicFramePr>
@@ -1268,43 +1290,43 @@
                         <pic:spPr bwMode="auto">
                           <a:xfrm>
                             <a:off x="0" y="0"/>
-                            <a:ext cx="544507" cy="544507"/>
-                          </a:xfrm>
-                          <a:prstGeom prst="rect">
-                            <a:avLst/>
-                          </a:prstGeom>
-                          <a:noFill/>
-                          <a:ln>
-                            <a:noFill/>
-                          </a:ln>
-                        </pic:spPr>
-                      </pic:pic>
-                    </a:graphicData>
-                  </a:graphic>
-                </wp:inline>
-              </w:drawing>
-            </w:r>
-          </w:p>
-        </w:tc>
-        <w:tc>
-          <w:tcPr>
-            <w:tcW w:w="890" w:type="dxa"/>
-          </w:tcPr>
-          <w:p>
-            <w:pPr>
-              <w:jc w:val="center"/>
-              <w:rPr>
-                <w:noProof/>
-              </w:rPr>
-            </w:pPr>
-            <w:r>
-              <w:rPr>
-                <w:noProof/>
-                <w:lang w:val="en-US"/>
-              </w:rPr>
-              <w:drawing>
-                <wp:inline distT="0" distB="0" distL="0" distR="0" wp14:anchorId="44BB483F" wp14:editId="27A06F90">
-                  <wp:extent cx="538163" cy="538163"/>
+                            <a:ext cx="540000" cy="540000"/>
+                          </a:xfrm>
+                          <a:prstGeom prst="rect">
+                            <a:avLst/>
+                          </a:prstGeom>
+                          <a:noFill/>
+                          <a:ln>
+                            <a:noFill/>
+                          </a:ln>
+                        </pic:spPr>
+                      </pic:pic>
+                    </a:graphicData>
+                  </a:graphic>
+                </wp:inline>
+              </w:drawing>
+            </w:r>
+          </w:p>
+        </w:tc>
+        <w:tc>
+          <w:tcPr>
+            <w:tcW w:w="851" w:type="dxa"/>
+          </w:tcPr>
+          <w:p>
+            <w:pPr>
+              <w:jc w:val="center"/>
+              <w:rPr>
+                <w:noProof/>
+              </w:rPr>
+            </w:pPr>
+            <w:r>
+              <w:rPr>
+                <w:noProof/>
+                <w:lang w:val="en-US"/>
+              </w:rPr>
+              <w:drawing>
+                <wp:inline distT="0" distB="0" distL="0" distR="0" wp14:anchorId="44BB483F" wp14:editId="055D1BC3">
+                  <wp:extent cx="540000" cy="540000"/>
                   <wp:effectExtent l="0" t="0" r="0" b="0"/>
                   <wp:docPr id="87" name="Рисунок 87"/>
                   <wp:cNvGraphicFramePr>
@@ -1335,44 +1357,44 @@
                         <pic:spPr bwMode="auto">
                           <a:xfrm>
                             <a:off x="0" y="0"/>
-                            <a:ext cx="542453" cy="542453"/>
-                          </a:xfrm>
-                          <a:prstGeom prst="rect">
-                            <a:avLst/>
-                          </a:prstGeom>
-                          <a:noFill/>
-                          <a:ln>
-                            <a:noFill/>
-                          </a:ln>
-                        </pic:spPr>
-                      </pic:pic>
-                    </a:graphicData>
-                  </a:graphic>
-                </wp:inline>
-              </w:drawing>
-            </w:r>
-          </w:p>
-        </w:tc>
-        <w:tc>
-          <w:tcPr>
-            <w:tcW w:w="889" w:type="dxa"/>
-          </w:tcPr>
-          <w:p>
-            <w:pPr>
-              <w:jc w:val="center"/>
-              <w:rPr>
-                <w:noProof/>
-              </w:rPr>
-            </w:pPr>
-            <w:r>
-              <w:rPr>
-                <w:noProof/>
-                <w:lang w:val="en-US"/>
-              </w:rPr>
-              <w:drawing>
-                <wp:inline distT="0" distB="0" distL="0" distR="0" wp14:anchorId="33E78FD2" wp14:editId="282C789B">
-                  <wp:extent cx="547687" cy="547687"/>
-                  <wp:effectExtent l="0" t="0" r="5080" b="5080"/>
+                            <a:ext cx="540000" cy="540000"/>
+                          </a:xfrm>
+                          <a:prstGeom prst="rect">
+                            <a:avLst/>
+                          </a:prstGeom>
+                          <a:noFill/>
+                          <a:ln>
+                            <a:noFill/>
+                          </a:ln>
+                        </pic:spPr>
+                      </pic:pic>
+                    </a:graphicData>
+                  </a:graphic>
+                </wp:inline>
+              </w:drawing>
+            </w:r>
+          </w:p>
+        </w:tc>
+        <w:tc>
+          <w:tcPr>
+            <w:tcW w:w="851" w:type="dxa"/>
+          </w:tcPr>
+          <w:p>
+            <w:pPr>
+              <w:jc w:val="center"/>
+              <w:rPr>
+                <w:noProof/>
+              </w:rPr>
+            </w:pPr>
+            <w:r>
+              <w:rPr>
+                <w:noProof/>
+                <w:lang w:val="en-US"/>
+              </w:rPr>
+              <w:drawing>
+                <wp:inline distT="0" distB="0" distL="0" distR="0" wp14:anchorId="33E78FD2" wp14:editId="5FFEAC67">
+                  <wp:extent cx="540000" cy="540000"/>
+                  <wp:effectExtent l="0" t="0" r="0" b="0"/>
                   <wp:docPr id="88" name="Рисунок 88"/>
                   <wp:cNvGraphicFramePr>
                     <a:graphicFrameLocks xmlns:a="http://schemas.openxmlformats.org/drawingml/2006/main" noChangeAspect="1"/>
@@ -1402,43 +1424,43 @@
                         <pic:spPr bwMode="auto">
                           <a:xfrm>
                             <a:off x="0" y="0"/>
-                            <a:ext cx="550679" cy="550679"/>
-                          </a:xfrm>
-                          <a:prstGeom prst="rect">
-                            <a:avLst/>
-                          </a:prstGeom>
-                          <a:noFill/>
-                          <a:ln>
-                            <a:noFill/>
-                          </a:ln>
-                        </pic:spPr>
-                      </pic:pic>
-                    </a:graphicData>
-                  </a:graphic>
-                </wp:inline>
-              </w:drawing>
-            </w:r>
-          </w:p>
-        </w:tc>
-        <w:tc>
-          <w:tcPr>
-            <w:tcW w:w="910" w:type="dxa"/>
-          </w:tcPr>
-          <w:p>
-            <w:pPr>
-              <w:jc w:val="center"/>
-              <w:rPr>
-                <w:noProof/>
-              </w:rPr>
-            </w:pPr>
-            <w:r>
-              <w:rPr>
-                <w:noProof/>
-                <w:lang w:val="en-US"/>
-              </w:rPr>
-              <w:drawing>
-                <wp:inline distT="0" distB="0" distL="0" distR="0" wp14:anchorId="5CB77828" wp14:editId="55C207C3">
-                  <wp:extent cx="557212" cy="557212"/>
+                            <a:ext cx="540000" cy="540000"/>
+                          </a:xfrm>
+                          <a:prstGeom prst="rect">
+                            <a:avLst/>
+                          </a:prstGeom>
+                          <a:noFill/>
+                          <a:ln>
+                            <a:noFill/>
+                          </a:ln>
+                        </pic:spPr>
+                      </pic:pic>
+                    </a:graphicData>
+                  </a:graphic>
+                </wp:inline>
+              </w:drawing>
+            </w:r>
+          </w:p>
+        </w:tc>
+        <w:tc>
+          <w:tcPr>
+            <w:tcW w:w="851" w:type="dxa"/>
+          </w:tcPr>
+          <w:p>
+            <w:pPr>
+              <w:jc w:val="center"/>
+              <w:rPr>
+                <w:noProof/>
+              </w:rPr>
+            </w:pPr>
+            <w:r>
+              <w:rPr>
+                <w:noProof/>
+                <w:lang w:val="en-US"/>
+              </w:rPr>
+              <w:drawing>
+                <wp:inline distT="0" distB="0" distL="0" distR="0" wp14:anchorId="5CB77828" wp14:editId="4828DDD5">
+                  <wp:extent cx="540000" cy="540000"/>
                   <wp:effectExtent l="0" t="0" r="0" b="0"/>
                   <wp:docPr id="89" name="Рисунок 89"/>
                   <wp:cNvGraphicFramePr>
@@ -1469,43 +1491,43 @@
                         <pic:spPr bwMode="auto">
                           <a:xfrm>
                             <a:off x="0" y="0"/>
-                            <a:ext cx="564133" cy="564133"/>
-                          </a:xfrm>
-                          <a:prstGeom prst="rect">
-                            <a:avLst/>
-                          </a:prstGeom>
-                          <a:noFill/>
-                          <a:ln>
-                            <a:noFill/>
-                          </a:ln>
-                        </pic:spPr>
-                      </pic:pic>
-                    </a:graphicData>
-                  </a:graphic>
-                </wp:inline>
-              </w:drawing>
-            </w:r>
-          </w:p>
-        </w:tc>
-        <w:tc>
-          <w:tcPr>
-            <w:tcW w:w="892" w:type="dxa"/>
-          </w:tcPr>
-          <w:p>
-            <w:pPr>
-              <w:jc w:val="center"/>
-              <w:rPr>
-                <w:noProof/>
-              </w:rPr>
-            </w:pPr>
-            <w:r>
-              <w:rPr>
-                <w:noProof/>
-                <w:lang w:val="en-US"/>
-              </w:rPr>
-              <w:drawing>
-                <wp:inline distT="0" distB="0" distL="0" distR="0" wp14:anchorId="758C22A1" wp14:editId="2B178738">
-                  <wp:extent cx="556895" cy="556895"/>
+                            <a:ext cx="540000" cy="540000"/>
+                          </a:xfrm>
+                          <a:prstGeom prst="rect">
+                            <a:avLst/>
+                          </a:prstGeom>
+                          <a:noFill/>
+                          <a:ln>
+                            <a:noFill/>
+                          </a:ln>
+                        </pic:spPr>
+                      </pic:pic>
+                    </a:graphicData>
+                  </a:graphic>
+                </wp:inline>
+              </w:drawing>
+            </w:r>
+          </w:p>
+        </w:tc>
+        <w:tc>
+          <w:tcPr>
+            <w:tcW w:w="851" w:type="dxa"/>
+          </w:tcPr>
+          <w:p>
+            <w:pPr>
+              <w:jc w:val="center"/>
+              <w:rPr>
+                <w:noProof/>
+              </w:rPr>
+            </w:pPr>
+            <w:r>
+              <w:rPr>
+                <w:noProof/>
+                <w:lang w:val="en-US"/>
+              </w:rPr>
+              <w:drawing>
+                <wp:inline distT="0" distB="0" distL="0" distR="0" wp14:anchorId="758C22A1" wp14:editId="62D31C3A">
+                  <wp:extent cx="540000" cy="540000"/>
                   <wp:effectExtent l="0" t="0" r="0" b="0"/>
                   <wp:docPr id="90" name="Рисунок 90"/>
                   <wp:cNvGraphicFramePr>
@@ -1536,43 +1558,43 @@
                         <pic:spPr bwMode="auto">
                           <a:xfrm flipV="1">
                             <a:off x="0" y="0"/>
-                            <a:ext cx="564860" cy="564860"/>
-                          </a:xfrm>
-                          <a:prstGeom prst="rect">
-                            <a:avLst/>
-                          </a:prstGeom>
-                          <a:noFill/>
-                          <a:ln>
-                            <a:noFill/>
-                          </a:ln>
-                        </pic:spPr>
-                      </pic:pic>
-                    </a:graphicData>
-                  </a:graphic>
-                </wp:inline>
-              </w:drawing>
-            </w:r>
-          </w:p>
-        </w:tc>
-        <w:tc>
-          <w:tcPr>
-            <w:tcW w:w="910" w:type="dxa"/>
-          </w:tcPr>
-          <w:p>
-            <w:pPr>
-              <w:jc w:val="center"/>
-              <w:rPr>
-                <w:noProof/>
-              </w:rPr>
-            </w:pPr>
-            <w:r>
-              <w:rPr>
-                <w:noProof/>
-                <w:lang w:val="en-US"/>
-              </w:rPr>
-              <w:drawing>
-                <wp:inline distT="0" distB="0" distL="0" distR="0" wp14:anchorId="1FCDDF00" wp14:editId="3C3DDEF9">
-                  <wp:extent cx="552450" cy="552450"/>
+                            <a:ext cx="540000" cy="540000"/>
+                          </a:xfrm>
+                          <a:prstGeom prst="rect">
+                            <a:avLst/>
+                          </a:prstGeom>
+                          <a:noFill/>
+                          <a:ln>
+                            <a:noFill/>
+                          </a:ln>
+                        </pic:spPr>
+                      </pic:pic>
+                    </a:graphicData>
+                  </a:graphic>
+                </wp:inline>
+              </w:drawing>
+            </w:r>
+          </w:p>
+        </w:tc>
+        <w:tc>
+          <w:tcPr>
+            <w:tcW w:w="851" w:type="dxa"/>
+          </w:tcPr>
+          <w:p>
+            <w:pPr>
+              <w:jc w:val="center"/>
+              <w:rPr>
+                <w:noProof/>
+              </w:rPr>
+            </w:pPr>
+            <w:r>
+              <w:rPr>
+                <w:noProof/>
+                <w:lang w:val="en-US"/>
+              </w:rPr>
+              <w:drawing>
+                <wp:inline distT="0" distB="0" distL="0" distR="0" wp14:anchorId="1FCDDF00" wp14:editId="57EED3D5">
+                  <wp:extent cx="540000" cy="540000"/>
                   <wp:effectExtent l="0" t="0" r="0" b="0"/>
                   <wp:docPr id="91" name="Рисунок 91"/>
                   <wp:cNvGraphicFramePr>
@@ -1603,7 +1625,7 @@
                         <pic:spPr bwMode="auto">
                           <a:xfrm>
                             <a:off x="0" y="0"/>
-                            <a:ext cx="556377" cy="556377"/>
+                            <a:ext cx="540000" cy="540000"/>
                           </a:xfrm>
                           <a:prstGeom prst="rect">
                             <a:avLst/>
@@ -1623,25 +1645,28 @@
         </w:tc>
       </w:tr>
       <w:tr>
-        <w:tc>
-          <w:tcPr>
-            <w:tcW w:w="880" w:type="dxa"/>
-          </w:tcPr>
-          <w:p>
-            <w:pPr>
-              <w:jc w:val="center"/>
-              <w:rPr>
-                <w:noProof/>
-              </w:rPr>
-            </w:pPr>
-            <w:r>
-              <w:rPr>
-                <w:noProof/>
-                <w:lang w:val="en-US"/>
-              </w:rPr>
-              <w:drawing>
-                <wp:inline distT="0" distB="0" distL="0" distR="0" wp14:anchorId="3FCAFB2E" wp14:editId="2A066DEF">
-                  <wp:extent cx="555372" cy="555372"/>
+        <w:trPr>
+          <w:trHeight w:hRule="exact" w:val="851"/>
+        </w:trPr>
+        <w:tc>
+          <w:tcPr>
+            <w:tcW w:w="851" w:type="dxa"/>
+          </w:tcPr>
+          <w:p>
+            <w:pPr>
+              <w:jc w:val="center"/>
+              <w:rPr>
+                <w:noProof/>
+              </w:rPr>
+            </w:pPr>
+            <w:r>
+              <w:rPr>
+                <w:noProof/>
+                <w:lang w:val="en-US"/>
+              </w:rPr>
+              <w:drawing>
+                <wp:inline distT="0" distB="0" distL="0" distR="0" wp14:anchorId="3FCAFB2E" wp14:editId="3B652FC5">
+                  <wp:extent cx="540000" cy="540000"/>
                   <wp:effectExtent l="0" t="0" r="0" b="0"/>
                   <wp:docPr id="92" name="Рисунок 92"/>
                   <wp:cNvGraphicFramePr>
@@ -1672,43 +1697,44 @@
                         <pic:spPr bwMode="auto">
                           <a:xfrm>
                             <a:off x="0" y="0"/>
-                            <a:ext cx="571217" cy="571217"/>
-                          </a:xfrm>
-                          <a:prstGeom prst="rect">
-                            <a:avLst/>
-                          </a:prstGeom>
-                          <a:noFill/>
-                          <a:ln>
-                            <a:noFill/>
-                          </a:ln>
-                        </pic:spPr>
-                      </pic:pic>
-                    </a:graphicData>
-                  </a:graphic>
-                </wp:inline>
-              </w:drawing>
-            </w:r>
-          </w:p>
-        </w:tc>
-        <w:tc>
-          <w:tcPr>
-            <w:tcW w:w="888" w:type="dxa"/>
-          </w:tcPr>
-          <w:p>
-            <w:pPr>
-              <w:jc w:val="center"/>
-              <w:rPr>
-                <w:noProof/>
-              </w:rPr>
-            </w:pPr>
-            <w:r>
-              <w:rPr>
-                <w:noProof/>
-              </w:rPr>
-              <w:drawing>
-                <wp:inline distT="0" distB="0" distL="0" distR="0" wp14:anchorId="04B1054E" wp14:editId="26EF61D1">
-                  <wp:extent cx="549762" cy="549762"/>
-                  <wp:effectExtent l="0" t="0" r="3175" b="3175"/>
+                            <a:ext cx="540000" cy="540000"/>
+                          </a:xfrm>
+                          <a:prstGeom prst="rect">
+                            <a:avLst/>
+                          </a:prstGeom>
+                          <a:noFill/>
+                          <a:ln>
+                            <a:noFill/>
+                          </a:ln>
+                        </pic:spPr>
+                      </pic:pic>
+                    </a:graphicData>
+                  </a:graphic>
+                </wp:inline>
+              </w:drawing>
+            </w:r>
+          </w:p>
+        </w:tc>
+        <w:tc>
+          <w:tcPr>
+            <w:tcW w:w="851" w:type="dxa"/>
+          </w:tcPr>
+          <w:p>
+            <w:pPr>
+              <w:jc w:val="center"/>
+              <w:rPr>
+                <w:noProof/>
+              </w:rPr>
+            </w:pPr>
+            <w:r>
+              <w:rPr>
+                <w:noProof/>
+                <w:lang w:val="en-US"/>
+              </w:rPr>
+              <w:drawing>
+                <wp:inline distT="0" distB="0" distL="0" distR="0" wp14:anchorId="04B1054E" wp14:editId="33E65BA1">
+                  <wp:extent cx="540000" cy="540000"/>
+                  <wp:effectExtent l="0" t="0" r="0" b="0"/>
                   <wp:docPr id="93" name="Рисунок 93"/>
                   <wp:cNvGraphicFramePr>
                     <a:graphicFrameLocks xmlns:a="http://schemas.openxmlformats.org/drawingml/2006/main" noChangeAspect="1"/>
@@ -1738,43 +1764,44 @@
                         <pic:spPr bwMode="auto">
                           <a:xfrm>
                             <a:off x="0" y="0"/>
-                            <a:ext cx="562262" cy="562262"/>
-                          </a:xfrm>
-                          <a:prstGeom prst="rect">
-                            <a:avLst/>
-                          </a:prstGeom>
-                          <a:noFill/>
-                          <a:ln>
-                            <a:noFill/>
-                          </a:ln>
-                        </pic:spPr>
-                      </pic:pic>
-                    </a:graphicData>
-                  </a:graphic>
-                </wp:inline>
-              </w:drawing>
-            </w:r>
-          </w:p>
-        </w:tc>
-        <w:tc>
-          <w:tcPr>
-            <w:tcW w:w="889" w:type="dxa"/>
-          </w:tcPr>
-          <w:p>
-            <w:pPr>
-              <w:jc w:val="center"/>
-              <w:rPr>
-                <w:noProof/>
-              </w:rPr>
-            </w:pPr>
-            <w:r>
-              <w:rPr>
-                <w:noProof/>
-              </w:rPr>
-              <w:drawing>
-                <wp:inline distT="0" distB="0" distL="0" distR="0" wp14:anchorId="6728BB1E" wp14:editId="1B63ECB1">
-                  <wp:extent cx="549762" cy="549762"/>
-                  <wp:effectExtent l="0" t="0" r="3175" b="3175"/>
+                            <a:ext cx="540000" cy="540000"/>
+                          </a:xfrm>
+                          <a:prstGeom prst="rect">
+                            <a:avLst/>
+                          </a:prstGeom>
+                          <a:noFill/>
+                          <a:ln>
+                            <a:noFill/>
+                          </a:ln>
+                        </pic:spPr>
+                      </pic:pic>
+                    </a:graphicData>
+                  </a:graphic>
+                </wp:inline>
+              </w:drawing>
+            </w:r>
+          </w:p>
+        </w:tc>
+        <w:tc>
+          <w:tcPr>
+            <w:tcW w:w="851" w:type="dxa"/>
+          </w:tcPr>
+          <w:p>
+            <w:pPr>
+              <w:jc w:val="center"/>
+              <w:rPr>
+                <w:noProof/>
+              </w:rPr>
+            </w:pPr>
+            <w:r>
+              <w:rPr>
+                <w:noProof/>
+                <w:lang w:val="en-US"/>
+              </w:rPr>
+              <w:drawing>
+                <wp:inline distT="0" distB="0" distL="0" distR="0" wp14:anchorId="6728BB1E" wp14:editId="2755F8C5">
+                  <wp:extent cx="540000" cy="540000"/>
+                  <wp:effectExtent l="0" t="0" r="0" b="0"/>
                   <wp:docPr id="94" name="Рисунок 94"/>
                   <wp:cNvGraphicFramePr>
                     <a:graphicFrameLocks xmlns:a="http://schemas.openxmlformats.org/drawingml/2006/main" noChangeAspect="1"/>
@@ -1804,43 +1831,44 @@
                         <pic:spPr bwMode="auto">
                           <a:xfrm>
                             <a:off x="0" y="0"/>
-                            <a:ext cx="556101" cy="556101"/>
-                          </a:xfrm>
-                          <a:prstGeom prst="rect">
-                            <a:avLst/>
-                          </a:prstGeom>
-                          <a:noFill/>
-                          <a:ln>
-                            <a:noFill/>
-                          </a:ln>
-                        </pic:spPr>
-                      </pic:pic>
-                    </a:graphicData>
-                  </a:graphic>
-                </wp:inline>
-              </w:drawing>
-            </w:r>
-          </w:p>
-        </w:tc>
-        <w:tc>
-          <w:tcPr>
-            <w:tcW w:w="889" w:type="dxa"/>
-          </w:tcPr>
-          <w:p>
-            <w:pPr>
-              <w:jc w:val="center"/>
-              <w:rPr>
-                <w:noProof/>
-              </w:rPr>
-            </w:pPr>
-            <w:r>
-              <w:rPr>
-                <w:noProof/>
-              </w:rPr>
-              <w:drawing>
-                <wp:inline distT="0" distB="0" distL="0" distR="0" wp14:anchorId="5688E6BB" wp14:editId="5B7642AA">
-                  <wp:extent cx="549762" cy="549762"/>
-                  <wp:effectExtent l="0" t="0" r="3175" b="3175"/>
+                            <a:ext cx="540000" cy="540000"/>
+                          </a:xfrm>
+                          <a:prstGeom prst="rect">
+                            <a:avLst/>
+                          </a:prstGeom>
+                          <a:noFill/>
+                          <a:ln>
+                            <a:noFill/>
+                          </a:ln>
+                        </pic:spPr>
+                      </pic:pic>
+                    </a:graphicData>
+                  </a:graphic>
+                </wp:inline>
+              </w:drawing>
+            </w:r>
+          </w:p>
+        </w:tc>
+        <w:tc>
+          <w:tcPr>
+            <w:tcW w:w="851" w:type="dxa"/>
+          </w:tcPr>
+          <w:p>
+            <w:pPr>
+              <w:jc w:val="center"/>
+              <w:rPr>
+                <w:noProof/>
+              </w:rPr>
+            </w:pPr>
+            <w:r>
+              <w:rPr>
+                <w:noProof/>
+                <w:lang w:val="en-US"/>
+              </w:rPr>
+              <w:drawing>
+                <wp:inline distT="0" distB="0" distL="0" distR="0" wp14:anchorId="5688E6BB" wp14:editId="283569C5">
+                  <wp:extent cx="540000" cy="540000"/>
+                  <wp:effectExtent l="0" t="0" r="0" b="0"/>
                   <wp:docPr id="95" name="Рисунок 95"/>
                   <wp:cNvGraphicFramePr>
                     <a:graphicFrameLocks xmlns:a="http://schemas.openxmlformats.org/drawingml/2006/main" noChangeAspect="1"/>
@@ -1870,43 +1898,44 @@
                         <pic:spPr bwMode="auto">
                           <a:xfrm>
                             <a:off x="0" y="0"/>
-                            <a:ext cx="556638" cy="556638"/>
-                          </a:xfrm>
-                          <a:prstGeom prst="rect">
-                            <a:avLst/>
-                          </a:prstGeom>
-                          <a:noFill/>
-                          <a:ln>
-                            <a:noFill/>
-                          </a:ln>
-                        </pic:spPr>
-                      </pic:pic>
-                    </a:graphicData>
-                  </a:graphic>
-                </wp:inline>
-              </w:drawing>
-            </w:r>
-          </w:p>
-        </w:tc>
-        <w:tc>
-          <w:tcPr>
-            <w:tcW w:w="910" w:type="dxa"/>
-          </w:tcPr>
-          <w:p>
-            <w:pPr>
-              <w:jc w:val="center"/>
-              <w:rPr>
-                <w:noProof/>
-              </w:rPr>
-            </w:pPr>
-            <w:r>
-              <w:rPr>
-                <w:noProof/>
-              </w:rPr>
-              <w:drawing>
-                <wp:inline distT="0" distB="0" distL="0" distR="0" wp14:anchorId="3AF3DFC2" wp14:editId="27FCA776">
-                  <wp:extent cx="549762" cy="549762"/>
-                  <wp:effectExtent l="0" t="0" r="3175" b="3175"/>
+                            <a:ext cx="540000" cy="540000"/>
+                          </a:xfrm>
+                          <a:prstGeom prst="rect">
+                            <a:avLst/>
+                          </a:prstGeom>
+                          <a:noFill/>
+                          <a:ln>
+                            <a:noFill/>
+                          </a:ln>
+                        </pic:spPr>
+                      </pic:pic>
+                    </a:graphicData>
+                  </a:graphic>
+                </wp:inline>
+              </w:drawing>
+            </w:r>
+          </w:p>
+        </w:tc>
+        <w:tc>
+          <w:tcPr>
+            <w:tcW w:w="851" w:type="dxa"/>
+          </w:tcPr>
+          <w:p>
+            <w:pPr>
+              <w:jc w:val="center"/>
+              <w:rPr>
+                <w:noProof/>
+              </w:rPr>
+            </w:pPr>
+            <w:r>
+              <w:rPr>
+                <w:noProof/>
+                <w:lang w:val="en-US"/>
+              </w:rPr>
+              <w:drawing>
+                <wp:inline distT="0" distB="0" distL="0" distR="0" wp14:anchorId="3AF3DFC2" wp14:editId="242779FE">
+                  <wp:extent cx="540000" cy="540000"/>
+                  <wp:effectExtent l="0" t="0" r="0" b="0"/>
                   <wp:docPr id="96" name="Рисунок 96"/>
                   <wp:cNvGraphicFramePr>
                     <a:graphicFrameLocks xmlns:a="http://schemas.openxmlformats.org/drawingml/2006/main" noChangeAspect="1"/>
@@ -1936,43 +1965,44 @@
                         <pic:spPr bwMode="auto">
                           <a:xfrm>
                             <a:off x="0" y="0"/>
-                            <a:ext cx="555426" cy="555426"/>
-                          </a:xfrm>
-                          <a:prstGeom prst="rect">
-                            <a:avLst/>
-                          </a:prstGeom>
-                          <a:noFill/>
-                          <a:ln>
-                            <a:noFill/>
-                          </a:ln>
-                        </pic:spPr>
-                      </pic:pic>
-                    </a:graphicData>
-                  </a:graphic>
-                </wp:inline>
-              </w:drawing>
-            </w:r>
-          </w:p>
-        </w:tc>
-        <w:tc>
-          <w:tcPr>
-            <w:tcW w:w="910" w:type="dxa"/>
-          </w:tcPr>
-          <w:p>
-            <w:pPr>
-              <w:jc w:val="center"/>
-              <w:rPr>
-                <w:noProof/>
-              </w:rPr>
-            </w:pPr>
-            <w:r>
-              <w:rPr>
-                <w:noProof/>
-              </w:rPr>
-              <w:drawing>
-                <wp:inline distT="0" distB="0" distL="0" distR="0" wp14:anchorId="7C06C760" wp14:editId="04AF327D">
-                  <wp:extent cx="549762" cy="549762"/>
-                  <wp:effectExtent l="0" t="0" r="3175" b="3175"/>
+                            <a:ext cx="540000" cy="540000"/>
+                          </a:xfrm>
+                          <a:prstGeom prst="rect">
+                            <a:avLst/>
+                          </a:prstGeom>
+                          <a:noFill/>
+                          <a:ln>
+                            <a:noFill/>
+                          </a:ln>
+                        </pic:spPr>
+                      </pic:pic>
+                    </a:graphicData>
+                  </a:graphic>
+                </wp:inline>
+              </w:drawing>
+            </w:r>
+          </w:p>
+        </w:tc>
+        <w:tc>
+          <w:tcPr>
+            <w:tcW w:w="851" w:type="dxa"/>
+          </w:tcPr>
+          <w:p>
+            <w:pPr>
+              <w:jc w:val="center"/>
+              <w:rPr>
+                <w:noProof/>
+              </w:rPr>
+            </w:pPr>
+            <w:r>
+              <w:rPr>
+                <w:noProof/>
+                <w:lang w:val="en-US"/>
+              </w:rPr>
+              <w:drawing>
+                <wp:inline distT="0" distB="0" distL="0" distR="0" wp14:anchorId="7C06C760" wp14:editId="197FCD6F">
+                  <wp:extent cx="540000" cy="540000"/>
+                  <wp:effectExtent l="0" t="0" r="0" b="0"/>
                   <wp:docPr id="97" name="Рисунок 97"/>
                   <wp:cNvGraphicFramePr>
                     <a:graphicFrameLocks xmlns:a="http://schemas.openxmlformats.org/drawingml/2006/main" noChangeAspect="1"/>
@@ -2002,43 +2032,44 @@
                         <pic:spPr bwMode="auto">
                           <a:xfrm>
                             <a:off x="0" y="0"/>
-                            <a:ext cx="562153" cy="562153"/>
-                          </a:xfrm>
-                          <a:prstGeom prst="rect">
-                            <a:avLst/>
-                          </a:prstGeom>
-                          <a:noFill/>
-                          <a:ln>
-                            <a:noFill/>
-                          </a:ln>
-                        </pic:spPr>
-                      </pic:pic>
-                    </a:graphicData>
-                  </a:graphic>
-                </wp:inline>
-              </w:drawing>
-            </w:r>
-          </w:p>
-        </w:tc>
-        <w:tc>
-          <w:tcPr>
-            <w:tcW w:w="889" w:type="dxa"/>
-          </w:tcPr>
-          <w:p>
-            <w:pPr>
-              <w:jc w:val="center"/>
-              <w:rPr>
-                <w:noProof/>
-              </w:rPr>
-            </w:pPr>
-            <w:r>
-              <w:rPr>
-                <w:noProof/>
-              </w:rPr>
-              <w:drawing>
-                <wp:inline distT="0" distB="0" distL="0" distR="0" wp14:anchorId="13627DCA" wp14:editId="0EA4D7EE">
-                  <wp:extent cx="549762" cy="549762"/>
-                  <wp:effectExtent l="0" t="0" r="3175" b="3175"/>
+                            <a:ext cx="540000" cy="540000"/>
+                          </a:xfrm>
+                          <a:prstGeom prst="rect">
+                            <a:avLst/>
+                          </a:prstGeom>
+                          <a:noFill/>
+                          <a:ln>
+                            <a:noFill/>
+                          </a:ln>
+                        </pic:spPr>
+                      </pic:pic>
+                    </a:graphicData>
+                  </a:graphic>
+                </wp:inline>
+              </w:drawing>
+            </w:r>
+          </w:p>
+        </w:tc>
+        <w:tc>
+          <w:tcPr>
+            <w:tcW w:w="851" w:type="dxa"/>
+          </w:tcPr>
+          <w:p>
+            <w:pPr>
+              <w:jc w:val="center"/>
+              <w:rPr>
+                <w:noProof/>
+              </w:rPr>
+            </w:pPr>
+            <w:r>
+              <w:rPr>
+                <w:noProof/>
+                <w:lang w:val="en-US"/>
+              </w:rPr>
+              <w:drawing>
+                <wp:inline distT="0" distB="0" distL="0" distR="0" wp14:anchorId="13627DCA" wp14:editId="56F8CBBA">
+                  <wp:extent cx="540000" cy="540000"/>
+                  <wp:effectExtent l="0" t="0" r="0" b="0"/>
                   <wp:docPr id="98" name="Рисунок 98"/>
                   <wp:cNvGraphicFramePr>
                     <a:graphicFrameLocks xmlns:a="http://schemas.openxmlformats.org/drawingml/2006/main" noChangeAspect="1"/>
@@ -2068,43 +2099,44 @@
                         <pic:spPr bwMode="auto">
                           <a:xfrm>
                             <a:off x="0" y="0"/>
-                            <a:ext cx="556687" cy="556687"/>
-                          </a:xfrm>
-                          <a:prstGeom prst="rect">
-                            <a:avLst/>
-                          </a:prstGeom>
-                          <a:noFill/>
-                          <a:ln>
-                            <a:noFill/>
-                          </a:ln>
-                        </pic:spPr>
-                      </pic:pic>
-                    </a:graphicData>
-                  </a:graphic>
-                </wp:inline>
-              </w:drawing>
-            </w:r>
-          </w:p>
-        </w:tc>
-        <w:tc>
-          <w:tcPr>
-            <w:tcW w:w="890" w:type="dxa"/>
-          </w:tcPr>
-          <w:p>
-            <w:pPr>
-              <w:jc w:val="center"/>
-              <w:rPr>
-                <w:noProof/>
-                <w:lang w:val="en-US"/>
-              </w:rPr>
-            </w:pPr>
-            <w:r>
-              <w:rPr>
-                <w:noProof/>
-              </w:rPr>
-              <w:drawing>
-                <wp:inline distT="0" distB="0" distL="0" distR="0" wp14:anchorId="030C1780" wp14:editId="5525ED8F">
-                  <wp:extent cx="553720" cy="553720"/>
+                            <a:ext cx="540000" cy="540000"/>
+                          </a:xfrm>
+                          <a:prstGeom prst="rect">
+                            <a:avLst/>
+                          </a:prstGeom>
+                          <a:noFill/>
+                          <a:ln>
+                            <a:noFill/>
+                          </a:ln>
+                        </pic:spPr>
+                      </pic:pic>
+                    </a:graphicData>
+                  </a:graphic>
+                </wp:inline>
+              </w:drawing>
+            </w:r>
+          </w:p>
+        </w:tc>
+        <w:tc>
+          <w:tcPr>
+            <w:tcW w:w="851" w:type="dxa"/>
+          </w:tcPr>
+          <w:p>
+            <w:pPr>
+              <w:jc w:val="center"/>
+              <w:rPr>
+                <w:noProof/>
+                <w:lang w:val="en-US"/>
+              </w:rPr>
+            </w:pPr>
+            <w:r>
+              <w:rPr>
+                <w:noProof/>
+                <w:lang w:val="en-US"/>
+              </w:rPr>
+              <w:drawing>
+                <wp:inline distT="0" distB="0" distL="0" distR="0" wp14:anchorId="030C1780" wp14:editId="21AC8573">
+                  <wp:extent cx="540000" cy="540000"/>
                   <wp:effectExtent l="0" t="0" r="0" b="0"/>
                   <wp:docPr id="99" name="Рисунок 99"/>
                   <wp:cNvGraphicFramePr>
@@ -2135,43 +2167,44 @@
                         <pic:spPr bwMode="auto">
                           <a:xfrm>
                             <a:off x="0" y="0"/>
-                            <a:ext cx="563197" cy="563197"/>
-                          </a:xfrm>
-                          <a:prstGeom prst="rect">
-                            <a:avLst/>
-                          </a:prstGeom>
-                          <a:noFill/>
-                          <a:ln>
-                            <a:noFill/>
-                          </a:ln>
-                        </pic:spPr>
-                      </pic:pic>
-                    </a:graphicData>
-                  </a:graphic>
-                </wp:inline>
-              </w:drawing>
-            </w:r>
-          </w:p>
-        </w:tc>
-        <w:tc>
-          <w:tcPr>
-            <w:tcW w:w="889" w:type="dxa"/>
-          </w:tcPr>
-          <w:p>
-            <w:pPr>
-              <w:jc w:val="center"/>
-              <w:rPr>
-                <w:noProof/>
-                <w:lang w:val="en-US"/>
-              </w:rPr>
-            </w:pPr>
-            <w:r>
-              <w:rPr>
-                <w:noProof/>
-              </w:rPr>
-              <w:drawing>
-                <wp:inline distT="0" distB="0" distL="0" distR="0" wp14:anchorId="1E799BAD" wp14:editId="39034B91">
-                  <wp:extent cx="552450" cy="552450"/>
+                            <a:ext cx="540000" cy="540000"/>
+                          </a:xfrm>
+                          <a:prstGeom prst="rect">
+                            <a:avLst/>
+                          </a:prstGeom>
+                          <a:noFill/>
+                          <a:ln>
+                            <a:noFill/>
+                          </a:ln>
+                        </pic:spPr>
+                      </pic:pic>
+                    </a:graphicData>
+                  </a:graphic>
+                </wp:inline>
+              </w:drawing>
+            </w:r>
+          </w:p>
+        </w:tc>
+        <w:tc>
+          <w:tcPr>
+            <w:tcW w:w="851" w:type="dxa"/>
+          </w:tcPr>
+          <w:p>
+            <w:pPr>
+              <w:jc w:val="center"/>
+              <w:rPr>
+                <w:noProof/>
+                <w:lang w:val="en-US"/>
+              </w:rPr>
+            </w:pPr>
+            <w:r>
+              <w:rPr>
+                <w:noProof/>
+                <w:lang w:val="en-US"/>
+              </w:rPr>
+              <w:drawing>
+                <wp:inline distT="0" distB="0" distL="0" distR="0" wp14:anchorId="1E799BAD" wp14:editId="72884F50">
+                  <wp:extent cx="540000" cy="540000"/>
                   <wp:effectExtent l="0" t="0" r="0" b="0"/>
                   <wp:docPr id="100" name="Рисунок 100"/>
                   <wp:cNvGraphicFramePr>
@@ -2202,43 +2235,44 @@
                         <pic:spPr bwMode="auto">
                           <a:xfrm>
                             <a:off x="0" y="0"/>
-                            <a:ext cx="557304" cy="557304"/>
-                          </a:xfrm>
-                          <a:prstGeom prst="rect">
-                            <a:avLst/>
-                          </a:prstGeom>
-                          <a:noFill/>
-                          <a:ln>
-                            <a:noFill/>
-                          </a:ln>
-                        </pic:spPr>
-                      </pic:pic>
-                    </a:graphicData>
-                  </a:graphic>
-                </wp:inline>
-              </w:drawing>
-            </w:r>
-          </w:p>
-        </w:tc>
-        <w:tc>
-          <w:tcPr>
-            <w:tcW w:w="910" w:type="dxa"/>
-          </w:tcPr>
-          <w:p>
-            <w:pPr>
-              <w:jc w:val="center"/>
-              <w:rPr>
-                <w:noProof/>
-                <w:lang w:val="en-US"/>
-              </w:rPr>
-            </w:pPr>
-            <w:r>
-              <w:rPr>
-                <w:noProof/>
-              </w:rPr>
-              <w:drawing>
-                <wp:inline distT="0" distB="0" distL="0" distR="0" wp14:anchorId="0BF483D9" wp14:editId="7458A498">
-                  <wp:extent cx="556895" cy="556895"/>
+                            <a:ext cx="540000" cy="540000"/>
+                          </a:xfrm>
+                          <a:prstGeom prst="rect">
+                            <a:avLst/>
+                          </a:prstGeom>
+                          <a:noFill/>
+                          <a:ln>
+                            <a:noFill/>
+                          </a:ln>
+                        </pic:spPr>
+                      </pic:pic>
+                    </a:graphicData>
+                  </a:graphic>
+                </wp:inline>
+              </w:drawing>
+            </w:r>
+          </w:p>
+        </w:tc>
+        <w:tc>
+          <w:tcPr>
+            <w:tcW w:w="851" w:type="dxa"/>
+          </w:tcPr>
+          <w:p>
+            <w:pPr>
+              <w:jc w:val="center"/>
+              <w:rPr>
+                <w:noProof/>
+                <w:lang w:val="en-US"/>
+              </w:rPr>
+            </w:pPr>
+            <w:r>
+              <w:rPr>
+                <w:noProof/>
+                <w:lang w:val="en-US"/>
+              </w:rPr>
+              <w:drawing>
+                <wp:inline distT="0" distB="0" distL="0" distR="0" wp14:anchorId="0BF483D9" wp14:editId="7257954A">
+                  <wp:extent cx="540000" cy="540000"/>
                   <wp:effectExtent l="0" t="0" r="0" b="0"/>
                   <wp:docPr id="101" name="Рисунок 101"/>
                   <wp:cNvGraphicFramePr>
@@ -2269,43 +2303,44 @@
                         <pic:spPr bwMode="auto">
                           <a:xfrm>
                             <a:off x="0" y="0"/>
-                            <a:ext cx="566483" cy="566483"/>
-                          </a:xfrm>
-                          <a:prstGeom prst="rect">
-                            <a:avLst/>
-                          </a:prstGeom>
-                          <a:noFill/>
-                          <a:ln>
-                            <a:noFill/>
-                          </a:ln>
-                        </pic:spPr>
-                      </pic:pic>
-                    </a:graphicData>
-                  </a:graphic>
-                </wp:inline>
-              </w:drawing>
-            </w:r>
-          </w:p>
-        </w:tc>
-        <w:tc>
-          <w:tcPr>
-            <w:tcW w:w="892" w:type="dxa"/>
-          </w:tcPr>
-          <w:p>
-            <w:pPr>
-              <w:jc w:val="center"/>
-              <w:rPr>
-                <w:noProof/>
-                <w:lang w:val="en-US"/>
-              </w:rPr>
-            </w:pPr>
-            <w:r>
-              <w:rPr>
-                <w:noProof/>
-              </w:rPr>
-              <w:drawing>
-                <wp:inline distT="0" distB="0" distL="0" distR="0" wp14:anchorId="1A8DF81B" wp14:editId="2087A1D8">
-                  <wp:extent cx="556895" cy="556895"/>
+                            <a:ext cx="540000" cy="540000"/>
+                          </a:xfrm>
+                          <a:prstGeom prst="rect">
+                            <a:avLst/>
+                          </a:prstGeom>
+                          <a:noFill/>
+                          <a:ln>
+                            <a:noFill/>
+                          </a:ln>
+                        </pic:spPr>
+                      </pic:pic>
+                    </a:graphicData>
+                  </a:graphic>
+                </wp:inline>
+              </w:drawing>
+            </w:r>
+          </w:p>
+        </w:tc>
+        <w:tc>
+          <w:tcPr>
+            <w:tcW w:w="851" w:type="dxa"/>
+          </w:tcPr>
+          <w:p>
+            <w:pPr>
+              <w:jc w:val="center"/>
+              <w:rPr>
+                <w:noProof/>
+                <w:lang w:val="en-US"/>
+              </w:rPr>
+            </w:pPr>
+            <w:r>
+              <w:rPr>
+                <w:noProof/>
+                <w:lang w:val="en-US"/>
+              </w:rPr>
+              <w:drawing>
+                <wp:inline distT="0" distB="0" distL="0" distR="0" wp14:anchorId="1A8DF81B" wp14:editId="25072102">
+                  <wp:extent cx="540000" cy="540000"/>
                   <wp:effectExtent l="0" t="0" r="0" b="0"/>
                   <wp:docPr id="102" name="Рисунок 102"/>
                   <wp:cNvGraphicFramePr>
@@ -2336,43 +2371,44 @@
                         <pic:spPr bwMode="auto">
                           <a:xfrm flipV="1">
                             <a:off x="0" y="0"/>
-                            <a:ext cx="565409" cy="565409"/>
-                          </a:xfrm>
-                          <a:prstGeom prst="rect">
-                            <a:avLst/>
-                          </a:prstGeom>
-                          <a:noFill/>
-                          <a:ln>
-                            <a:noFill/>
-                          </a:ln>
-                        </pic:spPr>
-                      </pic:pic>
-                    </a:graphicData>
-                  </a:graphic>
-                </wp:inline>
-              </w:drawing>
-            </w:r>
-          </w:p>
-        </w:tc>
-        <w:tc>
-          <w:tcPr>
-            <w:tcW w:w="910" w:type="dxa"/>
-          </w:tcPr>
-          <w:p>
-            <w:pPr>
-              <w:jc w:val="center"/>
-              <w:rPr>
-                <w:noProof/>
-              </w:rPr>
-            </w:pPr>
-            <w:r>
-              <w:rPr>
-                <w:noProof/>
-              </w:rPr>
-              <w:drawing>
-                <wp:inline distT="0" distB="0" distL="0" distR="0" wp14:anchorId="4245851C" wp14:editId="56290E52">
-                  <wp:extent cx="561975" cy="561975"/>
-                  <wp:effectExtent l="0" t="0" r="9525" b="9525"/>
+                            <a:ext cx="540000" cy="540000"/>
+                          </a:xfrm>
+                          <a:prstGeom prst="rect">
+                            <a:avLst/>
+                          </a:prstGeom>
+                          <a:noFill/>
+                          <a:ln>
+                            <a:noFill/>
+                          </a:ln>
+                        </pic:spPr>
+                      </pic:pic>
+                    </a:graphicData>
+                  </a:graphic>
+                </wp:inline>
+              </w:drawing>
+            </w:r>
+          </w:p>
+        </w:tc>
+        <w:tc>
+          <w:tcPr>
+            <w:tcW w:w="851" w:type="dxa"/>
+          </w:tcPr>
+          <w:p>
+            <w:pPr>
+              <w:jc w:val="center"/>
+              <w:rPr>
+                <w:noProof/>
+              </w:rPr>
+            </w:pPr>
+            <w:r>
+              <w:rPr>
+                <w:noProof/>
+                <w:lang w:val="en-US"/>
+              </w:rPr>
+              <w:drawing>
+                <wp:inline distT="0" distB="0" distL="0" distR="0" wp14:anchorId="4245851C" wp14:editId="1D8A1D93">
+                  <wp:extent cx="540000" cy="540000"/>
+                  <wp:effectExtent l="0" t="0" r="0" b="0"/>
                   <wp:docPr id="103" name="Рисунок 103"/>
                   <wp:cNvGraphicFramePr>
                     <a:graphicFrameLocks xmlns:a="http://schemas.openxmlformats.org/drawingml/2006/main" noChangeAspect="1"/>
@@ -2402,7 +2438,7 @@
                         <pic:spPr bwMode="auto">
                           <a:xfrm>
                             <a:off x="0" y="0"/>
-                            <a:ext cx="569631" cy="569631"/>
+                            <a:ext cx="540000" cy="540000"/>
                           </a:xfrm>
                           <a:prstGeom prst="rect">
                             <a:avLst/>
@@ -2422,27 +2458,30 @@
         </w:tc>
       </w:tr>
       <w:tr>
-        <w:tc>
-          <w:tcPr>
-            <w:tcW w:w="880" w:type="dxa"/>
-          </w:tcPr>
-          <w:p>
-            <w:pPr>
-              <w:jc w:val="center"/>
-              <w:rPr>
-                <w:noProof/>
-                <w:lang w:val="en-US"/>
-              </w:rPr>
-            </w:pPr>
-            <w:r>
-              <w:rPr>
-                <w:noProof/>
-                <w:lang w:val="en-US"/>
-              </w:rPr>
-              <w:drawing>
-                <wp:inline distT="0" distB="0" distL="0" distR="0" wp14:anchorId="5ADF0758" wp14:editId="79B5B1B8">
-                  <wp:extent cx="546265" cy="546265"/>
-                  <wp:effectExtent l="0" t="0" r="6350" b="6350"/>
+        <w:trPr>
+          <w:trHeight w:hRule="exact" w:val="851"/>
+        </w:trPr>
+        <w:tc>
+          <w:tcPr>
+            <w:tcW w:w="851" w:type="dxa"/>
+          </w:tcPr>
+          <w:p>
+            <w:pPr>
+              <w:jc w:val="center"/>
+              <w:rPr>
+                <w:noProof/>
+                <w:lang w:val="en-US"/>
+              </w:rPr>
+            </w:pPr>
+            <w:r>
+              <w:rPr>
+                <w:noProof/>
+                <w:lang w:val="en-US"/>
+              </w:rPr>
+              <w:drawing>
+                <wp:inline distT="0" distB="0" distL="0" distR="0" wp14:anchorId="5ADF0758" wp14:editId="569D4DB1">
+                  <wp:extent cx="540000" cy="540000"/>
+                  <wp:effectExtent l="0" t="0" r="0" b="0"/>
                   <wp:docPr id="104" name="Рисунок 104"/>
                   <wp:cNvGraphicFramePr>
                     <a:graphicFrameLocks xmlns:a="http://schemas.openxmlformats.org/drawingml/2006/main" noChangeAspect="1"/>
@@ -2472,42 +2511,43 @@
                         <pic:spPr bwMode="auto">
                           <a:xfrm>
                             <a:off x="0" y="0"/>
-                            <a:ext cx="570731" cy="570731"/>
-                          </a:xfrm>
-                          <a:prstGeom prst="rect">
-                            <a:avLst/>
-                          </a:prstGeom>
-                          <a:noFill/>
-                          <a:ln>
-                            <a:noFill/>
-                          </a:ln>
-                        </pic:spPr>
-                      </pic:pic>
-                    </a:graphicData>
-                  </a:graphic>
-                </wp:inline>
-              </w:drawing>
-            </w:r>
-          </w:p>
-        </w:tc>
-        <w:tc>
-          <w:tcPr>
-            <w:tcW w:w="888" w:type="dxa"/>
-          </w:tcPr>
-          <w:p>
-            <w:pPr>
-              <w:jc w:val="center"/>
-              <w:rPr>
-                <w:noProof/>
-              </w:rPr>
-            </w:pPr>
-            <w:r>
-              <w:rPr>
-                <w:noProof/>
-              </w:rPr>
-              <w:drawing>
-                <wp:inline distT="0" distB="0" distL="0" distR="0" wp14:anchorId="07EA74F5" wp14:editId="5FA260EC">
-                  <wp:extent cx="558141" cy="558141"/>
+                            <a:ext cx="540000" cy="540000"/>
+                          </a:xfrm>
+                          <a:prstGeom prst="rect">
+                            <a:avLst/>
+                          </a:prstGeom>
+                          <a:noFill/>
+                          <a:ln>
+                            <a:noFill/>
+                          </a:ln>
+                        </pic:spPr>
+                      </pic:pic>
+                    </a:graphicData>
+                  </a:graphic>
+                </wp:inline>
+              </w:drawing>
+            </w:r>
+          </w:p>
+        </w:tc>
+        <w:tc>
+          <w:tcPr>
+            <w:tcW w:w="851" w:type="dxa"/>
+          </w:tcPr>
+          <w:p>
+            <w:pPr>
+              <w:jc w:val="center"/>
+              <w:rPr>
+                <w:noProof/>
+              </w:rPr>
+            </w:pPr>
+            <w:r>
+              <w:rPr>
+                <w:noProof/>
+                <w:lang w:val="en-US"/>
+              </w:rPr>
+              <w:drawing>
+                <wp:inline distT="0" distB="0" distL="0" distR="0" wp14:anchorId="07EA74F5" wp14:editId="6BBA6F77">
+                  <wp:extent cx="540000" cy="540000"/>
                   <wp:effectExtent l="0" t="0" r="0" b="0"/>
                   <wp:docPr id="105" name="Рисунок 105"/>
                   <wp:cNvGraphicFramePr>
@@ -2538,43 +2578,44 @@
                         <pic:spPr bwMode="auto">
                           <a:xfrm>
                             <a:off x="0" y="0"/>
-                            <a:ext cx="564292" cy="564292"/>
-                          </a:xfrm>
-                          <a:prstGeom prst="rect">
-                            <a:avLst/>
-                          </a:prstGeom>
-                          <a:noFill/>
-                          <a:ln>
-                            <a:noFill/>
-                          </a:ln>
-                        </pic:spPr>
-                      </pic:pic>
-                    </a:graphicData>
-                  </a:graphic>
-                </wp:inline>
-              </w:drawing>
-            </w:r>
-          </w:p>
-        </w:tc>
-        <w:tc>
-          <w:tcPr>
-            <w:tcW w:w="889" w:type="dxa"/>
-          </w:tcPr>
-          <w:p>
-            <w:pPr>
-              <w:jc w:val="center"/>
-              <w:rPr>
-                <w:noProof/>
-              </w:rPr>
-            </w:pPr>
-            <w:r>
-              <w:rPr>
-                <w:noProof/>
-              </w:rPr>
-              <w:drawing>
-                <wp:inline distT="0" distB="0" distL="0" distR="0" wp14:anchorId="10577D49" wp14:editId="58435416">
-                  <wp:extent cx="552202" cy="552202"/>
-                  <wp:effectExtent l="0" t="0" r="635" b="635"/>
+                            <a:ext cx="540000" cy="540000"/>
+                          </a:xfrm>
+                          <a:prstGeom prst="rect">
+                            <a:avLst/>
+                          </a:prstGeom>
+                          <a:noFill/>
+                          <a:ln>
+                            <a:noFill/>
+                          </a:ln>
+                        </pic:spPr>
+                      </pic:pic>
+                    </a:graphicData>
+                  </a:graphic>
+                </wp:inline>
+              </w:drawing>
+            </w:r>
+          </w:p>
+        </w:tc>
+        <w:tc>
+          <w:tcPr>
+            <w:tcW w:w="851" w:type="dxa"/>
+          </w:tcPr>
+          <w:p>
+            <w:pPr>
+              <w:jc w:val="center"/>
+              <w:rPr>
+                <w:noProof/>
+              </w:rPr>
+            </w:pPr>
+            <w:r>
+              <w:rPr>
+                <w:noProof/>
+                <w:lang w:val="en-US"/>
+              </w:rPr>
+              <w:drawing>
+                <wp:inline distT="0" distB="0" distL="0" distR="0" wp14:anchorId="10577D49" wp14:editId="6A532535">
+                  <wp:extent cx="540000" cy="540000"/>
+                  <wp:effectExtent l="0" t="0" r="0" b="0"/>
                   <wp:docPr id="106" name="Рисунок 106"/>
                   <wp:cNvGraphicFramePr>
                     <a:graphicFrameLocks xmlns:a="http://schemas.openxmlformats.org/drawingml/2006/main" noChangeAspect="1"/>
@@ -2604,43 +2645,44 @@
                         <pic:spPr bwMode="auto">
                           <a:xfrm>
                             <a:off x="0" y="0"/>
-                            <a:ext cx="570542" cy="570542"/>
-                          </a:xfrm>
-                          <a:prstGeom prst="rect">
-                            <a:avLst/>
-                          </a:prstGeom>
-                          <a:noFill/>
-                          <a:ln>
-                            <a:noFill/>
-                          </a:ln>
-                        </pic:spPr>
-                      </pic:pic>
-                    </a:graphicData>
-                  </a:graphic>
-                </wp:inline>
-              </w:drawing>
-            </w:r>
-          </w:p>
-        </w:tc>
-        <w:tc>
-          <w:tcPr>
-            <w:tcW w:w="889" w:type="dxa"/>
-          </w:tcPr>
-          <w:p>
-            <w:pPr>
-              <w:jc w:val="center"/>
-              <w:rPr>
-                <w:noProof/>
-              </w:rPr>
-            </w:pPr>
-            <w:r>
-              <w:rPr>
-                <w:noProof/>
-              </w:rPr>
-              <w:drawing>
-                <wp:inline distT="0" distB="0" distL="0" distR="0" wp14:anchorId="65135757" wp14:editId="68AAA647">
-                  <wp:extent cx="552203" cy="552203"/>
-                  <wp:effectExtent l="0" t="0" r="635" b="635"/>
+                            <a:ext cx="540000" cy="540000"/>
+                          </a:xfrm>
+                          <a:prstGeom prst="rect">
+                            <a:avLst/>
+                          </a:prstGeom>
+                          <a:noFill/>
+                          <a:ln>
+                            <a:noFill/>
+                          </a:ln>
+                        </pic:spPr>
+                      </pic:pic>
+                    </a:graphicData>
+                  </a:graphic>
+                </wp:inline>
+              </w:drawing>
+            </w:r>
+          </w:p>
+        </w:tc>
+        <w:tc>
+          <w:tcPr>
+            <w:tcW w:w="851" w:type="dxa"/>
+          </w:tcPr>
+          <w:p>
+            <w:pPr>
+              <w:jc w:val="center"/>
+              <w:rPr>
+                <w:noProof/>
+              </w:rPr>
+            </w:pPr>
+            <w:r>
+              <w:rPr>
+                <w:noProof/>
+                <w:lang w:val="en-US"/>
+              </w:rPr>
+              <w:drawing>
+                <wp:inline distT="0" distB="0" distL="0" distR="0" wp14:anchorId="65135757" wp14:editId="12C7618F">
+                  <wp:extent cx="540000" cy="540000"/>
+                  <wp:effectExtent l="0" t="0" r="0" b="0"/>
                   <wp:docPr id="107" name="Рисунок 107"/>
                   <wp:cNvGraphicFramePr>
                     <a:graphicFrameLocks xmlns:a="http://schemas.openxmlformats.org/drawingml/2006/main" noChangeAspect="1"/>
@@ -2670,42 +2712,43 @@
                         <pic:spPr bwMode="auto">
                           <a:xfrm>
                             <a:off x="0" y="0"/>
-                            <a:ext cx="564738" cy="564738"/>
-                          </a:xfrm>
-                          <a:prstGeom prst="rect">
-                            <a:avLst/>
-                          </a:prstGeom>
-                          <a:noFill/>
-                          <a:ln>
-                            <a:noFill/>
-                          </a:ln>
-                        </pic:spPr>
-                      </pic:pic>
-                    </a:graphicData>
-                  </a:graphic>
-                </wp:inline>
-              </w:drawing>
-            </w:r>
-          </w:p>
-        </w:tc>
-        <w:tc>
-          <w:tcPr>
-            <w:tcW w:w="910" w:type="dxa"/>
-          </w:tcPr>
-          <w:p>
-            <w:pPr>
-              <w:jc w:val="center"/>
-              <w:rPr>
-                <w:noProof/>
-              </w:rPr>
-            </w:pPr>
-            <w:r>
-              <w:rPr>
-                <w:noProof/>
-              </w:rPr>
-              <w:drawing>
-                <wp:inline distT="0" distB="0" distL="0" distR="0" wp14:anchorId="44CD5673" wp14:editId="3CD15E48">
-                  <wp:extent cx="557530" cy="557530"/>
+                            <a:ext cx="540000" cy="540000"/>
+                          </a:xfrm>
+                          <a:prstGeom prst="rect">
+                            <a:avLst/>
+                          </a:prstGeom>
+                          <a:noFill/>
+                          <a:ln>
+                            <a:noFill/>
+                          </a:ln>
+                        </pic:spPr>
+                      </pic:pic>
+                    </a:graphicData>
+                  </a:graphic>
+                </wp:inline>
+              </w:drawing>
+            </w:r>
+          </w:p>
+        </w:tc>
+        <w:tc>
+          <w:tcPr>
+            <w:tcW w:w="851" w:type="dxa"/>
+          </w:tcPr>
+          <w:p>
+            <w:pPr>
+              <w:jc w:val="center"/>
+              <w:rPr>
+                <w:noProof/>
+              </w:rPr>
+            </w:pPr>
+            <w:r>
+              <w:rPr>
+                <w:noProof/>
+                <w:lang w:val="en-US"/>
+              </w:rPr>
+              <w:drawing>
+                <wp:inline distT="0" distB="0" distL="0" distR="0" wp14:anchorId="44CD5673" wp14:editId="05F675BB">
+                  <wp:extent cx="540000" cy="540000"/>
                   <wp:effectExtent l="0" t="0" r="0" b="0"/>
                   <wp:docPr id="108" name="Рисунок 108"/>
                   <wp:cNvGraphicFramePr>
@@ -2736,123 +2779,3589 @@
                         <pic:spPr bwMode="auto">
                           <a:xfrm>
                             <a:off x="0" y="0"/>
-                            <a:ext cx="568581" cy="568581"/>
-                          </a:xfrm>
-                          <a:prstGeom prst="rect">
-                            <a:avLst/>
-                          </a:prstGeom>
-                          <a:noFill/>
-                          <a:ln>
-                            <a:noFill/>
-                          </a:ln>
-                        </pic:spPr>
-                      </pic:pic>
-                    </a:graphicData>
-                  </a:graphic>
-                </wp:inline>
-              </w:drawing>
-            </w:r>
-          </w:p>
-        </w:tc>
-        <w:tc>
-          <w:tcPr>
-            <w:tcW w:w="910" w:type="dxa"/>
-          </w:tcPr>
-          <w:p>
-            <w:pPr>
-              <w:jc w:val="center"/>
-              <w:rPr>
-                <w:noProof/>
-              </w:rPr>
-            </w:pPr>
-          </w:p>
-        </w:tc>
-        <w:tc>
-          <w:tcPr>
-            <w:tcW w:w="889" w:type="dxa"/>
-          </w:tcPr>
-          <w:p>
-            <w:pPr>
-              <w:jc w:val="center"/>
-              <w:rPr>
-                <w:noProof/>
-              </w:rPr>
-            </w:pPr>
-          </w:p>
-        </w:tc>
-        <w:tc>
-          <w:tcPr>
-            <w:tcW w:w="890" w:type="dxa"/>
-          </w:tcPr>
-          <w:p>
-            <w:pPr>
-              <w:jc w:val="center"/>
-              <w:rPr>
-                <w:noProof/>
-              </w:rPr>
-            </w:pPr>
-          </w:p>
-        </w:tc>
-        <w:tc>
-          <w:tcPr>
-            <w:tcW w:w="889" w:type="dxa"/>
-          </w:tcPr>
-          <w:p>
-            <w:pPr>
-              <w:jc w:val="center"/>
-              <w:rPr>
-                <w:noProof/>
-              </w:rPr>
-            </w:pPr>
-          </w:p>
-        </w:tc>
-        <w:tc>
-          <w:tcPr>
-            <w:tcW w:w="910" w:type="dxa"/>
-          </w:tcPr>
-          <w:p>
-            <w:pPr>
-              <w:jc w:val="center"/>
-              <w:rPr>
-                <w:noProof/>
-              </w:rPr>
-            </w:pPr>
-          </w:p>
-        </w:tc>
-        <w:tc>
-          <w:tcPr>
-            <w:tcW w:w="892" w:type="dxa"/>
-          </w:tcPr>
-          <w:p>
-            <w:pPr>
-              <w:jc w:val="center"/>
-              <w:rPr>
-                <w:noProof/>
-              </w:rPr>
-            </w:pPr>
-          </w:p>
-        </w:tc>
-        <w:tc>
-          <w:tcPr>
-            <w:tcW w:w="910" w:type="dxa"/>
-          </w:tcPr>
-          <w:p>
-            <w:pPr>
-              <w:jc w:val="center"/>
-              <w:rPr>
-                <w:noProof/>
-              </w:rPr>
-            </w:pPr>
+                            <a:ext cx="540000" cy="540000"/>
+                          </a:xfrm>
+                          <a:prstGeom prst="rect">
+                            <a:avLst/>
+                          </a:prstGeom>
+                          <a:noFill/>
+                          <a:ln>
+                            <a:noFill/>
+                          </a:ln>
+                        </pic:spPr>
+                      </pic:pic>
+                    </a:graphicData>
+                  </a:graphic>
+                </wp:inline>
+              </w:drawing>
+            </w:r>
+          </w:p>
+        </w:tc>
+        <w:tc>
+          <w:tcPr>
+            <w:tcW w:w="851" w:type="dxa"/>
+          </w:tcPr>
+          <w:p>
+            <w:pPr>
+              <w:jc w:val="center"/>
+              <w:rPr>
+                <w:noProof/>
+              </w:rPr>
+            </w:pPr>
+            <w:r>
+              <w:rPr>
+                <w:noProof/>
+                <w:lang w:val="en-US"/>
+              </w:rPr>
+              <w:drawing>
+                <wp:inline distT="0" distB="0" distL="0" distR="0" wp14:anchorId="3C284927" wp14:editId="0F220C32">
+                  <wp:extent cx="540000" cy="540000"/>
+                  <wp:effectExtent l="0" t="0" r="0" b="0"/>
+                  <wp:docPr id="16" name="Picture 16" descr="C:\Users\blazhko\AppData\Local\Microsoft\Windows\INetCache\Content.Word\Aruco-DICT_4X4_1000-ID41.png"/>
+                  <wp:cNvGraphicFramePr>
+                    <a:graphicFrameLocks xmlns:a="http://schemas.openxmlformats.org/drawingml/2006/main" noChangeAspect="1"/>
+                  </wp:cNvGraphicFramePr>
+                  <a:graphic xmlns:a="http://schemas.openxmlformats.org/drawingml/2006/main">
+                    <a:graphicData uri="http://schemas.openxmlformats.org/drawingml/2006/picture">
+                      <pic:pic xmlns:pic="http://schemas.openxmlformats.org/drawingml/2006/picture">
+                        <pic:nvPicPr>
+                          <pic:cNvPr id="0" name="Picture 3" descr="C:\Users\blazhko\AppData\Local\Microsoft\Windows\INetCache\Content.Word\Aruco-DICT_4X4_1000-ID41.png"/>
+                          <pic:cNvPicPr>
+                            <a:picLocks noChangeAspect="1" noChangeArrowheads="1"/>
+                          </pic:cNvPicPr>
+                        </pic:nvPicPr>
+                        <pic:blipFill>
+                          <a:blip r:embed="rId46" cstate="print">
+                            <a:extLst>
+                              <a:ext uri="{28A0092B-C50C-407E-A947-70E740481C1C}">
+                                <a14:useLocalDpi xmlns:a14="http://schemas.microsoft.com/office/drawing/2010/main" val="0"/>
+                              </a:ext>
+                            </a:extLst>
+                          </a:blip>
+                          <a:srcRect/>
+                          <a:stretch>
+                            <a:fillRect/>
+                          </a:stretch>
+                        </pic:blipFill>
+                        <pic:spPr bwMode="auto">
+                          <a:xfrm>
+                            <a:off x="0" y="0"/>
+                            <a:ext cx="540000" cy="540000"/>
+                          </a:xfrm>
+                          <a:prstGeom prst="rect">
+                            <a:avLst/>
+                          </a:prstGeom>
+                          <a:noFill/>
+                          <a:ln>
+                            <a:noFill/>
+                          </a:ln>
+                        </pic:spPr>
+                      </pic:pic>
+                    </a:graphicData>
+                  </a:graphic>
+                </wp:inline>
+              </w:drawing>
+            </w:r>
+          </w:p>
+        </w:tc>
+        <w:tc>
+          <w:tcPr>
+            <w:tcW w:w="851" w:type="dxa"/>
+          </w:tcPr>
+          <w:p>
+            <w:pPr>
+              <w:jc w:val="center"/>
+              <w:rPr>
+                <w:noProof/>
+              </w:rPr>
+            </w:pPr>
+            <w:r>
+              <w:rPr>
+                <w:noProof/>
+                <w:lang w:val="en-US"/>
+              </w:rPr>
+              <w:drawing>
+                <wp:inline distT="0" distB="0" distL="0" distR="0" wp14:anchorId="4684A4F1" wp14:editId="283A92AA">
+                  <wp:extent cx="540000" cy="540000"/>
+                  <wp:effectExtent l="0" t="0" r="0" b="0"/>
+                  <wp:docPr id="17" name="Picture 17" descr="C:\Users\blazhko\AppData\Local\Microsoft\Windows\INetCache\Content.Word\Aruco-DICT_4X4_1000-ID43.png"/>
+                  <wp:cNvGraphicFramePr>
+                    <a:graphicFrameLocks xmlns:a="http://schemas.openxmlformats.org/drawingml/2006/main" noChangeAspect="1"/>
+                  </wp:cNvGraphicFramePr>
+                  <a:graphic xmlns:a="http://schemas.openxmlformats.org/drawingml/2006/main">
+                    <a:graphicData uri="http://schemas.openxmlformats.org/drawingml/2006/picture">
+                      <pic:pic xmlns:pic="http://schemas.openxmlformats.org/drawingml/2006/picture">
+                        <pic:nvPicPr>
+                          <pic:cNvPr id="0" name="Picture 8" descr="C:\Users\blazhko\AppData\Local\Microsoft\Windows\INetCache\Content.Word\Aruco-DICT_4X4_1000-ID43.png"/>
+                          <pic:cNvPicPr>
+                            <a:picLocks noChangeAspect="1" noChangeArrowheads="1"/>
+                          </pic:cNvPicPr>
+                        </pic:nvPicPr>
+                        <pic:blipFill>
+                          <a:blip r:embed="rId47" cstate="print">
+                            <a:extLst>
+                              <a:ext uri="{28A0092B-C50C-407E-A947-70E740481C1C}">
+                                <a14:useLocalDpi xmlns:a14="http://schemas.microsoft.com/office/drawing/2010/main" val="0"/>
+                              </a:ext>
+                            </a:extLst>
+                          </a:blip>
+                          <a:srcRect/>
+                          <a:stretch>
+                            <a:fillRect/>
+                          </a:stretch>
+                        </pic:blipFill>
+                        <pic:spPr bwMode="auto">
+                          <a:xfrm>
+                            <a:off x="0" y="0"/>
+                            <a:ext cx="540000" cy="540000"/>
+                          </a:xfrm>
+                          <a:prstGeom prst="rect">
+                            <a:avLst/>
+                          </a:prstGeom>
+                          <a:noFill/>
+                          <a:ln>
+                            <a:noFill/>
+                          </a:ln>
+                        </pic:spPr>
+                      </pic:pic>
+                    </a:graphicData>
+                  </a:graphic>
+                </wp:inline>
+              </w:drawing>
+            </w:r>
+          </w:p>
+        </w:tc>
+        <w:tc>
+          <w:tcPr>
+            <w:tcW w:w="851" w:type="dxa"/>
+          </w:tcPr>
+          <w:p>
+            <w:pPr>
+              <w:jc w:val="center"/>
+              <w:rPr>
+                <w:noProof/>
+              </w:rPr>
+            </w:pPr>
+            <w:r>
+              <w:rPr>
+                <w:noProof/>
+                <w:lang w:val="en-US"/>
+              </w:rPr>
+              <w:drawing>
+                <wp:inline distT="0" distB="0" distL="0" distR="0" wp14:anchorId="3069280B" wp14:editId="6A194116">
+                  <wp:extent cx="540000" cy="540000"/>
+                  <wp:effectExtent l="0" t="0" r="0" b="0"/>
+                  <wp:docPr id="18" name="Picture 18" descr="C:\Users\blazhko\AppData\Local\Microsoft\Windows\INetCache\Content.Word\Aruco-DICT_4X4_1000-ID44.png"/>
+                  <wp:cNvGraphicFramePr>
+                    <a:graphicFrameLocks xmlns:a="http://schemas.openxmlformats.org/drawingml/2006/main" noChangeAspect="1"/>
+                  </wp:cNvGraphicFramePr>
+                  <a:graphic xmlns:a="http://schemas.openxmlformats.org/drawingml/2006/main">
+                    <a:graphicData uri="http://schemas.openxmlformats.org/drawingml/2006/picture">
+                      <pic:pic xmlns:pic="http://schemas.openxmlformats.org/drawingml/2006/picture">
+                        <pic:nvPicPr>
+                          <pic:cNvPr id="0" name="Picture 13" descr="C:\Users\blazhko\AppData\Local\Microsoft\Windows\INetCache\Content.Word\Aruco-DICT_4X4_1000-ID44.png"/>
+                          <pic:cNvPicPr>
+                            <a:picLocks noChangeAspect="1" noChangeArrowheads="1"/>
+                          </pic:cNvPicPr>
+                        </pic:nvPicPr>
+                        <pic:blipFill>
+                          <a:blip r:embed="rId48" cstate="print">
+                            <a:extLst>
+                              <a:ext uri="{28A0092B-C50C-407E-A947-70E740481C1C}">
+                                <a14:useLocalDpi xmlns:a14="http://schemas.microsoft.com/office/drawing/2010/main" val="0"/>
+                              </a:ext>
+                            </a:extLst>
+                          </a:blip>
+                          <a:srcRect/>
+                          <a:stretch>
+                            <a:fillRect/>
+                          </a:stretch>
+                        </pic:blipFill>
+                        <pic:spPr bwMode="auto">
+                          <a:xfrm>
+                            <a:off x="0" y="0"/>
+                            <a:ext cx="540000" cy="540000"/>
+                          </a:xfrm>
+                          <a:prstGeom prst="rect">
+                            <a:avLst/>
+                          </a:prstGeom>
+                          <a:noFill/>
+                          <a:ln>
+                            <a:noFill/>
+                          </a:ln>
+                        </pic:spPr>
+                      </pic:pic>
+                    </a:graphicData>
+                  </a:graphic>
+                </wp:inline>
+              </w:drawing>
+            </w:r>
+          </w:p>
+        </w:tc>
+        <w:tc>
+          <w:tcPr>
+            <w:tcW w:w="851" w:type="dxa"/>
+          </w:tcPr>
+          <w:p>
+            <w:pPr>
+              <w:jc w:val="center"/>
+              <w:rPr>
+                <w:noProof/>
+              </w:rPr>
+            </w:pPr>
+            <w:r>
+              <w:rPr>
+                <w:noProof/>
+                <w:lang w:val="en-US"/>
+              </w:rPr>
+              <w:drawing>
+                <wp:inline distT="0" distB="0" distL="0" distR="0" wp14:anchorId="0301E8C8" wp14:editId="65E2C976">
+                  <wp:extent cx="540000" cy="540000"/>
+                  <wp:effectExtent l="0" t="0" r="0" b="0"/>
+                  <wp:docPr id="19" name="Picture 19" descr="C:\Users\blazhko\AppData\Local\Microsoft\Windows\INetCache\Content.Word\Aruco-DICT_4X4_1000-ID45.png"/>
+                  <wp:cNvGraphicFramePr>
+                    <a:graphicFrameLocks xmlns:a="http://schemas.openxmlformats.org/drawingml/2006/main" noChangeAspect="1"/>
+                  </wp:cNvGraphicFramePr>
+                  <a:graphic xmlns:a="http://schemas.openxmlformats.org/drawingml/2006/main">
+                    <a:graphicData uri="http://schemas.openxmlformats.org/drawingml/2006/picture">
+                      <pic:pic xmlns:pic="http://schemas.openxmlformats.org/drawingml/2006/picture">
+                        <pic:nvPicPr>
+                          <pic:cNvPr id="0" name="Picture 18" descr="C:\Users\blazhko\AppData\Local\Microsoft\Windows\INetCache\Content.Word\Aruco-DICT_4X4_1000-ID45.png"/>
+                          <pic:cNvPicPr>
+                            <a:picLocks noChangeAspect="1" noChangeArrowheads="1"/>
+                          </pic:cNvPicPr>
+                        </pic:nvPicPr>
+                        <pic:blipFill>
+                          <a:blip r:embed="rId49" cstate="print">
+                            <a:extLst>
+                              <a:ext uri="{28A0092B-C50C-407E-A947-70E740481C1C}">
+                                <a14:useLocalDpi xmlns:a14="http://schemas.microsoft.com/office/drawing/2010/main" val="0"/>
+                              </a:ext>
+                            </a:extLst>
+                          </a:blip>
+                          <a:srcRect/>
+                          <a:stretch>
+                            <a:fillRect/>
+                          </a:stretch>
+                        </pic:blipFill>
+                        <pic:spPr bwMode="auto">
+                          <a:xfrm>
+                            <a:off x="0" y="0"/>
+                            <a:ext cx="540000" cy="540000"/>
+                          </a:xfrm>
+                          <a:prstGeom prst="rect">
+                            <a:avLst/>
+                          </a:prstGeom>
+                          <a:noFill/>
+                          <a:ln>
+                            <a:noFill/>
+                          </a:ln>
+                        </pic:spPr>
+                      </pic:pic>
+                    </a:graphicData>
+                  </a:graphic>
+                </wp:inline>
+              </w:drawing>
+            </w:r>
+          </w:p>
+        </w:tc>
+        <w:tc>
+          <w:tcPr>
+            <w:tcW w:w="851" w:type="dxa"/>
+          </w:tcPr>
+          <w:p>
+            <w:pPr>
+              <w:jc w:val="center"/>
+              <w:rPr>
+                <w:noProof/>
+              </w:rPr>
+            </w:pPr>
+            <w:r>
+              <w:rPr>
+                <w:noProof/>
+                <w:lang w:val="en-US"/>
+              </w:rPr>
+              <w:drawing>
+                <wp:inline distT="0" distB="0" distL="0" distR="0" wp14:anchorId="12C3761D" wp14:editId="48579B91">
+                  <wp:extent cx="540000" cy="540000"/>
+                  <wp:effectExtent l="0" t="0" r="0" b="0"/>
+                  <wp:docPr id="20" name="Picture 20" descr="C:\Users\blazhko\AppData\Local\Microsoft\Windows\INetCache\Content.Word\Aruco-DICT_4X4_1000-ID46.png"/>
+                  <wp:cNvGraphicFramePr>
+                    <a:graphicFrameLocks xmlns:a="http://schemas.openxmlformats.org/drawingml/2006/main" noChangeAspect="1"/>
+                  </wp:cNvGraphicFramePr>
+                  <a:graphic xmlns:a="http://schemas.openxmlformats.org/drawingml/2006/main">
+                    <a:graphicData uri="http://schemas.openxmlformats.org/drawingml/2006/picture">
+                      <pic:pic xmlns:pic="http://schemas.openxmlformats.org/drawingml/2006/picture">
+                        <pic:nvPicPr>
+                          <pic:cNvPr id="0" name="Picture 21" descr="C:\Users\blazhko\AppData\Local\Microsoft\Windows\INetCache\Content.Word\Aruco-DICT_4X4_1000-ID46.png"/>
+                          <pic:cNvPicPr>
+                            <a:picLocks noChangeAspect="1" noChangeArrowheads="1"/>
+                          </pic:cNvPicPr>
+                        </pic:nvPicPr>
+                        <pic:blipFill>
+                          <a:blip r:embed="rId50" cstate="print">
+                            <a:extLst>
+                              <a:ext uri="{28A0092B-C50C-407E-A947-70E740481C1C}">
+                                <a14:useLocalDpi xmlns:a14="http://schemas.microsoft.com/office/drawing/2010/main" val="0"/>
+                              </a:ext>
+                            </a:extLst>
+                          </a:blip>
+                          <a:srcRect/>
+                          <a:stretch>
+                            <a:fillRect/>
+                          </a:stretch>
+                        </pic:blipFill>
+                        <pic:spPr bwMode="auto">
+                          <a:xfrm>
+                            <a:off x="0" y="0"/>
+                            <a:ext cx="540000" cy="540000"/>
+                          </a:xfrm>
+                          <a:prstGeom prst="rect">
+                            <a:avLst/>
+                          </a:prstGeom>
+                          <a:noFill/>
+                          <a:ln>
+                            <a:noFill/>
+                          </a:ln>
+                        </pic:spPr>
+                      </pic:pic>
+                    </a:graphicData>
+                  </a:graphic>
+                </wp:inline>
+              </w:drawing>
+            </w:r>
+          </w:p>
+        </w:tc>
+        <w:tc>
+          <w:tcPr>
+            <w:tcW w:w="851" w:type="dxa"/>
+          </w:tcPr>
+          <w:p>
+            <w:pPr>
+              <w:jc w:val="center"/>
+              <w:rPr>
+                <w:noProof/>
+              </w:rPr>
+            </w:pPr>
+            <w:r>
+              <w:rPr>
+                <w:noProof/>
+                <w:lang w:val="en-US"/>
+              </w:rPr>
+              <w:drawing>
+                <wp:inline distT="0" distB="0" distL="0" distR="0" wp14:anchorId="6E73A3DF" wp14:editId="63F7F280">
+                  <wp:extent cx="540000" cy="540000"/>
+                  <wp:effectExtent l="0" t="0" r="0" b="0"/>
+                  <wp:docPr id="21" name="Picture 21" descr="C:\Users\blazhko\AppData\Local\Microsoft\Windows\INetCache\Content.Word\Aruco-DICT_4X4_1000-ID47.png"/>
+                  <wp:cNvGraphicFramePr>
+                    <a:graphicFrameLocks xmlns:a="http://schemas.openxmlformats.org/drawingml/2006/main" noChangeAspect="1"/>
+                  </wp:cNvGraphicFramePr>
+                  <a:graphic xmlns:a="http://schemas.openxmlformats.org/drawingml/2006/main">
+                    <a:graphicData uri="http://schemas.openxmlformats.org/drawingml/2006/picture">
+                      <pic:pic xmlns:pic="http://schemas.openxmlformats.org/drawingml/2006/picture">
+                        <pic:nvPicPr>
+                          <pic:cNvPr id="0" name="Picture 26" descr="C:\Users\blazhko\AppData\Local\Microsoft\Windows\INetCache\Content.Word\Aruco-DICT_4X4_1000-ID47.png"/>
+                          <pic:cNvPicPr>
+                            <a:picLocks noChangeAspect="1" noChangeArrowheads="1"/>
+                          </pic:cNvPicPr>
+                        </pic:nvPicPr>
+                        <pic:blipFill>
+                          <a:blip r:embed="rId51" cstate="print">
+                            <a:extLst>
+                              <a:ext uri="{28A0092B-C50C-407E-A947-70E740481C1C}">
+                                <a14:useLocalDpi xmlns:a14="http://schemas.microsoft.com/office/drawing/2010/main" val="0"/>
+                              </a:ext>
+                            </a:extLst>
+                          </a:blip>
+                          <a:srcRect/>
+                          <a:stretch>
+                            <a:fillRect/>
+                          </a:stretch>
+                        </pic:blipFill>
+                        <pic:spPr bwMode="auto">
+                          <a:xfrm>
+                            <a:off x="0" y="0"/>
+                            <a:ext cx="540000" cy="540000"/>
+                          </a:xfrm>
+                          <a:prstGeom prst="rect">
+                            <a:avLst/>
+                          </a:prstGeom>
+                          <a:noFill/>
+                          <a:ln>
+                            <a:noFill/>
+                          </a:ln>
+                        </pic:spPr>
+                      </pic:pic>
+                    </a:graphicData>
+                  </a:graphic>
+                </wp:inline>
+              </w:drawing>
+            </w:r>
+          </w:p>
+        </w:tc>
+        <w:tc>
+          <w:tcPr>
+            <w:tcW w:w="851" w:type="dxa"/>
+          </w:tcPr>
+          <w:p>
+            <w:pPr>
+              <w:jc w:val="center"/>
+              <w:rPr>
+                <w:noProof/>
+              </w:rPr>
+            </w:pPr>
+            <w:r>
+              <w:rPr>
+                <w:noProof/>
+                <w:lang w:val="en-US"/>
+              </w:rPr>
+              <w:drawing>
+                <wp:inline distT="0" distB="0" distL="0" distR="0" wp14:anchorId="492801A4" wp14:editId="3A1EF6C3">
+                  <wp:extent cx="540000" cy="540000"/>
+                  <wp:effectExtent l="0" t="0" r="0" b="0"/>
+                  <wp:docPr id="22" name="Picture 22" descr="C:\Users\blazhko\AppData\Local\Microsoft\Windows\INetCache\Content.Word\Aruco-DICT_4X4_1000-ID48.png"/>
+                  <wp:cNvGraphicFramePr>
+                    <a:graphicFrameLocks xmlns:a="http://schemas.openxmlformats.org/drawingml/2006/main" noChangeAspect="1"/>
+                  </wp:cNvGraphicFramePr>
+                  <a:graphic xmlns:a="http://schemas.openxmlformats.org/drawingml/2006/main">
+                    <a:graphicData uri="http://schemas.openxmlformats.org/drawingml/2006/picture">
+                      <pic:pic xmlns:pic="http://schemas.openxmlformats.org/drawingml/2006/picture">
+                        <pic:nvPicPr>
+                          <pic:cNvPr id="0" name="Picture 29" descr="C:\Users\blazhko\AppData\Local\Microsoft\Windows\INetCache\Content.Word\Aruco-DICT_4X4_1000-ID48.png"/>
+                          <pic:cNvPicPr>
+                            <a:picLocks noChangeAspect="1" noChangeArrowheads="1"/>
+                          </pic:cNvPicPr>
+                        </pic:nvPicPr>
+                        <pic:blipFill>
+                          <a:blip r:embed="rId52" cstate="print">
+                            <a:extLst>
+                              <a:ext uri="{28A0092B-C50C-407E-A947-70E740481C1C}">
+                                <a14:useLocalDpi xmlns:a14="http://schemas.microsoft.com/office/drawing/2010/main" val="0"/>
+                              </a:ext>
+                            </a:extLst>
+                          </a:blip>
+                          <a:srcRect/>
+                          <a:stretch>
+                            <a:fillRect/>
+                          </a:stretch>
+                        </pic:blipFill>
+                        <pic:spPr bwMode="auto">
+                          <a:xfrm flipH="1">
+                            <a:off x="0" y="0"/>
+                            <a:ext cx="540000" cy="540000"/>
+                          </a:xfrm>
+                          <a:prstGeom prst="rect">
+                            <a:avLst/>
+                          </a:prstGeom>
+                          <a:noFill/>
+                          <a:ln>
+                            <a:noFill/>
+                          </a:ln>
+                        </pic:spPr>
+                      </pic:pic>
+                    </a:graphicData>
+                  </a:graphic>
+                </wp:inline>
+              </w:drawing>
+            </w:r>
           </w:p>
         </w:tc>
       </w:tr>
     </w:tbl>
-    <w:p/>
     <w:p>
-      <w:hyperlink r:id="rId46" w:history="1">
+      <w:pPr>
+        <w:rPr>
+          <w:lang w:val="en-US"/>
+        </w:rPr>
+      </w:pPr>
+    </w:p>
+    <w:p>
+      <w:pPr>
+        <w:rPr>
+          <w:lang w:val="en-US"/>
+        </w:rPr>
+      </w:pPr>
+    </w:p>
+    <w:tbl>
+      <w:tblPr>
+        <w:tblStyle w:val="TableGrid"/>
+        <w:tblW w:w="0" w:type="auto"/>
+        <w:jc w:val="center"/>
+        <w:tblCellMar>
+          <w:left w:w="0" w:type="dxa"/>
+          <w:right w:w="0" w:type="dxa"/>
+        </w:tblCellMar>
+        <w:tblLook w:val="04A0" w:firstRow="1" w:lastRow="0" w:firstColumn="1" w:lastColumn="0" w:noHBand="0" w:noVBand="1"/>
+      </w:tblPr>
+      <w:tblGrid>
+        <w:gridCol w:w="1037"/>
+        <w:gridCol w:w="1030"/>
+        <w:gridCol w:w="1030"/>
+        <w:gridCol w:w="1030"/>
+        <w:gridCol w:w="1030"/>
+        <w:gridCol w:w="1030"/>
+        <w:gridCol w:w="1037"/>
+        <w:gridCol w:w="1030"/>
+        <w:gridCol w:w="1030"/>
+        <w:gridCol w:w="1030"/>
+      </w:tblGrid>
+      <w:tr>
+        <w:trPr>
+          <w:trHeight w:val="1021"/>
+          <w:jc w:val="center"/>
+        </w:trPr>
+        <w:tc>
+          <w:tcPr>
+            <w:tcW w:w="1021" w:type="dxa"/>
+          </w:tcPr>
+          <w:p>
+            <w:pPr>
+              <w:jc w:val="center"/>
+              <w:rPr>
+                <w:sz w:val="2"/>
+                <w:szCs w:val="2"/>
+                <w:lang w:val="en-US"/>
+              </w:rPr>
+            </w:pPr>
+            <w:r>
+              <w:rPr>
+                <w:noProof/>
+                <w:sz w:val="2"/>
+                <w:szCs w:val="2"/>
+                <w:lang w:val="en-US"/>
+              </w:rPr>
+              <w:drawing>
+                <wp:inline distT="0" distB="0" distL="0" distR="0" wp14:anchorId="37E1E4DB" wp14:editId="3BEBFBE1">
+                  <wp:extent cx="648000" cy="648000"/>
+                  <wp:effectExtent l="0" t="0" r="0" b="0"/>
+                  <wp:docPr id="3" name="Рисунок 68"/>
+                  <wp:cNvGraphicFramePr>
+                    <a:graphicFrameLocks xmlns:a="http://schemas.openxmlformats.org/drawingml/2006/main" noChangeAspect="1"/>
+                  </wp:cNvGraphicFramePr>
+                  <a:graphic xmlns:a="http://schemas.openxmlformats.org/drawingml/2006/main">
+                    <a:graphicData uri="http://schemas.openxmlformats.org/drawingml/2006/picture">
+                      <pic:pic xmlns:pic="http://schemas.openxmlformats.org/drawingml/2006/picture">
+                        <pic:nvPicPr>
+                          <pic:cNvPr id="0" name="Picture 68"/>
+                          <pic:cNvPicPr>
+                            <a:picLocks noChangeAspect="1" noChangeArrowheads="1"/>
+                          </pic:cNvPicPr>
+                        </pic:nvPicPr>
+                        <pic:blipFill>
+                          <a:blip r:embed="rId5" cstate="print">
+                            <a:extLst>
+                              <a:ext uri="{28A0092B-C50C-407E-A947-70E740481C1C}">
+                                <a14:useLocalDpi xmlns:a14="http://schemas.microsoft.com/office/drawing/2010/main" val="0"/>
+                              </a:ext>
+                            </a:extLst>
+                          </a:blip>
+                          <a:srcRect/>
+                          <a:stretch>
+                            <a:fillRect/>
+                          </a:stretch>
+                        </pic:blipFill>
+                        <pic:spPr bwMode="auto">
+                          <a:xfrm>
+                            <a:off x="0" y="0"/>
+                            <a:ext cx="648000" cy="648000"/>
+                          </a:xfrm>
+                          <a:prstGeom prst="rect">
+                            <a:avLst/>
+                          </a:prstGeom>
+                          <a:noFill/>
+                          <a:ln>
+                            <a:noFill/>
+                          </a:ln>
+                        </pic:spPr>
+                      </pic:pic>
+                    </a:graphicData>
+                  </a:graphic>
+                </wp:inline>
+              </w:drawing>
+            </w:r>
+          </w:p>
+        </w:tc>
+        <w:tc>
+          <w:tcPr>
+            <w:tcW w:w="1021" w:type="dxa"/>
+          </w:tcPr>
+          <w:p>
+            <w:pPr>
+              <w:jc w:val="center"/>
+              <w:rPr>
+                <w:sz w:val="2"/>
+                <w:szCs w:val="2"/>
+                <w:lang w:val="en-US"/>
+              </w:rPr>
+            </w:pPr>
+            <w:r>
+              <w:rPr>
+                <w:noProof/>
+                <w:sz w:val="2"/>
+                <w:szCs w:val="2"/>
+                <w:lang w:val="en-US"/>
+              </w:rPr>
+              <w:drawing>
+                <wp:inline distT="0" distB="0" distL="0" distR="0" wp14:anchorId="548A02A5" wp14:editId="7869BC31">
+                  <wp:extent cx="648000" cy="648000"/>
+                  <wp:effectExtent l="0" t="0" r="0" b="0"/>
+                  <wp:docPr id="5" name="Рисунок 69"/>
+                  <wp:cNvGraphicFramePr>
+                    <a:graphicFrameLocks xmlns:a="http://schemas.openxmlformats.org/drawingml/2006/main" noChangeAspect="1"/>
+                  </wp:cNvGraphicFramePr>
+                  <a:graphic xmlns:a="http://schemas.openxmlformats.org/drawingml/2006/main">
+                    <a:graphicData uri="http://schemas.openxmlformats.org/drawingml/2006/picture">
+                      <pic:pic xmlns:pic="http://schemas.openxmlformats.org/drawingml/2006/picture">
+                        <pic:nvPicPr>
+                          <pic:cNvPr id="0" name="Picture 69"/>
+                          <pic:cNvPicPr>
+                            <a:picLocks noChangeAspect="1" noChangeArrowheads="1"/>
+                          </pic:cNvPicPr>
+                        </pic:nvPicPr>
+                        <pic:blipFill>
+                          <a:blip r:embed="rId6" cstate="print">
+                            <a:extLst>
+                              <a:ext uri="{28A0092B-C50C-407E-A947-70E740481C1C}">
+                                <a14:useLocalDpi xmlns:a14="http://schemas.microsoft.com/office/drawing/2010/main" val="0"/>
+                              </a:ext>
+                            </a:extLst>
+                          </a:blip>
+                          <a:srcRect/>
+                          <a:stretch>
+                            <a:fillRect/>
+                          </a:stretch>
+                        </pic:blipFill>
+                        <pic:spPr bwMode="auto">
+                          <a:xfrm>
+                            <a:off x="0" y="0"/>
+                            <a:ext cx="648000" cy="648000"/>
+                          </a:xfrm>
+                          <a:prstGeom prst="rect">
+                            <a:avLst/>
+                          </a:prstGeom>
+                          <a:noFill/>
+                          <a:ln>
+                            <a:noFill/>
+                          </a:ln>
+                        </pic:spPr>
+                      </pic:pic>
+                    </a:graphicData>
+                  </a:graphic>
+                </wp:inline>
+              </w:drawing>
+            </w:r>
+          </w:p>
+        </w:tc>
+        <w:tc>
+          <w:tcPr>
+            <w:tcW w:w="1021" w:type="dxa"/>
+          </w:tcPr>
+          <w:p>
+            <w:pPr>
+              <w:jc w:val="center"/>
+              <w:rPr>
+                <w:sz w:val="2"/>
+                <w:szCs w:val="2"/>
+                <w:lang w:val="en-US"/>
+              </w:rPr>
+            </w:pPr>
+            <w:r>
+              <w:rPr>
+                <w:noProof/>
+                <w:sz w:val="2"/>
+                <w:szCs w:val="2"/>
+                <w:lang w:val="en-US"/>
+              </w:rPr>
+              <w:drawing>
+                <wp:inline distT="0" distB="0" distL="0" distR="0" wp14:anchorId="38E6CE54" wp14:editId="0B65A581">
+                  <wp:extent cx="648000" cy="648000"/>
+                  <wp:effectExtent l="0" t="0" r="0" b="0"/>
+                  <wp:docPr id="7" name="Рисунок 70"/>
+                  <wp:cNvGraphicFramePr>
+                    <a:graphicFrameLocks xmlns:a="http://schemas.openxmlformats.org/drawingml/2006/main" noChangeAspect="1"/>
+                  </wp:cNvGraphicFramePr>
+                  <a:graphic xmlns:a="http://schemas.openxmlformats.org/drawingml/2006/main">
+                    <a:graphicData uri="http://schemas.openxmlformats.org/drawingml/2006/picture">
+                      <pic:pic xmlns:pic="http://schemas.openxmlformats.org/drawingml/2006/picture">
+                        <pic:nvPicPr>
+                          <pic:cNvPr id="0" name="Picture 70"/>
+                          <pic:cNvPicPr>
+                            <a:picLocks noChangeAspect="1" noChangeArrowheads="1"/>
+                          </pic:cNvPicPr>
+                        </pic:nvPicPr>
+                        <pic:blipFill>
+                          <a:blip r:embed="rId7" cstate="print">
+                            <a:extLst>
+                              <a:ext uri="{28A0092B-C50C-407E-A947-70E740481C1C}">
+                                <a14:useLocalDpi xmlns:a14="http://schemas.microsoft.com/office/drawing/2010/main" val="0"/>
+                              </a:ext>
+                            </a:extLst>
+                          </a:blip>
+                          <a:srcRect/>
+                          <a:stretch>
+                            <a:fillRect/>
+                          </a:stretch>
+                        </pic:blipFill>
+                        <pic:spPr bwMode="auto">
+                          <a:xfrm>
+                            <a:off x="0" y="0"/>
+                            <a:ext cx="648000" cy="648000"/>
+                          </a:xfrm>
+                          <a:prstGeom prst="rect">
+                            <a:avLst/>
+                          </a:prstGeom>
+                          <a:noFill/>
+                          <a:ln>
+                            <a:noFill/>
+                          </a:ln>
+                        </pic:spPr>
+                      </pic:pic>
+                    </a:graphicData>
+                  </a:graphic>
+                </wp:inline>
+              </w:drawing>
+            </w:r>
+          </w:p>
+        </w:tc>
+        <w:tc>
+          <w:tcPr>
+            <w:tcW w:w="1021" w:type="dxa"/>
+          </w:tcPr>
+          <w:p>
+            <w:pPr>
+              <w:jc w:val="center"/>
+              <w:rPr>
+                <w:sz w:val="2"/>
+                <w:szCs w:val="2"/>
+                <w:lang w:val="en-US"/>
+              </w:rPr>
+            </w:pPr>
+            <w:r>
+              <w:rPr>
+                <w:noProof/>
+                <w:sz w:val="2"/>
+                <w:szCs w:val="2"/>
+                <w:lang w:val="en-US"/>
+              </w:rPr>
+              <w:drawing>
+                <wp:inline distT="0" distB="0" distL="0" distR="0" wp14:anchorId="51F9AA4F" wp14:editId="7731976D">
+                  <wp:extent cx="648000" cy="648000"/>
+                  <wp:effectExtent l="0" t="0" r="0" b="0"/>
+                  <wp:docPr id="8" name="Рисунок 71"/>
+                  <wp:cNvGraphicFramePr>
+                    <a:graphicFrameLocks xmlns:a="http://schemas.openxmlformats.org/drawingml/2006/main" noChangeAspect="1"/>
+                  </wp:cNvGraphicFramePr>
+                  <a:graphic xmlns:a="http://schemas.openxmlformats.org/drawingml/2006/main">
+                    <a:graphicData uri="http://schemas.openxmlformats.org/drawingml/2006/picture">
+                      <pic:pic xmlns:pic="http://schemas.openxmlformats.org/drawingml/2006/picture">
+                        <pic:nvPicPr>
+                          <pic:cNvPr id="0" name="Picture 71"/>
+                          <pic:cNvPicPr>
+                            <a:picLocks noChangeAspect="1" noChangeArrowheads="1"/>
+                          </pic:cNvPicPr>
+                        </pic:nvPicPr>
+                        <pic:blipFill>
+                          <a:blip r:embed="rId8" cstate="print">
+                            <a:extLst>
+                              <a:ext uri="{28A0092B-C50C-407E-A947-70E740481C1C}">
+                                <a14:useLocalDpi xmlns:a14="http://schemas.microsoft.com/office/drawing/2010/main" val="0"/>
+                              </a:ext>
+                            </a:extLst>
+                          </a:blip>
+                          <a:srcRect/>
+                          <a:stretch>
+                            <a:fillRect/>
+                          </a:stretch>
+                        </pic:blipFill>
+                        <pic:spPr bwMode="auto">
+                          <a:xfrm>
+                            <a:off x="0" y="0"/>
+                            <a:ext cx="648000" cy="648000"/>
+                          </a:xfrm>
+                          <a:prstGeom prst="rect">
+                            <a:avLst/>
+                          </a:prstGeom>
+                          <a:noFill/>
+                          <a:ln>
+                            <a:noFill/>
+                          </a:ln>
+                        </pic:spPr>
+                      </pic:pic>
+                    </a:graphicData>
+                  </a:graphic>
+                </wp:inline>
+              </w:drawing>
+            </w:r>
+          </w:p>
+        </w:tc>
+        <w:tc>
+          <w:tcPr>
+            <w:tcW w:w="1021" w:type="dxa"/>
+          </w:tcPr>
+          <w:p>
+            <w:pPr>
+              <w:jc w:val="center"/>
+              <w:rPr>
+                <w:sz w:val="2"/>
+                <w:szCs w:val="2"/>
+                <w:lang w:val="en-US"/>
+              </w:rPr>
+            </w:pPr>
+            <w:r>
+              <w:rPr>
+                <w:noProof/>
+                <w:sz w:val="2"/>
+                <w:szCs w:val="2"/>
+                <w:lang w:val="en-US"/>
+              </w:rPr>
+              <w:drawing>
+                <wp:inline distT="0" distB="0" distL="0" distR="0" wp14:anchorId="6907C467" wp14:editId="448B226A">
+                  <wp:extent cx="648000" cy="648000"/>
+                  <wp:effectExtent l="0" t="0" r="0" b="0"/>
+                  <wp:docPr id="9" name="Рисунок 72"/>
+                  <wp:cNvGraphicFramePr>
+                    <a:graphicFrameLocks xmlns:a="http://schemas.openxmlformats.org/drawingml/2006/main" noChangeAspect="1"/>
+                  </wp:cNvGraphicFramePr>
+                  <a:graphic xmlns:a="http://schemas.openxmlformats.org/drawingml/2006/main">
+                    <a:graphicData uri="http://schemas.openxmlformats.org/drawingml/2006/picture">
+                      <pic:pic xmlns:pic="http://schemas.openxmlformats.org/drawingml/2006/picture">
+                        <pic:nvPicPr>
+                          <pic:cNvPr id="0" name="Picture 72"/>
+                          <pic:cNvPicPr>
+                            <a:picLocks noChangeAspect="1" noChangeArrowheads="1"/>
+                          </pic:cNvPicPr>
+                        </pic:nvPicPr>
+                        <pic:blipFill>
+                          <a:blip r:embed="rId9" cstate="print">
+                            <a:extLst>
+                              <a:ext uri="{28A0092B-C50C-407E-A947-70E740481C1C}">
+                                <a14:useLocalDpi xmlns:a14="http://schemas.microsoft.com/office/drawing/2010/main" val="0"/>
+                              </a:ext>
+                            </a:extLst>
+                          </a:blip>
+                          <a:srcRect/>
+                          <a:stretch>
+                            <a:fillRect/>
+                          </a:stretch>
+                        </pic:blipFill>
+                        <pic:spPr bwMode="auto">
+                          <a:xfrm>
+                            <a:off x="0" y="0"/>
+                            <a:ext cx="648000" cy="648000"/>
+                          </a:xfrm>
+                          <a:prstGeom prst="rect">
+                            <a:avLst/>
+                          </a:prstGeom>
+                          <a:noFill/>
+                          <a:ln>
+                            <a:noFill/>
+                          </a:ln>
+                        </pic:spPr>
+                      </pic:pic>
+                    </a:graphicData>
+                  </a:graphic>
+                </wp:inline>
+              </w:drawing>
+            </w:r>
+          </w:p>
+        </w:tc>
+        <w:tc>
+          <w:tcPr>
+            <w:tcW w:w="1021" w:type="dxa"/>
+          </w:tcPr>
+          <w:p>
+            <w:pPr>
+              <w:jc w:val="center"/>
+              <w:rPr>
+                <w:sz w:val="2"/>
+                <w:szCs w:val="2"/>
+                <w:lang w:val="en-US"/>
+              </w:rPr>
+            </w:pPr>
+            <w:r>
+              <w:rPr>
+                <w:noProof/>
+                <w:sz w:val="2"/>
+                <w:szCs w:val="2"/>
+                <w:lang w:val="en-US"/>
+              </w:rPr>
+              <w:drawing>
+                <wp:inline distT="0" distB="0" distL="0" distR="0" wp14:anchorId="5A53F0D0" wp14:editId="28B4130D">
+                  <wp:extent cx="648000" cy="648000"/>
+                  <wp:effectExtent l="0" t="0" r="0" b="0"/>
+                  <wp:docPr id="10" name="Рисунок 73"/>
+                  <wp:cNvGraphicFramePr>
+                    <a:graphicFrameLocks xmlns:a="http://schemas.openxmlformats.org/drawingml/2006/main" noChangeAspect="1"/>
+                  </wp:cNvGraphicFramePr>
+                  <a:graphic xmlns:a="http://schemas.openxmlformats.org/drawingml/2006/main">
+                    <a:graphicData uri="http://schemas.openxmlformats.org/drawingml/2006/picture">
+                      <pic:pic xmlns:pic="http://schemas.openxmlformats.org/drawingml/2006/picture">
+                        <pic:nvPicPr>
+                          <pic:cNvPr id="0" name="Picture 73"/>
+                          <pic:cNvPicPr>
+                            <a:picLocks noChangeAspect="1" noChangeArrowheads="1"/>
+                          </pic:cNvPicPr>
+                        </pic:nvPicPr>
+                        <pic:blipFill>
+                          <a:blip r:embed="rId10" cstate="print">
+                            <a:extLst>
+                              <a:ext uri="{28A0092B-C50C-407E-A947-70E740481C1C}">
+                                <a14:useLocalDpi xmlns:a14="http://schemas.microsoft.com/office/drawing/2010/main" val="0"/>
+                              </a:ext>
+                            </a:extLst>
+                          </a:blip>
+                          <a:srcRect/>
+                          <a:stretch>
+                            <a:fillRect/>
+                          </a:stretch>
+                        </pic:blipFill>
+                        <pic:spPr bwMode="auto">
+                          <a:xfrm>
+                            <a:off x="0" y="0"/>
+                            <a:ext cx="648000" cy="648000"/>
+                          </a:xfrm>
+                          <a:prstGeom prst="rect">
+                            <a:avLst/>
+                          </a:prstGeom>
+                          <a:noFill/>
+                          <a:ln>
+                            <a:noFill/>
+                          </a:ln>
+                        </pic:spPr>
+                      </pic:pic>
+                    </a:graphicData>
+                  </a:graphic>
+                </wp:inline>
+              </w:drawing>
+            </w:r>
+          </w:p>
+        </w:tc>
+        <w:tc>
+          <w:tcPr>
+            <w:tcW w:w="1021" w:type="dxa"/>
+          </w:tcPr>
+          <w:p>
+            <w:pPr>
+              <w:jc w:val="center"/>
+              <w:rPr>
+                <w:sz w:val="2"/>
+                <w:szCs w:val="2"/>
+                <w:lang w:val="en-US"/>
+              </w:rPr>
+            </w:pPr>
+            <w:r>
+              <w:rPr>
+                <w:noProof/>
+                <w:sz w:val="2"/>
+                <w:szCs w:val="2"/>
+                <w:lang w:val="en-US"/>
+              </w:rPr>
+              <w:drawing>
+                <wp:inline distT="0" distB="0" distL="0" distR="0" wp14:anchorId="312774A4" wp14:editId="1F4BABB2">
+                  <wp:extent cx="648000" cy="648000"/>
+                  <wp:effectExtent l="0" t="0" r="0" b="0"/>
+                  <wp:docPr id="11" name="Рисунок 74"/>
+                  <wp:cNvGraphicFramePr>
+                    <a:graphicFrameLocks xmlns:a="http://schemas.openxmlformats.org/drawingml/2006/main" noChangeAspect="1"/>
+                  </wp:cNvGraphicFramePr>
+                  <a:graphic xmlns:a="http://schemas.openxmlformats.org/drawingml/2006/main">
+                    <a:graphicData uri="http://schemas.openxmlformats.org/drawingml/2006/picture">
+                      <pic:pic xmlns:pic="http://schemas.openxmlformats.org/drawingml/2006/picture">
+                        <pic:nvPicPr>
+                          <pic:cNvPr id="0" name="Picture 74"/>
+                          <pic:cNvPicPr>
+                            <a:picLocks noChangeAspect="1" noChangeArrowheads="1"/>
+                          </pic:cNvPicPr>
+                        </pic:nvPicPr>
+                        <pic:blipFill>
+                          <a:blip r:embed="rId11" cstate="print">
+                            <a:extLst>
+                              <a:ext uri="{28A0092B-C50C-407E-A947-70E740481C1C}">
+                                <a14:useLocalDpi xmlns:a14="http://schemas.microsoft.com/office/drawing/2010/main" val="0"/>
+                              </a:ext>
+                            </a:extLst>
+                          </a:blip>
+                          <a:srcRect/>
+                          <a:stretch>
+                            <a:fillRect/>
+                          </a:stretch>
+                        </pic:blipFill>
+                        <pic:spPr bwMode="auto">
+                          <a:xfrm>
+                            <a:off x="0" y="0"/>
+                            <a:ext cx="648000" cy="648000"/>
+                          </a:xfrm>
+                          <a:prstGeom prst="rect">
+                            <a:avLst/>
+                          </a:prstGeom>
+                          <a:noFill/>
+                          <a:ln>
+                            <a:noFill/>
+                          </a:ln>
+                        </pic:spPr>
+                      </pic:pic>
+                    </a:graphicData>
+                  </a:graphic>
+                </wp:inline>
+              </w:drawing>
+            </w:r>
+          </w:p>
+        </w:tc>
+        <w:tc>
+          <w:tcPr>
+            <w:tcW w:w="1021" w:type="dxa"/>
+          </w:tcPr>
+          <w:p>
+            <w:pPr>
+              <w:jc w:val="center"/>
+              <w:rPr>
+                <w:sz w:val="2"/>
+                <w:szCs w:val="2"/>
+                <w:lang w:val="en-US"/>
+              </w:rPr>
+            </w:pPr>
+            <w:r>
+              <w:rPr>
+                <w:noProof/>
+                <w:sz w:val="2"/>
+                <w:szCs w:val="2"/>
+                <w:lang w:val="en-US"/>
+              </w:rPr>
+              <w:drawing>
+                <wp:inline distT="0" distB="0" distL="0" distR="0" wp14:anchorId="3DFAB932" wp14:editId="35069A91">
+                  <wp:extent cx="648000" cy="648000"/>
+                  <wp:effectExtent l="0" t="0" r="0" b="0"/>
+                  <wp:docPr id="13" name="Рисунок 75"/>
+                  <wp:cNvGraphicFramePr>
+                    <a:graphicFrameLocks xmlns:a="http://schemas.openxmlformats.org/drawingml/2006/main" noChangeAspect="1"/>
+                  </wp:cNvGraphicFramePr>
+                  <a:graphic xmlns:a="http://schemas.openxmlformats.org/drawingml/2006/main">
+                    <a:graphicData uri="http://schemas.openxmlformats.org/drawingml/2006/picture">
+                      <pic:pic xmlns:pic="http://schemas.openxmlformats.org/drawingml/2006/picture">
+                        <pic:nvPicPr>
+                          <pic:cNvPr id="0" name="Picture 75"/>
+                          <pic:cNvPicPr>
+                            <a:picLocks noChangeAspect="1" noChangeArrowheads="1"/>
+                          </pic:cNvPicPr>
+                        </pic:nvPicPr>
+                        <pic:blipFill>
+                          <a:blip r:embed="rId12" cstate="print">
+                            <a:extLst>
+                              <a:ext uri="{28A0092B-C50C-407E-A947-70E740481C1C}">
+                                <a14:useLocalDpi xmlns:a14="http://schemas.microsoft.com/office/drawing/2010/main" val="0"/>
+                              </a:ext>
+                            </a:extLst>
+                          </a:blip>
+                          <a:srcRect/>
+                          <a:stretch>
+                            <a:fillRect/>
+                          </a:stretch>
+                        </pic:blipFill>
+                        <pic:spPr bwMode="auto">
+                          <a:xfrm>
+                            <a:off x="0" y="0"/>
+                            <a:ext cx="648000" cy="648000"/>
+                          </a:xfrm>
+                          <a:prstGeom prst="rect">
+                            <a:avLst/>
+                          </a:prstGeom>
+                          <a:noFill/>
+                          <a:ln>
+                            <a:noFill/>
+                          </a:ln>
+                        </pic:spPr>
+                      </pic:pic>
+                    </a:graphicData>
+                  </a:graphic>
+                </wp:inline>
+              </w:drawing>
+            </w:r>
+          </w:p>
+        </w:tc>
+        <w:tc>
+          <w:tcPr>
+            <w:tcW w:w="1021" w:type="dxa"/>
+          </w:tcPr>
+          <w:p>
+            <w:pPr>
+              <w:jc w:val="center"/>
+              <w:rPr>
+                <w:sz w:val="2"/>
+                <w:szCs w:val="2"/>
+                <w:lang w:val="en-US"/>
+              </w:rPr>
+            </w:pPr>
+            <w:r>
+              <w:rPr>
+                <w:noProof/>
+                <w:sz w:val="2"/>
+                <w:szCs w:val="2"/>
+                <w:lang w:val="en-US"/>
+              </w:rPr>
+              <w:drawing>
+                <wp:inline distT="0" distB="0" distL="0" distR="0" wp14:anchorId="396EF232" wp14:editId="59646A6A">
+                  <wp:extent cx="648000" cy="648000"/>
+                  <wp:effectExtent l="0" t="0" r="0" b="0"/>
+                  <wp:docPr id="14" name="Рисунок 76"/>
+                  <wp:cNvGraphicFramePr>
+                    <a:graphicFrameLocks xmlns:a="http://schemas.openxmlformats.org/drawingml/2006/main" noChangeAspect="1"/>
+                  </wp:cNvGraphicFramePr>
+                  <a:graphic xmlns:a="http://schemas.openxmlformats.org/drawingml/2006/main">
+                    <a:graphicData uri="http://schemas.openxmlformats.org/drawingml/2006/picture">
+                      <pic:pic xmlns:pic="http://schemas.openxmlformats.org/drawingml/2006/picture">
+                        <pic:nvPicPr>
+                          <pic:cNvPr id="0" name="Picture 76"/>
+                          <pic:cNvPicPr>
+                            <a:picLocks noChangeAspect="1" noChangeArrowheads="1"/>
+                          </pic:cNvPicPr>
+                        </pic:nvPicPr>
+                        <pic:blipFill>
+                          <a:blip r:embed="rId13" cstate="print">
+                            <a:extLst>
+                              <a:ext uri="{28A0092B-C50C-407E-A947-70E740481C1C}">
+                                <a14:useLocalDpi xmlns:a14="http://schemas.microsoft.com/office/drawing/2010/main" val="0"/>
+                              </a:ext>
+                            </a:extLst>
+                          </a:blip>
+                          <a:srcRect/>
+                          <a:stretch>
+                            <a:fillRect/>
+                          </a:stretch>
+                        </pic:blipFill>
+                        <pic:spPr bwMode="auto">
+                          <a:xfrm>
+                            <a:off x="0" y="0"/>
+                            <a:ext cx="648000" cy="648000"/>
+                          </a:xfrm>
+                          <a:prstGeom prst="rect">
+                            <a:avLst/>
+                          </a:prstGeom>
+                          <a:noFill/>
+                          <a:ln>
+                            <a:noFill/>
+                          </a:ln>
+                        </pic:spPr>
+                      </pic:pic>
+                    </a:graphicData>
+                  </a:graphic>
+                </wp:inline>
+              </w:drawing>
+            </w:r>
+          </w:p>
+        </w:tc>
+        <w:tc>
+          <w:tcPr>
+            <w:tcW w:w="1021" w:type="dxa"/>
+          </w:tcPr>
+          <w:p>
+            <w:pPr>
+              <w:jc w:val="center"/>
+              <w:rPr>
+                <w:sz w:val="2"/>
+                <w:szCs w:val="2"/>
+                <w:lang w:val="en-US"/>
+              </w:rPr>
+            </w:pPr>
+            <w:r>
+              <w:rPr>
+                <w:noProof/>
+                <w:sz w:val="2"/>
+                <w:szCs w:val="2"/>
+                <w:lang w:val="en-US"/>
+              </w:rPr>
+              <w:drawing>
+                <wp:inline distT="0" distB="0" distL="0" distR="0" wp14:anchorId="295A1F16" wp14:editId="7C53581E">
+                  <wp:extent cx="648000" cy="648000"/>
+                  <wp:effectExtent l="0" t="0" r="0" b="0"/>
+                  <wp:docPr id="15" name="Рисунок 77"/>
+                  <wp:cNvGraphicFramePr>
+                    <a:graphicFrameLocks xmlns:a="http://schemas.openxmlformats.org/drawingml/2006/main" noChangeAspect="1"/>
+                  </wp:cNvGraphicFramePr>
+                  <a:graphic xmlns:a="http://schemas.openxmlformats.org/drawingml/2006/main">
+                    <a:graphicData uri="http://schemas.openxmlformats.org/drawingml/2006/picture">
+                      <pic:pic xmlns:pic="http://schemas.openxmlformats.org/drawingml/2006/picture">
+                        <pic:nvPicPr>
+                          <pic:cNvPr id="0" name="Picture 77"/>
+                          <pic:cNvPicPr>
+                            <a:picLocks noChangeAspect="1" noChangeArrowheads="1"/>
+                          </pic:cNvPicPr>
+                        </pic:nvPicPr>
+                        <pic:blipFill>
+                          <a:blip r:embed="rId14" cstate="print">
+                            <a:extLst>
+                              <a:ext uri="{28A0092B-C50C-407E-A947-70E740481C1C}">
+                                <a14:useLocalDpi xmlns:a14="http://schemas.microsoft.com/office/drawing/2010/main" val="0"/>
+                              </a:ext>
+                            </a:extLst>
+                          </a:blip>
+                          <a:srcRect/>
+                          <a:stretch>
+                            <a:fillRect/>
+                          </a:stretch>
+                        </pic:blipFill>
+                        <pic:spPr bwMode="auto">
+                          <a:xfrm>
+                            <a:off x="0" y="0"/>
+                            <a:ext cx="648000" cy="648000"/>
+                          </a:xfrm>
+                          <a:prstGeom prst="rect">
+                            <a:avLst/>
+                          </a:prstGeom>
+                          <a:noFill/>
+                          <a:ln>
+                            <a:noFill/>
+                          </a:ln>
+                        </pic:spPr>
+                      </pic:pic>
+                    </a:graphicData>
+                  </a:graphic>
+                </wp:inline>
+              </w:drawing>
+            </w:r>
+          </w:p>
+        </w:tc>
+      </w:tr>
+      <w:tr>
+        <w:trPr>
+          <w:trHeight w:val="1021"/>
+          <w:jc w:val="center"/>
+        </w:trPr>
+        <w:tc>
+          <w:tcPr>
+            <w:tcW w:w="1021" w:type="dxa"/>
+          </w:tcPr>
+          <w:p>
+            <w:pPr>
+              <w:jc w:val="center"/>
+              <w:rPr>
+                <w:sz w:val="2"/>
+                <w:szCs w:val="2"/>
+                <w:lang w:val="en-US"/>
+              </w:rPr>
+            </w:pPr>
+            <w:r>
+              <w:rPr>
+                <w:noProof/>
+                <w:lang w:val="en-US"/>
+              </w:rPr>
+              <w:drawing>
+                <wp:inline distT="0" distB="0" distL="0" distR="0" wp14:anchorId="56D5BB85" wp14:editId="42315DAA">
+                  <wp:extent cx="648000" cy="648000"/>
+                  <wp:effectExtent l="0" t="0" r="0" b="0"/>
+                  <wp:docPr id="23" name="Рисунок 78"/>
+                  <wp:cNvGraphicFramePr>
+                    <a:graphicFrameLocks xmlns:a="http://schemas.openxmlformats.org/drawingml/2006/main" noChangeAspect="1"/>
+                  </wp:cNvGraphicFramePr>
+                  <a:graphic xmlns:a="http://schemas.openxmlformats.org/drawingml/2006/main">
+                    <a:graphicData uri="http://schemas.openxmlformats.org/drawingml/2006/picture">
+                      <pic:pic xmlns:pic="http://schemas.openxmlformats.org/drawingml/2006/picture">
+                        <pic:nvPicPr>
+                          <pic:cNvPr id="0" name="Picture 78"/>
+                          <pic:cNvPicPr>
+                            <a:picLocks noChangeAspect="1" noChangeArrowheads="1"/>
+                          </pic:cNvPicPr>
+                        </pic:nvPicPr>
+                        <pic:blipFill>
+                          <a:blip r:embed="rId15" cstate="print">
+                            <a:extLst>
+                              <a:ext uri="{28A0092B-C50C-407E-A947-70E740481C1C}">
+                                <a14:useLocalDpi xmlns:a14="http://schemas.microsoft.com/office/drawing/2010/main" val="0"/>
+                              </a:ext>
+                            </a:extLst>
+                          </a:blip>
+                          <a:srcRect/>
+                          <a:stretch>
+                            <a:fillRect/>
+                          </a:stretch>
+                        </pic:blipFill>
+                        <pic:spPr bwMode="auto">
+                          <a:xfrm>
+                            <a:off x="0" y="0"/>
+                            <a:ext cx="648000" cy="648000"/>
+                          </a:xfrm>
+                          <a:prstGeom prst="rect">
+                            <a:avLst/>
+                          </a:prstGeom>
+                          <a:noFill/>
+                          <a:ln>
+                            <a:noFill/>
+                          </a:ln>
+                        </pic:spPr>
+                      </pic:pic>
+                    </a:graphicData>
+                  </a:graphic>
+                </wp:inline>
+              </w:drawing>
+            </w:r>
+          </w:p>
+        </w:tc>
+        <w:tc>
+          <w:tcPr>
+            <w:tcW w:w="1021" w:type="dxa"/>
+          </w:tcPr>
+          <w:p>
+            <w:pPr>
+              <w:jc w:val="center"/>
+              <w:rPr>
+                <w:sz w:val="2"/>
+                <w:szCs w:val="2"/>
+                <w:lang w:val="en-US"/>
+              </w:rPr>
+            </w:pPr>
+            <w:r>
+              <w:rPr>
+                <w:noProof/>
+                <w:lang w:val="en-US"/>
+              </w:rPr>
+              <w:drawing>
+                <wp:inline distT="0" distB="0" distL="0" distR="0" wp14:anchorId="19031AEE" wp14:editId="00F6B466">
+                  <wp:extent cx="648000" cy="648000"/>
+                  <wp:effectExtent l="0" t="0" r="0" b="0"/>
+                  <wp:docPr id="25" name="Рисунок 79"/>
+                  <wp:cNvGraphicFramePr>
+                    <a:graphicFrameLocks xmlns:a="http://schemas.openxmlformats.org/drawingml/2006/main" noChangeAspect="1"/>
+                  </wp:cNvGraphicFramePr>
+                  <a:graphic xmlns:a="http://schemas.openxmlformats.org/drawingml/2006/main">
+                    <a:graphicData uri="http://schemas.openxmlformats.org/drawingml/2006/picture">
+                      <pic:pic xmlns:pic="http://schemas.openxmlformats.org/drawingml/2006/picture">
+                        <pic:nvPicPr>
+                          <pic:cNvPr id="0" name="Picture 79"/>
+                          <pic:cNvPicPr>
+                            <a:picLocks noChangeAspect="1" noChangeArrowheads="1"/>
+                          </pic:cNvPicPr>
+                        </pic:nvPicPr>
+                        <pic:blipFill>
+                          <a:blip r:embed="rId16" cstate="print">
+                            <a:extLst>
+                              <a:ext uri="{28A0092B-C50C-407E-A947-70E740481C1C}">
+                                <a14:useLocalDpi xmlns:a14="http://schemas.microsoft.com/office/drawing/2010/main" val="0"/>
+                              </a:ext>
+                            </a:extLst>
+                          </a:blip>
+                          <a:srcRect/>
+                          <a:stretch>
+                            <a:fillRect/>
+                          </a:stretch>
+                        </pic:blipFill>
+                        <pic:spPr bwMode="auto">
+                          <a:xfrm>
+                            <a:off x="0" y="0"/>
+                            <a:ext cx="648000" cy="648000"/>
+                          </a:xfrm>
+                          <a:prstGeom prst="rect">
+                            <a:avLst/>
+                          </a:prstGeom>
+                          <a:noFill/>
+                          <a:ln>
+                            <a:noFill/>
+                          </a:ln>
+                        </pic:spPr>
+                      </pic:pic>
+                    </a:graphicData>
+                  </a:graphic>
+                </wp:inline>
+              </w:drawing>
+            </w:r>
+          </w:p>
+        </w:tc>
+        <w:tc>
+          <w:tcPr>
+            <w:tcW w:w="1021" w:type="dxa"/>
+          </w:tcPr>
+          <w:p>
+            <w:pPr>
+              <w:jc w:val="center"/>
+              <w:rPr>
+                <w:sz w:val="2"/>
+                <w:szCs w:val="2"/>
+                <w:lang w:val="en-US"/>
+              </w:rPr>
+            </w:pPr>
+            <w:r>
+              <w:rPr>
+                <w:noProof/>
+                <w:lang w:val="en-US"/>
+              </w:rPr>
+              <w:drawing>
+                <wp:inline distT="0" distB="0" distL="0" distR="0" wp14:anchorId="66D022B1" wp14:editId="137367A7">
+                  <wp:extent cx="648000" cy="648000"/>
+                  <wp:effectExtent l="0" t="0" r="0" b="0"/>
+                  <wp:docPr id="26" name="Рисунок 80"/>
+                  <wp:cNvGraphicFramePr>
+                    <a:graphicFrameLocks xmlns:a="http://schemas.openxmlformats.org/drawingml/2006/main" noChangeAspect="1"/>
+                  </wp:cNvGraphicFramePr>
+                  <a:graphic xmlns:a="http://schemas.openxmlformats.org/drawingml/2006/main">
+                    <a:graphicData uri="http://schemas.openxmlformats.org/drawingml/2006/picture">
+                      <pic:pic xmlns:pic="http://schemas.openxmlformats.org/drawingml/2006/picture">
+                        <pic:nvPicPr>
+                          <pic:cNvPr id="0" name="Picture 80"/>
+                          <pic:cNvPicPr>
+                            <a:picLocks noChangeAspect="1" noChangeArrowheads="1"/>
+                          </pic:cNvPicPr>
+                        </pic:nvPicPr>
+                        <pic:blipFill>
+                          <a:blip r:embed="rId17" cstate="print">
+                            <a:extLst>
+                              <a:ext uri="{28A0092B-C50C-407E-A947-70E740481C1C}">
+                                <a14:useLocalDpi xmlns:a14="http://schemas.microsoft.com/office/drawing/2010/main" val="0"/>
+                              </a:ext>
+                            </a:extLst>
+                          </a:blip>
+                          <a:srcRect/>
+                          <a:stretch>
+                            <a:fillRect/>
+                          </a:stretch>
+                        </pic:blipFill>
+                        <pic:spPr bwMode="auto">
+                          <a:xfrm>
+                            <a:off x="0" y="0"/>
+                            <a:ext cx="648000" cy="648000"/>
+                          </a:xfrm>
+                          <a:prstGeom prst="rect">
+                            <a:avLst/>
+                          </a:prstGeom>
+                          <a:noFill/>
+                          <a:ln>
+                            <a:noFill/>
+                          </a:ln>
+                        </pic:spPr>
+                      </pic:pic>
+                    </a:graphicData>
+                  </a:graphic>
+                </wp:inline>
+              </w:drawing>
+            </w:r>
+          </w:p>
+        </w:tc>
+        <w:tc>
+          <w:tcPr>
+            <w:tcW w:w="1021" w:type="dxa"/>
+          </w:tcPr>
+          <w:p>
+            <w:pPr>
+              <w:jc w:val="center"/>
+              <w:rPr>
+                <w:sz w:val="2"/>
+                <w:szCs w:val="2"/>
+                <w:lang w:val="en-US"/>
+              </w:rPr>
+            </w:pPr>
+            <w:r>
+              <w:rPr>
+                <w:noProof/>
+                <w:lang w:val="en-US"/>
+              </w:rPr>
+              <w:drawing>
+                <wp:inline distT="0" distB="0" distL="0" distR="0" wp14:anchorId="5457E03C" wp14:editId="4D5C26CB">
+                  <wp:extent cx="648000" cy="648000"/>
+                  <wp:effectExtent l="0" t="0" r="0" b="0"/>
+                  <wp:docPr id="27" name="Рисунок 81"/>
+                  <wp:cNvGraphicFramePr>
+                    <a:graphicFrameLocks xmlns:a="http://schemas.openxmlformats.org/drawingml/2006/main" noChangeAspect="1"/>
+                  </wp:cNvGraphicFramePr>
+                  <a:graphic xmlns:a="http://schemas.openxmlformats.org/drawingml/2006/main">
+                    <a:graphicData uri="http://schemas.openxmlformats.org/drawingml/2006/picture">
+                      <pic:pic xmlns:pic="http://schemas.openxmlformats.org/drawingml/2006/picture">
+                        <pic:nvPicPr>
+                          <pic:cNvPr id="0" name="Picture 81"/>
+                          <pic:cNvPicPr>
+                            <a:picLocks noChangeAspect="1" noChangeArrowheads="1"/>
+                          </pic:cNvPicPr>
+                        </pic:nvPicPr>
+                        <pic:blipFill>
+                          <a:blip r:embed="rId18" cstate="print">
+                            <a:extLst>
+                              <a:ext uri="{28A0092B-C50C-407E-A947-70E740481C1C}">
+                                <a14:useLocalDpi xmlns:a14="http://schemas.microsoft.com/office/drawing/2010/main" val="0"/>
+                              </a:ext>
+                            </a:extLst>
+                          </a:blip>
+                          <a:srcRect/>
+                          <a:stretch>
+                            <a:fillRect/>
+                          </a:stretch>
+                        </pic:blipFill>
+                        <pic:spPr bwMode="auto">
+                          <a:xfrm>
+                            <a:off x="0" y="0"/>
+                            <a:ext cx="648000" cy="648000"/>
+                          </a:xfrm>
+                          <a:prstGeom prst="rect">
+                            <a:avLst/>
+                          </a:prstGeom>
+                          <a:noFill/>
+                          <a:ln>
+                            <a:noFill/>
+                          </a:ln>
+                        </pic:spPr>
+                      </pic:pic>
+                    </a:graphicData>
+                  </a:graphic>
+                </wp:inline>
+              </w:drawing>
+            </w:r>
+          </w:p>
+        </w:tc>
+        <w:tc>
+          <w:tcPr>
+            <w:tcW w:w="1021" w:type="dxa"/>
+          </w:tcPr>
+          <w:p>
+            <w:pPr>
+              <w:jc w:val="center"/>
+              <w:rPr>
+                <w:sz w:val="2"/>
+                <w:szCs w:val="2"/>
+                <w:lang w:val="en-US"/>
+              </w:rPr>
+            </w:pPr>
+            <w:r>
+              <w:rPr>
+                <w:noProof/>
+                <w:lang w:val="en-US"/>
+              </w:rPr>
+              <w:drawing>
+                <wp:inline distT="0" distB="0" distL="0" distR="0" wp14:anchorId="3E82E27A" wp14:editId="634916C5">
+                  <wp:extent cx="648000" cy="648000"/>
+                  <wp:effectExtent l="0" t="0" r="0" b="0"/>
+                  <wp:docPr id="28" name="Рисунок 82"/>
+                  <wp:cNvGraphicFramePr>
+                    <a:graphicFrameLocks xmlns:a="http://schemas.openxmlformats.org/drawingml/2006/main" noChangeAspect="1"/>
+                  </wp:cNvGraphicFramePr>
+                  <a:graphic xmlns:a="http://schemas.openxmlformats.org/drawingml/2006/main">
+                    <a:graphicData uri="http://schemas.openxmlformats.org/drawingml/2006/picture">
+                      <pic:pic xmlns:pic="http://schemas.openxmlformats.org/drawingml/2006/picture">
+                        <pic:nvPicPr>
+                          <pic:cNvPr id="0" name="Picture 82"/>
+                          <pic:cNvPicPr>
+                            <a:picLocks noChangeAspect="1" noChangeArrowheads="1"/>
+                          </pic:cNvPicPr>
+                        </pic:nvPicPr>
+                        <pic:blipFill>
+                          <a:blip r:embed="rId19" cstate="print">
+                            <a:extLst>
+                              <a:ext uri="{28A0092B-C50C-407E-A947-70E740481C1C}">
+                                <a14:useLocalDpi xmlns:a14="http://schemas.microsoft.com/office/drawing/2010/main" val="0"/>
+                              </a:ext>
+                            </a:extLst>
+                          </a:blip>
+                          <a:srcRect/>
+                          <a:stretch>
+                            <a:fillRect/>
+                          </a:stretch>
+                        </pic:blipFill>
+                        <pic:spPr bwMode="auto">
+                          <a:xfrm>
+                            <a:off x="0" y="0"/>
+                            <a:ext cx="648000" cy="648000"/>
+                          </a:xfrm>
+                          <a:prstGeom prst="rect">
+                            <a:avLst/>
+                          </a:prstGeom>
+                          <a:noFill/>
+                          <a:ln>
+                            <a:noFill/>
+                          </a:ln>
+                        </pic:spPr>
+                      </pic:pic>
+                    </a:graphicData>
+                  </a:graphic>
+                </wp:inline>
+              </w:drawing>
+            </w:r>
+          </w:p>
+        </w:tc>
+        <w:tc>
+          <w:tcPr>
+            <w:tcW w:w="1021" w:type="dxa"/>
+          </w:tcPr>
+          <w:p>
+            <w:pPr>
+              <w:jc w:val="center"/>
+              <w:rPr>
+                <w:sz w:val="2"/>
+                <w:szCs w:val="2"/>
+                <w:lang w:val="en-US"/>
+              </w:rPr>
+            </w:pPr>
+            <w:r>
+              <w:rPr>
+                <w:noProof/>
+                <w:lang w:val="en-US"/>
+              </w:rPr>
+              <w:drawing>
+                <wp:inline distT="0" distB="0" distL="0" distR="0" wp14:anchorId="6A1B5934" wp14:editId="05FB5DA2">
+                  <wp:extent cx="648000" cy="648000"/>
+                  <wp:effectExtent l="0" t="0" r="0" b="0"/>
+                  <wp:docPr id="29" name="Рисунок 83"/>
+                  <wp:cNvGraphicFramePr>
+                    <a:graphicFrameLocks xmlns:a="http://schemas.openxmlformats.org/drawingml/2006/main" noChangeAspect="1"/>
+                  </wp:cNvGraphicFramePr>
+                  <a:graphic xmlns:a="http://schemas.openxmlformats.org/drawingml/2006/main">
+                    <a:graphicData uri="http://schemas.openxmlformats.org/drawingml/2006/picture">
+                      <pic:pic xmlns:pic="http://schemas.openxmlformats.org/drawingml/2006/picture">
+                        <pic:nvPicPr>
+                          <pic:cNvPr id="0" name="Picture 83"/>
+                          <pic:cNvPicPr>
+                            <a:picLocks noChangeAspect="1" noChangeArrowheads="1"/>
+                          </pic:cNvPicPr>
+                        </pic:nvPicPr>
+                        <pic:blipFill>
+                          <a:blip r:embed="rId20" cstate="print">
+                            <a:extLst>
+                              <a:ext uri="{28A0092B-C50C-407E-A947-70E740481C1C}">
+                                <a14:useLocalDpi xmlns:a14="http://schemas.microsoft.com/office/drawing/2010/main" val="0"/>
+                              </a:ext>
+                            </a:extLst>
+                          </a:blip>
+                          <a:srcRect/>
+                          <a:stretch>
+                            <a:fillRect/>
+                          </a:stretch>
+                        </pic:blipFill>
+                        <pic:spPr bwMode="auto">
+                          <a:xfrm>
+                            <a:off x="0" y="0"/>
+                            <a:ext cx="648000" cy="648000"/>
+                          </a:xfrm>
+                          <a:prstGeom prst="rect">
+                            <a:avLst/>
+                          </a:prstGeom>
+                          <a:noFill/>
+                          <a:ln>
+                            <a:noFill/>
+                          </a:ln>
+                        </pic:spPr>
+                      </pic:pic>
+                    </a:graphicData>
+                  </a:graphic>
+                </wp:inline>
+              </w:drawing>
+            </w:r>
+          </w:p>
+        </w:tc>
+        <w:tc>
+          <w:tcPr>
+            <w:tcW w:w="1021" w:type="dxa"/>
+          </w:tcPr>
+          <w:p>
+            <w:pPr>
+              <w:jc w:val="center"/>
+              <w:rPr>
+                <w:sz w:val="2"/>
+                <w:szCs w:val="2"/>
+                <w:lang w:val="en-US"/>
+              </w:rPr>
+            </w:pPr>
+            <w:r>
+              <w:rPr>
+                <w:noProof/>
+                <w:lang w:val="en-US"/>
+              </w:rPr>
+              <w:drawing>
+                <wp:inline distT="0" distB="0" distL="0" distR="0" wp14:anchorId="2D6864C7" wp14:editId="1743D011">
+                  <wp:extent cx="648000" cy="648000"/>
+                  <wp:effectExtent l="0" t="0" r="0" b="0"/>
+                  <wp:docPr id="30" name="Рисунок 84"/>
+                  <wp:cNvGraphicFramePr>
+                    <a:graphicFrameLocks xmlns:a="http://schemas.openxmlformats.org/drawingml/2006/main" noChangeAspect="1"/>
+                  </wp:cNvGraphicFramePr>
+                  <a:graphic xmlns:a="http://schemas.openxmlformats.org/drawingml/2006/main">
+                    <a:graphicData uri="http://schemas.openxmlformats.org/drawingml/2006/picture">
+                      <pic:pic xmlns:pic="http://schemas.openxmlformats.org/drawingml/2006/picture">
+                        <pic:nvPicPr>
+                          <pic:cNvPr id="0" name="Picture 84"/>
+                          <pic:cNvPicPr>
+                            <a:picLocks noChangeAspect="1" noChangeArrowheads="1"/>
+                          </pic:cNvPicPr>
+                        </pic:nvPicPr>
+                        <pic:blipFill>
+                          <a:blip r:embed="rId21" cstate="print">
+                            <a:extLst>
+                              <a:ext uri="{28A0092B-C50C-407E-A947-70E740481C1C}">
+                                <a14:useLocalDpi xmlns:a14="http://schemas.microsoft.com/office/drawing/2010/main" val="0"/>
+                              </a:ext>
+                            </a:extLst>
+                          </a:blip>
+                          <a:srcRect/>
+                          <a:stretch>
+                            <a:fillRect/>
+                          </a:stretch>
+                        </pic:blipFill>
+                        <pic:spPr bwMode="auto">
+                          <a:xfrm>
+                            <a:off x="0" y="0"/>
+                            <a:ext cx="648000" cy="648000"/>
+                          </a:xfrm>
+                          <a:prstGeom prst="rect">
+                            <a:avLst/>
+                          </a:prstGeom>
+                          <a:noFill/>
+                          <a:ln>
+                            <a:noFill/>
+                          </a:ln>
+                        </pic:spPr>
+                      </pic:pic>
+                    </a:graphicData>
+                  </a:graphic>
+                </wp:inline>
+              </w:drawing>
+            </w:r>
+          </w:p>
+        </w:tc>
+        <w:tc>
+          <w:tcPr>
+            <w:tcW w:w="1021" w:type="dxa"/>
+          </w:tcPr>
+          <w:p>
+            <w:pPr>
+              <w:jc w:val="center"/>
+              <w:rPr>
+                <w:sz w:val="2"/>
+                <w:szCs w:val="2"/>
+                <w:lang w:val="en-US"/>
+              </w:rPr>
+            </w:pPr>
+            <w:r>
+              <w:rPr>
+                <w:noProof/>
+                <w:lang w:val="en-US"/>
+              </w:rPr>
+              <w:drawing>
+                <wp:inline distT="0" distB="0" distL="0" distR="0" wp14:anchorId="1FCF360C" wp14:editId="1F91E934">
+                  <wp:extent cx="648000" cy="648000"/>
+                  <wp:effectExtent l="0" t="0" r="0" b="0"/>
+                  <wp:docPr id="130" name="Рисунок 85"/>
+                  <wp:cNvGraphicFramePr>
+                    <a:graphicFrameLocks xmlns:a="http://schemas.openxmlformats.org/drawingml/2006/main" noChangeAspect="1"/>
+                  </wp:cNvGraphicFramePr>
+                  <a:graphic xmlns:a="http://schemas.openxmlformats.org/drawingml/2006/main">
+                    <a:graphicData uri="http://schemas.openxmlformats.org/drawingml/2006/picture">
+                      <pic:pic xmlns:pic="http://schemas.openxmlformats.org/drawingml/2006/picture">
+                        <pic:nvPicPr>
+                          <pic:cNvPr id="0" name="Picture 85"/>
+                          <pic:cNvPicPr>
+                            <a:picLocks noChangeAspect="1" noChangeArrowheads="1"/>
+                          </pic:cNvPicPr>
+                        </pic:nvPicPr>
+                        <pic:blipFill>
+                          <a:blip r:embed="rId22" cstate="print">
+                            <a:extLst>
+                              <a:ext uri="{28A0092B-C50C-407E-A947-70E740481C1C}">
+                                <a14:useLocalDpi xmlns:a14="http://schemas.microsoft.com/office/drawing/2010/main" val="0"/>
+                              </a:ext>
+                            </a:extLst>
+                          </a:blip>
+                          <a:srcRect/>
+                          <a:stretch>
+                            <a:fillRect/>
+                          </a:stretch>
+                        </pic:blipFill>
+                        <pic:spPr bwMode="auto">
+                          <a:xfrm>
+                            <a:off x="0" y="0"/>
+                            <a:ext cx="648000" cy="648000"/>
+                          </a:xfrm>
+                          <a:prstGeom prst="rect">
+                            <a:avLst/>
+                          </a:prstGeom>
+                          <a:noFill/>
+                          <a:ln>
+                            <a:noFill/>
+                          </a:ln>
+                        </pic:spPr>
+                      </pic:pic>
+                    </a:graphicData>
+                  </a:graphic>
+                </wp:inline>
+              </w:drawing>
+            </w:r>
+          </w:p>
+        </w:tc>
+        <w:tc>
+          <w:tcPr>
+            <w:tcW w:w="1021" w:type="dxa"/>
+          </w:tcPr>
+          <w:p>
+            <w:pPr>
+              <w:jc w:val="center"/>
+              <w:rPr>
+                <w:sz w:val="2"/>
+                <w:szCs w:val="2"/>
+                <w:lang w:val="en-US"/>
+              </w:rPr>
+            </w:pPr>
+            <w:r>
+              <w:rPr>
+                <w:noProof/>
+                <w:lang w:val="en-US"/>
+              </w:rPr>
+              <w:drawing>
+                <wp:inline distT="0" distB="0" distL="0" distR="0" wp14:anchorId="10770213" wp14:editId="3BAC3F3E">
+                  <wp:extent cx="648000" cy="648000"/>
+                  <wp:effectExtent l="0" t="0" r="0" b="0"/>
+                  <wp:docPr id="131" name="Рисунок 86"/>
+                  <wp:cNvGraphicFramePr>
+                    <a:graphicFrameLocks xmlns:a="http://schemas.openxmlformats.org/drawingml/2006/main" noChangeAspect="1"/>
+                  </wp:cNvGraphicFramePr>
+                  <a:graphic xmlns:a="http://schemas.openxmlformats.org/drawingml/2006/main">
+                    <a:graphicData uri="http://schemas.openxmlformats.org/drawingml/2006/picture">
+                      <pic:pic xmlns:pic="http://schemas.openxmlformats.org/drawingml/2006/picture">
+                        <pic:nvPicPr>
+                          <pic:cNvPr id="0" name="Picture 86"/>
+                          <pic:cNvPicPr>
+                            <a:picLocks noChangeAspect="1" noChangeArrowheads="1"/>
+                          </pic:cNvPicPr>
+                        </pic:nvPicPr>
+                        <pic:blipFill>
+                          <a:blip r:embed="rId23" cstate="print">
+                            <a:extLst>
+                              <a:ext uri="{28A0092B-C50C-407E-A947-70E740481C1C}">
+                                <a14:useLocalDpi xmlns:a14="http://schemas.microsoft.com/office/drawing/2010/main" val="0"/>
+                              </a:ext>
+                            </a:extLst>
+                          </a:blip>
+                          <a:srcRect/>
+                          <a:stretch>
+                            <a:fillRect/>
+                          </a:stretch>
+                        </pic:blipFill>
+                        <pic:spPr bwMode="auto">
+                          <a:xfrm>
+                            <a:off x="0" y="0"/>
+                            <a:ext cx="648000" cy="648000"/>
+                          </a:xfrm>
+                          <a:prstGeom prst="rect">
+                            <a:avLst/>
+                          </a:prstGeom>
+                          <a:noFill/>
+                          <a:ln>
+                            <a:noFill/>
+                          </a:ln>
+                        </pic:spPr>
+                      </pic:pic>
+                    </a:graphicData>
+                  </a:graphic>
+                </wp:inline>
+              </w:drawing>
+            </w:r>
+          </w:p>
+        </w:tc>
+        <w:tc>
+          <w:tcPr>
+            <w:tcW w:w="1021" w:type="dxa"/>
+          </w:tcPr>
+          <w:p>
+            <w:pPr>
+              <w:jc w:val="center"/>
+              <w:rPr>
+                <w:sz w:val="2"/>
+                <w:szCs w:val="2"/>
+                <w:lang w:val="en-US"/>
+              </w:rPr>
+            </w:pPr>
+            <w:r>
+              <w:rPr>
+                <w:noProof/>
+                <w:lang w:val="en-US"/>
+              </w:rPr>
+              <w:drawing>
+                <wp:inline distT="0" distB="0" distL="0" distR="0" wp14:anchorId="5985930E" wp14:editId="5A02EEB6">
+                  <wp:extent cx="648000" cy="648000"/>
+                  <wp:effectExtent l="0" t="0" r="0" b="0"/>
+                  <wp:docPr id="132" name="Рисунок 87"/>
+                  <wp:cNvGraphicFramePr>
+                    <a:graphicFrameLocks xmlns:a="http://schemas.openxmlformats.org/drawingml/2006/main" noChangeAspect="1"/>
+                  </wp:cNvGraphicFramePr>
+                  <a:graphic xmlns:a="http://schemas.openxmlformats.org/drawingml/2006/main">
+                    <a:graphicData uri="http://schemas.openxmlformats.org/drawingml/2006/picture">
+                      <pic:pic xmlns:pic="http://schemas.openxmlformats.org/drawingml/2006/picture">
+                        <pic:nvPicPr>
+                          <pic:cNvPr id="0" name="Picture 87"/>
+                          <pic:cNvPicPr>
+                            <a:picLocks noChangeAspect="1" noChangeArrowheads="1"/>
+                          </pic:cNvPicPr>
+                        </pic:nvPicPr>
+                        <pic:blipFill>
+                          <a:blip r:embed="rId24" cstate="print">
+                            <a:extLst>
+                              <a:ext uri="{28A0092B-C50C-407E-A947-70E740481C1C}">
+                                <a14:useLocalDpi xmlns:a14="http://schemas.microsoft.com/office/drawing/2010/main" val="0"/>
+                              </a:ext>
+                            </a:extLst>
+                          </a:blip>
+                          <a:srcRect/>
+                          <a:stretch>
+                            <a:fillRect/>
+                          </a:stretch>
+                        </pic:blipFill>
+                        <pic:spPr bwMode="auto">
+                          <a:xfrm>
+                            <a:off x="0" y="0"/>
+                            <a:ext cx="648000" cy="648000"/>
+                          </a:xfrm>
+                          <a:prstGeom prst="rect">
+                            <a:avLst/>
+                          </a:prstGeom>
+                          <a:noFill/>
+                          <a:ln>
+                            <a:noFill/>
+                          </a:ln>
+                        </pic:spPr>
+                      </pic:pic>
+                    </a:graphicData>
+                  </a:graphic>
+                </wp:inline>
+              </w:drawing>
+            </w:r>
+          </w:p>
+        </w:tc>
+      </w:tr>
+      <w:tr>
+        <w:trPr>
+          <w:trHeight w:val="1021"/>
+          <w:jc w:val="center"/>
+        </w:trPr>
+        <w:tc>
+          <w:tcPr>
+            <w:tcW w:w="1021" w:type="dxa"/>
+          </w:tcPr>
+          <w:p>
+            <w:pPr>
+              <w:jc w:val="center"/>
+              <w:rPr>
+                <w:noProof/>
+                <w:lang w:val="en-US"/>
+              </w:rPr>
+            </w:pPr>
+            <w:r>
+              <w:rPr>
+                <w:noProof/>
+                <w:lang w:val="en-US"/>
+              </w:rPr>
+              <w:drawing>
+                <wp:inline distT="0" distB="0" distL="0" distR="0" wp14:anchorId="4693B8C7" wp14:editId="3532C3FA">
+                  <wp:extent cx="648000" cy="648000"/>
+                  <wp:effectExtent l="0" t="0" r="0" b="0"/>
+                  <wp:docPr id="133" name="Picture 133" descr="C:\Users\blazhko\AppData\Local\Microsoft\Windows\INetCache\Content.Word\Aruco-DICT_4X4_1000-ID48.png"/>
+                  <wp:cNvGraphicFramePr>
+                    <a:graphicFrameLocks xmlns:a="http://schemas.openxmlformats.org/drawingml/2006/main" noChangeAspect="1"/>
+                  </wp:cNvGraphicFramePr>
+                  <a:graphic xmlns:a="http://schemas.openxmlformats.org/drawingml/2006/main">
+                    <a:graphicData uri="http://schemas.openxmlformats.org/drawingml/2006/picture">
+                      <pic:pic xmlns:pic="http://schemas.openxmlformats.org/drawingml/2006/picture">
+                        <pic:nvPicPr>
+                          <pic:cNvPr id="0" name="Picture 32" descr="C:\Users\blazhko\AppData\Local\Microsoft\Windows\INetCache\Content.Word\Aruco-DICT_4X4_1000-ID48.png"/>
+                          <pic:cNvPicPr>
+                            <a:picLocks noChangeAspect="1" noChangeArrowheads="1"/>
+                          </pic:cNvPicPr>
+                        </pic:nvPicPr>
+                        <pic:blipFill>
+                          <a:blip r:embed="rId53">
+                            <a:extLst>
+                              <a:ext uri="{28A0092B-C50C-407E-A947-70E740481C1C}">
+                                <a14:useLocalDpi xmlns:a14="http://schemas.microsoft.com/office/drawing/2010/main" val="0"/>
+                              </a:ext>
+                            </a:extLst>
+                          </a:blip>
+                          <a:srcRect/>
+                          <a:stretch>
+                            <a:fillRect/>
+                          </a:stretch>
+                        </pic:blipFill>
+                        <pic:spPr bwMode="auto">
+                          <a:xfrm>
+                            <a:off x="0" y="0"/>
+                            <a:ext cx="648000" cy="648000"/>
+                          </a:xfrm>
+                          <a:prstGeom prst="rect">
+                            <a:avLst/>
+                          </a:prstGeom>
+                          <a:noFill/>
+                          <a:ln>
+                            <a:noFill/>
+                          </a:ln>
+                        </pic:spPr>
+                      </pic:pic>
+                    </a:graphicData>
+                  </a:graphic>
+                </wp:inline>
+              </w:drawing>
+            </w:r>
+          </w:p>
+        </w:tc>
+        <w:tc>
+          <w:tcPr>
+            <w:tcW w:w="1021" w:type="dxa"/>
+          </w:tcPr>
+          <w:p>
+            <w:pPr>
+              <w:jc w:val="center"/>
+              <w:rPr>
+                <w:noProof/>
+                <w:lang w:val="en-US"/>
+              </w:rPr>
+            </w:pPr>
+            <w:r>
+              <w:rPr>
+                <w:noProof/>
+                <w:lang w:val="en-US"/>
+              </w:rPr>
+              <w:drawing>
+                <wp:inline distT="0" distB="0" distL="0" distR="0" wp14:anchorId="13BCEA10" wp14:editId="77952855">
+                  <wp:extent cx="648000" cy="648000"/>
+                  <wp:effectExtent l="0" t="0" r="0" b="0"/>
+                  <wp:docPr id="134" name="Picture 134" descr="C:\Users\blazhko\AppData\Local\Microsoft\Windows\INetCache\Content.Word\Aruco-DICT_4X4_1000-ID49.png"/>
+                  <wp:cNvGraphicFramePr>
+                    <a:graphicFrameLocks xmlns:a="http://schemas.openxmlformats.org/drawingml/2006/main" noChangeAspect="1"/>
+                  </wp:cNvGraphicFramePr>
+                  <a:graphic xmlns:a="http://schemas.openxmlformats.org/drawingml/2006/main">
+                    <a:graphicData uri="http://schemas.openxmlformats.org/drawingml/2006/picture">
+                      <pic:pic xmlns:pic="http://schemas.openxmlformats.org/drawingml/2006/picture">
+                        <pic:nvPicPr>
+                          <pic:cNvPr id="0" name="Picture 35" descr="C:\Users\blazhko\AppData\Local\Microsoft\Windows\INetCache\Content.Word\Aruco-DICT_4X4_1000-ID49.png"/>
+                          <pic:cNvPicPr>
+                            <a:picLocks noChangeAspect="1" noChangeArrowheads="1"/>
+                          </pic:cNvPicPr>
+                        </pic:nvPicPr>
+                        <pic:blipFill>
+                          <a:blip r:embed="rId54">
+                            <a:extLst>
+                              <a:ext uri="{28A0092B-C50C-407E-A947-70E740481C1C}">
+                                <a14:useLocalDpi xmlns:a14="http://schemas.microsoft.com/office/drawing/2010/main" val="0"/>
+                              </a:ext>
+                            </a:extLst>
+                          </a:blip>
+                          <a:srcRect/>
+                          <a:stretch>
+                            <a:fillRect/>
+                          </a:stretch>
+                        </pic:blipFill>
+                        <pic:spPr bwMode="auto">
+                          <a:xfrm>
+                            <a:off x="0" y="0"/>
+                            <a:ext cx="648000" cy="648000"/>
+                          </a:xfrm>
+                          <a:prstGeom prst="rect">
+                            <a:avLst/>
+                          </a:prstGeom>
+                          <a:noFill/>
+                          <a:ln>
+                            <a:noFill/>
+                          </a:ln>
+                        </pic:spPr>
+                      </pic:pic>
+                    </a:graphicData>
+                  </a:graphic>
+                </wp:inline>
+              </w:drawing>
+            </w:r>
+          </w:p>
+        </w:tc>
+        <w:tc>
+          <w:tcPr>
+            <w:tcW w:w="1021" w:type="dxa"/>
+          </w:tcPr>
+          <w:p>
+            <w:pPr>
+              <w:jc w:val="center"/>
+              <w:rPr>
+                <w:noProof/>
+                <w:lang w:val="en-US"/>
+              </w:rPr>
+            </w:pPr>
+            <w:r>
+              <w:rPr>
+                <w:noProof/>
+                <w:lang w:val="en-US"/>
+              </w:rPr>
+              <w:drawing>
+                <wp:inline distT="0" distB="0" distL="0" distR="0" wp14:anchorId="3FD559A8" wp14:editId="30392EE7">
+                  <wp:extent cx="648000" cy="648000"/>
+                  <wp:effectExtent l="0" t="0" r="0" b="0"/>
+                  <wp:docPr id="135" name="Picture 135" descr="C:\Users\blazhko\AppData\Local\Microsoft\Windows\INetCache\Content.Word\Aruco-DICT_4X4_1000-ID50.png"/>
+                  <wp:cNvGraphicFramePr>
+                    <a:graphicFrameLocks xmlns:a="http://schemas.openxmlformats.org/drawingml/2006/main" noChangeAspect="1"/>
+                  </wp:cNvGraphicFramePr>
+                  <a:graphic xmlns:a="http://schemas.openxmlformats.org/drawingml/2006/main">
+                    <a:graphicData uri="http://schemas.openxmlformats.org/drawingml/2006/picture">
+                      <pic:pic xmlns:pic="http://schemas.openxmlformats.org/drawingml/2006/picture">
+                        <pic:nvPicPr>
+                          <pic:cNvPr id="0" name="Picture 38" descr="C:\Users\blazhko\AppData\Local\Microsoft\Windows\INetCache\Content.Word\Aruco-DICT_4X4_1000-ID50.png"/>
+                          <pic:cNvPicPr>
+                            <a:picLocks noChangeAspect="1" noChangeArrowheads="1"/>
+                          </pic:cNvPicPr>
+                        </pic:nvPicPr>
+                        <pic:blipFill>
+                          <a:blip r:embed="rId55">
+                            <a:extLst>
+                              <a:ext uri="{28A0092B-C50C-407E-A947-70E740481C1C}">
+                                <a14:useLocalDpi xmlns:a14="http://schemas.microsoft.com/office/drawing/2010/main" val="0"/>
+                              </a:ext>
+                            </a:extLst>
+                          </a:blip>
+                          <a:srcRect/>
+                          <a:stretch>
+                            <a:fillRect/>
+                          </a:stretch>
+                        </pic:blipFill>
+                        <pic:spPr bwMode="auto">
+                          <a:xfrm>
+                            <a:off x="0" y="0"/>
+                            <a:ext cx="648000" cy="648000"/>
+                          </a:xfrm>
+                          <a:prstGeom prst="rect">
+                            <a:avLst/>
+                          </a:prstGeom>
+                          <a:noFill/>
+                          <a:ln>
+                            <a:noFill/>
+                          </a:ln>
+                        </pic:spPr>
+                      </pic:pic>
+                    </a:graphicData>
+                  </a:graphic>
+                </wp:inline>
+              </w:drawing>
+            </w:r>
+          </w:p>
+        </w:tc>
+        <w:tc>
+          <w:tcPr>
+            <w:tcW w:w="1021" w:type="dxa"/>
+          </w:tcPr>
+          <w:p>
+            <w:pPr>
+              <w:jc w:val="center"/>
+              <w:rPr>
+                <w:noProof/>
+                <w:lang w:val="en-US"/>
+              </w:rPr>
+            </w:pPr>
+            <w:r>
+              <w:rPr>
+                <w:noProof/>
+                <w:lang w:val="en-US"/>
+              </w:rPr>
+              <w:drawing>
+                <wp:inline distT="0" distB="0" distL="0" distR="0" wp14:anchorId="4F3F0D2E" wp14:editId="1CC92EA9">
+                  <wp:extent cx="648000" cy="648000"/>
+                  <wp:effectExtent l="0" t="0" r="0" b="0"/>
+                  <wp:docPr id="136" name="Picture 136" descr="C:\Users\blazhko\AppData\Local\Microsoft\Windows\INetCache\Content.Word\Aruco-DICT_4X4_1000-ID51.png"/>
+                  <wp:cNvGraphicFramePr>
+                    <a:graphicFrameLocks xmlns:a="http://schemas.openxmlformats.org/drawingml/2006/main" noChangeAspect="1"/>
+                  </wp:cNvGraphicFramePr>
+                  <a:graphic xmlns:a="http://schemas.openxmlformats.org/drawingml/2006/main">
+                    <a:graphicData uri="http://schemas.openxmlformats.org/drawingml/2006/picture">
+                      <pic:pic xmlns:pic="http://schemas.openxmlformats.org/drawingml/2006/picture">
+                        <pic:nvPicPr>
+                          <pic:cNvPr id="0" name="Picture 41" descr="C:\Users\blazhko\AppData\Local\Microsoft\Windows\INetCache\Content.Word\Aruco-DICT_4X4_1000-ID51.png"/>
+                          <pic:cNvPicPr>
+                            <a:picLocks noChangeAspect="1" noChangeArrowheads="1"/>
+                          </pic:cNvPicPr>
+                        </pic:nvPicPr>
+                        <pic:blipFill>
+                          <a:blip r:embed="rId56">
+                            <a:extLst>
+                              <a:ext uri="{28A0092B-C50C-407E-A947-70E740481C1C}">
+                                <a14:useLocalDpi xmlns:a14="http://schemas.microsoft.com/office/drawing/2010/main" val="0"/>
+                              </a:ext>
+                            </a:extLst>
+                          </a:blip>
+                          <a:srcRect/>
+                          <a:stretch>
+                            <a:fillRect/>
+                          </a:stretch>
+                        </pic:blipFill>
+                        <pic:spPr bwMode="auto">
+                          <a:xfrm>
+                            <a:off x="0" y="0"/>
+                            <a:ext cx="648000" cy="648000"/>
+                          </a:xfrm>
+                          <a:prstGeom prst="rect">
+                            <a:avLst/>
+                          </a:prstGeom>
+                          <a:noFill/>
+                          <a:ln>
+                            <a:noFill/>
+                          </a:ln>
+                        </pic:spPr>
+                      </pic:pic>
+                    </a:graphicData>
+                  </a:graphic>
+                </wp:inline>
+              </w:drawing>
+            </w:r>
+          </w:p>
+        </w:tc>
+        <w:tc>
+          <w:tcPr>
+            <w:tcW w:w="1021" w:type="dxa"/>
+          </w:tcPr>
+          <w:p>
+            <w:pPr>
+              <w:jc w:val="center"/>
+              <w:rPr>
+                <w:noProof/>
+                <w:lang w:val="en-US"/>
+              </w:rPr>
+            </w:pPr>
+            <w:r>
+              <w:rPr>
+                <w:noProof/>
+                <w:lang w:val="en-US"/>
+              </w:rPr>
+              <w:drawing>
+                <wp:inline distT="0" distB="0" distL="0" distR="0" wp14:anchorId="0CDC95B5" wp14:editId="6D0FBB98">
+                  <wp:extent cx="648000" cy="648000"/>
+                  <wp:effectExtent l="0" t="0" r="0" b="0"/>
+                  <wp:docPr id="137" name="Picture 137" descr="C:\Users\blazhko\AppData\Local\Microsoft\Windows\INetCache\Content.Word\Aruco-DICT_4X4_1000-ID52.png"/>
+                  <wp:cNvGraphicFramePr>
+                    <a:graphicFrameLocks xmlns:a="http://schemas.openxmlformats.org/drawingml/2006/main" noChangeAspect="1"/>
+                  </wp:cNvGraphicFramePr>
+                  <a:graphic xmlns:a="http://schemas.openxmlformats.org/drawingml/2006/main">
+                    <a:graphicData uri="http://schemas.openxmlformats.org/drawingml/2006/picture">
+                      <pic:pic xmlns:pic="http://schemas.openxmlformats.org/drawingml/2006/picture">
+                        <pic:nvPicPr>
+                          <pic:cNvPr id="0" name="Picture 44" descr="C:\Users\blazhko\AppData\Local\Microsoft\Windows\INetCache\Content.Word\Aruco-DICT_4X4_1000-ID52.png"/>
+                          <pic:cNvPicPr>
+                            <a:picLocks noChangeAspect="1" noChangeArrowheads="1"/>
+                          </pic:cNvPicPr>
+                        </pic:nvPicPr>
+                        <pic:blipFill>
+                          <a:blip r:embed="rId57">
+                            <a:extLst>
+                              <a:ext uri="{28A0092B-C50C-407E-A947-70E740481C1C}">
+                                <a14:useLocalDpi xmlns:a14="http://schemas.microsoft.com/office/drawing/2010/main" val="0"/>
+                              </a:ext>
+                            </a:extLst>
+                          </a:blip>
+                          <a:srcRect/>
+                          <a:stretch>
+                            <a:fillRect/>
+                          </a:stretch>
+                        </pic:blipFill>
+                        <pic:spPr bwMode="auto">
+                          <a:xfrm>
+                            <a:off x="0" y="0"/>
+                            <a:ext cx="648000" cy="648000"/>
+                          </a:xfrm>
+                          <a:prstGeom prst="rect">
+                            <a:avLst/>
+                          </a:prstGeom>
+                          <a:noFill/>
+                          <a:ln>
+                            <a:noFill/>
+                          </a:ln>
+                        </pic:spPr>
+                      </pic:pic>
+                    </a:graphicData>
+                  </a:graphic>
+                </wp:inline>
+              </w:drawing>
+            </w:r>
+          </w:p>
+        </w:tc>
+        <w:tc>
+          <w:tcPr>
+            <w:tcW w:w="1021" w:type="dxa"/>
+          </w:tcPr>
+          <w:p>
+            <w:pPr>
+              <w:jc w:val="center"/>
+              <w:rPr>
+                <w:noProof/>
+                <w:lang w:val="en-US"/>
+              </w:rPr>
+            </w:pPr>
+            <w:r>
+              <w:rPr>
+                <w:noProof/>
+                <w:lang w:val="en-US"/>
+              </w:rPr>
+              <w:drawing>
+                <wp:inline distT="0" distB="0" distL="0" distR="0" wp14:anchorId="0238CD37" wp14:editId="0F9CAAE3">
+                  <wp:extent cx="648000" cy="648000"/>
+                  <wp:effectExtent l="0" t="0" r="0" b="0"/>
+                  <wp:docPr id="138" name="Picture 138" descr="C:\Users\blazhko\AppData\Local\Microsoft\Windows\INetCache\Content.Word\Aruco-DICT_4X4_1000-ID53.png"/>
+                  <wp:cNvGraphicFramePr>
+                    <a:graphicFrameLocks xmlns:a="http://schemas.openxmlformats.org/drawingml/2006/main" noChangeAspect="1"/>
+                  </wp:cNvGraphicFramePr>
+                  <a:graphic xmlns:a="http://schemas.openxmlformats.org/drawingml/2006/main">
+                    <a:graphicData uri="http://schemas.openxmlformats.org/drawingml/2006/picture">
+                      <pic:pic xmlns:pic="http://schemas.openxmlformats.org/drawingml/2006/picture">
+                        <pic:nvPicPr>
+                          <pic:cNvPr id="0" name="Picture 47" descr="C:\Users\blazhko\AppData\Local\Microsoft\Windows\INetCache\Content.Word\Aruco-DICT_4X4_1000-ID53.png"/>
+                          <pic:cNvPicPr>
+                            <a:picLocks noChangeAspect="1" noChangeArrowheads="1"/>
+                          </pic:cNvPicPr>
+                        </pic:nvPicPr>
+                        <pic:blipFill>
+                          <a:blip r:embed="rId58">
+                            <a:extLst>
+                              <a:ext uri="{28A0092B-C50C-407E-A947-70E740481C1C}">
+                                <a14:useLocalDpi xmlns:a14="http://schemas.microsoft.com/office/drawing/2010/main" val="0"/>
+                              </a:ext>
+                            </a:extLst>
+                          </a:blip>
+                          <a:srcRect/>
+                          <a:stretch>
+                            <a:fillRect/>
+                          </a:stretch>
+                        </pic:blipFill>
+                        <pic:spPr bwMode="auto">
+                          <a:xfrm>
+                            <a:off x="0" y="0"/>
+                            <a:ext cx="648000" cy="648000"/>
+                          </a:xfrm>
+                          <a:prstGeom prst="rect">
+                            <a:avLst/>
+                          </a:prstGeom>
+                          <a:noFill/>
+                          <a:ln>
+                            <a:noFill/>
+                          </a:ln>
+                        </pic:spPr>
+                      </pic:pic>
+                    </a:graphicData>
+                  </a:graphic>
+                </wp:inline>
+              </w:drawing>
+            </w:r>
+          </w:p>
+        </w:tc>
+        <w:tc>
+          <w:tcPr>
+            <w:tcW w:w="1021" w:type="dxa"/>
+          </w:tcPr>
+          <w:p>
+            <w:pPr>
+              <w:jc w:val="center"/>
+              <w:rPr>
+                <w:noProof/>
+                <w:lang w:val="en-US"/>
+              </w:rPr>
+            </w:pPr>
+            <w:r>
+              <w:rPr>
+                <w:noProof/>
+                <w:lang w:val="en-US"/>
+              </w:rPr>
+              <w:pict w14:anchorId="5304D541">
+                <v:shapetype id="_x0000_t75" coordsize="21600,21600" o:spt="75" o:preferrelative="t" path="m@4@5l@4@11@9@11@9@5xe" filled="f" stroked="f">
+                  <v:stroke joinstyle="miter"/>
+                  <v:formulas>
+                    <v:f eqn="if lineDrawn pixelLineWidth 0"/>
+                    <v:f eqn="sum @0 1 0"/>
+                    <v:f eqn="sum 0 0 @1"/>
+                    <v:f eqn="prod @2 1 2"/>
+                    <v:f eqn="prod @3 21600 pixelWidth"/>
+                    <v:f eqn="prod @3 21600 pixelHeight"/>
+                    <v:f eqn="sum @0 0 1"/>
+                    <v:f eqn="prod @6 1 2"/>
+                    <v:f eqn="prod @7 21600 pixelWidth"/>
+                    <v:f eqn="sum @8 21600 0"/>
+                    <v:f eqn="prod @7 21600 pixelHeight"/>
+                    <v:f eqn="sum @10 21600 0"/>
+                  </v:formulas>
+                  <v:path o:extrusionok="f" gradientshapeok="t" o:connecttype="rect"/>
+                  <o:lock v:ext="edit" aspectratio="t"/>
+                </v:shapetype>
+                <v:shape id="_x0000_i1175" type="#_x0000_t75" style="width:51.6pt;height:51.6pt">
+                  <v:imagedata r:id="rId59" o:title="Aruco-DICT_4X4_1000-ID55"/>
+                </v:shape>
+              </w:pict>
+            </w:r>
+          </w:p>
+        </w:tc>
+        <w:tc>
+          <w:tcPr>
+            <w:tcW w:w="1021" w:type="dxa"/>
+          </w:tcPr>
+          <w:p>
+            <w:pPr>
+              <w:jc w:val="center"/>
+              <w:rPr>
+                <w:noProof/>
+                <w:lang w:val="en-US"/>
+              </w:rPr>
+            </w:pPr>
+            <w:r>
+              <w:rPr>
+                <w:noProof/>
+                <w:lang w:val="en-US"/>
+              </w:rPr>
+              <w:drawing>
+                <wp:inline distT="0" distB="0" distL="0" distR="0" wp14:anchorId="28DCFFA0" wp14:editId="6EB4ADEA">
+                  <wp:extent cx="648000" cy="648000"/>
+                  <wp:effectExtent l="0" t="0" r="0" b="0"/>
+                  <wp:docPr id="139" name="Picture 139" descr="C:\Users\blazhko\AppData\Local\Microsoft\Windows\INetCache\Content.Word\Aruco-DICT_4X4_1000-ID54.png"/>
+                  <wp:cNvGraphicFramePr>
+                    <a:graphicFrameLocks xmlns:a="http://schemas.openxmlformats.org/drawingml/2006/main" noChangeAspect="1"/>
+                  </wp:cNvGraphicFramePr>
+                  <a:graphic xmlns:a="http://schemas.openxmlformats.org/drawingml/2006/main">
+                    <a:graphicData uri="http://schemas.openxmlformats.org/drawingml/2006/picture">
+                      <pic:pic xmlns:pic="http://schemas.openxmlformats.org/drawingml/2006/picture">
+                        <pic:nvPicPr>
+                          <pic:cNvPr id="0" name="Picture 52" descr="C:\Users\blazhko\AppData\Local\Microsoft\Windows\INetCache\Content.Word\Aruco-DICT_4X4_1000-ID54.png"/>
+                          <pic:cNvPicPr>
+                            <a:picLocks noChangeAspect="1" noChangeArrowheads="1"/>
+                          </pic:cNvPicPr>
+                        </pic:nvPicPr>
+                        <pic:blipFill>
+                          <a:blip r:embed="rId60">
+                            <a:extLst>
+                              <a:ext uri="{28A0092B-C50C-407E-A947-70E740481C1C}">
+                                <a14:useLocalDpi xmlns:a14="http://schemas.microsoft.com/office/drawing/2010/main" val="0"/>
+                              </a:ext>
+                            </a:extLst>
+                          </a:blip>
+                          <a:srcRect/>
+                          <a:stretch>
+                            <a:fillRect/>
+                          </a:stretch>
+                        </pic:blipFill>
+                        <pic:spPr bwMode="auto">
+                          <a:xfrm>
+                            <a:off x="0" y="0"/>
+                            <a:ext cx="648000" cy="648000"/>
+                          </a:xfrm>
+                          <a:prstGeom prst="rect">
+                            <a:avLst/>
+                          </a:prstGeom>
+                          <a:noFill/>
+                          <a:ln>
+                            <a:noFill/>
+                          </a:ln>
+                        </pic:spPr>
+                      </pic:pic>
+                    </a:graphicData>
+                  </a:graphic>
+                </wp:inline>
+              </w:drawing>
+            </w:r>
+          </w:p>
+        </w:tc>
+        <w:tc>
+          <w:tcPr>
+            <w:tcW w:w="1021" w:type="dxa"/>
+          </w:tcPr>
+          <w:p>
+            <w:pPr>
+              <w:jc w:val="center"/>
+              <w:rPr>
+                <w:noProof/>
+                <w:lang w:val="en-US"/>
+              </w:rPr>
+            </w:pPr>
+            <w:r>
+              <w:rPr>
+                <w:noProof/>
+                <w:lang w:val="en-US"/>
+              </w:rPr>
+              <w:drawing>
+                <wp:inline distT="0" distB="0" distL="0" distR="0" wp14:anchorId="19039B58" wp14:editId="2480E604">
+                  <wp:extent cx="648000" cy="648000"/>
+                  <wp:effectExtent l="0" t="0" r="0" b="0"/>
+                  <wp:docPr id="140" name="Picture 140" descr="C:\Users\blazhko\AppData\Local\Microsoft\Windows\INetCache\Content.Word\Aruco-DICT_4X4_1000-ID56.png"/>
+                  <wp:cNvGraphicFramePr>
+                    <a:graphicFrameLocks xmlns:a="http://schemas.openxmlformats.org/drawingml/2006/main" noChangeAspect="1"/>
+                  </wp:cNvGraphicFramePr>
+                  <a:graphic xmlns:a="http://schemas.openxmlformats.org/drawingml/2006/main">
+                    <a:graphicData uri="http://schemas.openxmlformats.org/drawingml/2006/picture">
+                      <pic:pic xmlns:pic="http://schemas.openxmlformats.org/drawingml/2006/picture">
+                        <pic:nvPicPr>
+                          <pic:cNvPr id="0" name="Picture 56" descr="C:\Users\blazhko\AppData\Local\Microsoft\Windows\INetCache\Content.Word\Aruco-DICT_4X4_1000-ID56.png"/>
+                          <pic:cNvPicPr>
+                            <a:picLocks noChangeAspect="1" noChangeArrowheads="1"/>
+                          </pic:cNvPicPr>
+                        </pic:nvPicPr>
+                        <pic:blipFill>
+                          <a:blip r:embed="rId61">
+                            <a:extLst>
+                              <a:ext uri="{28A0092B-C50C-407E-A947-70E740481C1C}">
+                                <a14:useLocalDpi xmlns:a14="http://schemas.microsoft.com/office/drawing/2010/main" val="0"/>
+                              </a:ext>
+                            </a:extLst>
+                          </a:blip>
+                          <a:srcRect/>
+                          <a:stretch>
+                            <a:fillRect/>
+                          </a:stretch>
+                        </pic:blipFill>
+                        <pic:spPr bwMode="auto">
+                          <a:xfrm>
+                            <a:off x="0" y="0"/>
+                            <a:ext cx="648000" cy="648000"/>
+                          </a:xfrm>
+                          <a:prstGeom prst="rect">
+                            <a:avLst/>
+                          </a:prstGeom>
+                          <a:noFill/>
+                          <a:ln>
+                            <a:noFill/>
+                          </a:ln>
+                        </pic:spPr>
+                      </pic:pic>
+                    </a:graphicData>
+                  </a:graphic>
+                </wp:inline>
+              </w:drawing>
+            </w:r>
+          </w:p>
+        </w:tc>
+        <w:tc>
+          <w:tcPr>
+            <w:tcW w:w="1021" w:type="dxa"/>
+          </w:tcPr>
+          <w:p>
+            <w:pPr>
+              <w:jc w:val="center"/>
+              <w:rPr>
+                <w:noProof/>
+                <w:lang w:val="en-US"/>
+              </w:rPr>
+            </w:pPr>
+            <w:r>
+              <w:rPr>
+                <w:noProof/>
+                <w:lang w:val="en-US"/>
+              </w:rPr>
+              <w:drawing>
+                <wp:inline distT="0" distB="0" distL="0" distR="0" wp14:anchorId="518D9BF4" wp14:editId="0004F29C">
+                  <wp:extent cx="648000" cy="648000"/>
+                  <wp:effectExtent l="0" t="0" r="0" b="0"/>
+                  <wp:docPr id="141" name="Picture 141" descr="C:\Users\blazhko\AppData\Local\Microsoft\Windows\INetCache\Content.Word\Aruco-DICT_4X4_1000-ID57.png"/>
+                  <wp:cNvGraphicFramePr>
+                    <a:graphicFrameLocks xmlns:a="http://schemas.openxmlformats.org/drawingml/2006/main" noChangeAspect="1"/>
+                  </wp:cNvGraphicFramePr>
+                  <a:graphic xmlns:a="http://schemas.openxmlformats.org/drawingml/2006/main">
+                    <a:graphicData uri="http://schemas.openxmlformats.org/drawingml/2006/picture">
+                      <pic:pic xmlns:pic="http://schemas.openxmlformats.org/drawingml/2006/picture">
+                        <pic:nvPicPr>
+                          <pic:cNvPr id="0" name="Picture 60" descr="C:\Users\blazhko\AppData\Local\Microsoft\Windows\INetCache\Content.Word\Aruco-DICT_4X4_1000-ID57.png"/>
+                          <pic:cNvPicPr>
+                            <a:picLocks noChangeAspect="1" noChangeArrowheads="1"/>
+                          </pic:cNvPicPr>
+                        </pic:nvPicPr>
+                        <pic:blipFill>
+                          <a:blip r:embed="rId62">
+                            <a:extLst>
+                              <a:ext uri="{28A0092B-C50C-407E-A947-70E740481C1C}">
+                                <a14:useLocalDpi xmlns:a14="http://schemas.microsoft.com/office/drawing/2010/main" val="0"/>
+                              </a:ext>
+                            </a:extLst>
+                          </a:blip>
+                          <a:srcRect/>
+                          <a:stretch>
+                            <a:fillRect/>
+                          </a:stretch>
+                        </pic:blipFill>
+                        <pic:spPr bwMode="auto">
+                          <a:xfrm>
+                            <a:off x="0" y="0"/>
+                            <a:ext cx="648000" cy="648000"/>
+                          </a:xfrm>
+                          <a:prstGeom prst="rect">
+                            <a:avLst/>
+                          </a:prstGeom>
+                          <a:noFill/>
+                          <a:ln>
+                            <a:noFill/>
+                          </a:ln>
+                        </pic:spPr>
+                      </pic:pic>
+                    </a:graphicData>
+                  </a:graphic>
+                </wp:inline>
+              </w:drawing>
+            </w:r>
+          </w:p>
+        </w:tc>
+      </w:tr>
+      <w:tr>
+        <w:trPr>
+          <w:trHeight w:val="1021"/>
+          <w:jc w:val="center"/>
+        </w:trPr>
+        <w:tc>
+          <w:tcPr>
+            <w:tcW w:w="1021" w:type="dxa"/>
+          </w:tcPr>
+          <w:p>
+            <w:pPr>
+              <w:jc w:val="center"/>
+              <w:rPr>
+                <w:noProof/>
+                <w:lang w:val="en-US"/>
+              </w:rPr>
+            </w:pPr>
+            <w:r>
+              <w:rPr>
+                <w:noProof/>
+                <w:lang w:val="en-US"/>
+              </w:rPr>
+              <w:drawing>
+                <wp:inline distT="0" distB="0" distL="0" distR="0" wp14:anchorId="4B547214" wp14:editId="31E4E657">
+                  <wp:extent cx="648000" cy="648000"/>
+                  <wp:effectExtent l="0" t="0" r="0" b="0"/>
+                  <wp:docPr id="142" name="Picture 142" descr="C:\Users\blazhko\AppData\Local\Microsoft\Windows\INetCache\Content.Word\Aruco-DICT_4X4_1000-ID58.png"/>
+                  <wp:cNvGraphicFramePr>
+                    <a:graphicFrameLocks xmlns:a="http://schemas.openxmlformats.org/drawingml/2006/main" noChangeAspect="1"/>
+                  </wp:cNvGraphicFramePr>
+                  <a:graphic xmlns:a="http://schemas.openxmlformats.org/drawingml/2006/main">
+                    <a:graphicData uri="http://schemas.openxmlformats.org/drawingml/2006/picture">
+                      <pic:pic xmlns:pic="http://schemas.openxmlformats.org/drawingml/2006/picture">
+                        <pic:nvPicPr>
+                          <pic:cNvPr id="0" name="Picture 72" descr="C:\Users\blazhko\AppData\Local\Microsoft\Windows\INetCache\Content.Word\Aruco-DICT_4X4_1000-ID58.png"/>
+                          <pic:cNvPicPr>
+                            <a:picLocks noChangeAspect="1" noChangeArrowheads="1"/>
+                          </pic:cNvPicPr>
+                        </pic:nvPicPr>
+                        <pic:blipFill>
+                          <a:blip r:embed="rId63">
+                            <a:extLst>
+                              <a:ext uri="{28A0092B-C50C-407E-A947-70E740481C1C}">
+                                <a14:useLocalDpi xmlns:a14="http://schemas.microsoft.com/office/drawing/2010/main" val="0"/>
+                              </a:ext>
+                            </a:extLst>
+                          </a:blip>
+                          <a:srcRect/>
+                          <a:stretch>
+                            <a:fillRect/>
+                          </a:stretch>
+                        </pic:blipFill>
+                        <pic:spPr bwMode="auto">
+                          <a:xfrm>
+                            <a:off x="0" y="0"/>
+                            <a:ext cx="648000" cy="648000"/>
+                          </a:xfrm>
+                          <a:prstGeom prst="rect">
+                            <a:avLst/>
+                          </a:prstGeom>
+                          <a:noFill/>
+                          <a:ln>
+                            <a:noFill/>
+                          </a:ln>
+                        </pic:spPr>
+                      </pic:pic>
+                    </a:graphicData>
+                  </a:graphic>
+                </wp:inline>
+              </w:drawing>
+            </w:r>
+          </w:p>
+        </w:tc>
+        <w:tc>
+          <w:tcPr>
+            <w:tcW w:w="1021" w:type="dxa"/>
+          </w:tcPr>
+          <w:p>
+            <w:pPr>
+              <w:jc w:val="center"/>
+              <w:rPr>
+                <w:noProof/>
+                <w:lang w:val="en-US"/>
+              </w:rPr>
+            </w:pPr>
+            <w:r>
+              <w:rPr>
+                <w:noProof/>
+                <w:lang w:val="en-US"/>
+              </w:rPr>
+              <w:drawing>
+                <wp:inline distT="0" distB="0" distL="0" distR="0" wp14:anchorId="773CBB95" wp14:editId="35655A5E">
+                  <wp:extent cx="648000" cy="648000"/>
+                  <wp:effectExtent l="0" t="0" r="0" b="0"/>
+                  <wp:docPr id="143" name="Picture 143" descr="C:\Users\blazhko\AppData\Local\Microsoft\Windows\INetCache\Content.Word\Aruco-DICT_4X4_1000-ID59.png"/>
+                  <wp:cNvGraphicFramePr>
+                    <a:graphicFrameLocks xmlns:a="http://schemas.openxmlformats.org/drawingml/2006/main" noChangeAspect="1"/>
+                  </wp:cNvGraphicFramePr>
+                  <a:graphic xmlns:a="http://schemas.openxmlformats.org/drawingml/2006/main">
+                    <a:graphicData uri="http://schemas.openxmlformats.org/drawingml/2006/picture">
+                      <pic:pic xmlns:pic="http://schemas.openxmlformats.org/drawingml/2006/picture">
+                        <pic:nvPicPr>
+                          <pic:cNvPr id="0" name="Picture 76" descr="C:\Users\blazhko\AppData\Local\Microsoft\Windows\INetCache\Content.Word\Aruco-DICT_4X4_1000-ID59.png"/>
+                          <pic:cNvPicPr>
+                            <a:picLocks noChangeAspect="1" noChangeArrowheads="1"/>
+                          </pic:cNvPicPr>
+                        </pic:nvPicPr>
+                        <pic:blipFill>
+                          <a:blip r:embed="rId64">
+                            <a:extLst>
+                              <a:ext uri="{28A0092B-C50C-407E-A947-70E740481C1C}">
+                                <a14:useLocalDpi xmlns:a14="http://schemas.microsoft.com/office/drawing/2010/main" val="0"/>
+                              </a:ext>
+                            </a:extLst>
+                          </a:blip>
+                          <a:srcRect/>
+                          <a:stretch>
+                            <a:fillRect/>
+                          </a:stretch>
+                        </pic:blipFill>
+                        <pic:spPr bwMode="auto">
+                          <a:xfrm>
+                            <a:off x="0" y="0"/>
+                            <a:ext cx="648000" cy="648000"/>
+                          </a:xfrm>
+                          <a:prstGeom prst="rect">
+                            <a:avLst/>
+                          </a:prstGeom>
+                          <a:noFill/>
+                          <a:ln>
+                            <a:noFill/>
+                          </a:ln>
+                        </pic:spPr>
+                      </pic:pic>
+                    </a:graphicData>
+                  </a:graphic>
+                </wp:inline>
+              </w:drawing>
+            </w:r>
+          </w:p>
+        </w:tc>
+        <w:tc>
+          <w:tcPr>
+            <w:tcW w:w="1021" w:type="dxa"/>
+          </w:tcPr>
+          <w:p>
+            <w:pPr>
+              <w:jc w:val="center"/>
+              <w:rPr>
+                <w:noProof/>
+                <w:lang w:val="en-US"/>
+              </w:rPr>
+            </w:pPr>
+            <w:r>
+              <w:rPr>
+                <w:noProof/>
+                <w:lang w:val="en-US"/>
+              </w:rPr>
+              <w:drawing>
+                <wp:inline distT="0" distB="0" distL="0" distR="0" wp14:anchorId="05380F47" wp14:editId="0C489BEC">
+                  <wp:extent cx="648000" cy="648000"/>
+                  <wp:effectExtent l="0" t="0" r="0" b="0"/>
+                  <wp:docPr id="144" name="Picture 144" descr="C:\Users\blazhko\AppData\Local\Microsoft\Windows\INetCache\Content.Word\Aruco-DICT_4X4_1000-ID60.png"/>
+                  <wp:cNvGraphicFramePr>
+                    <a:graphicFrameLocks xmlns:a="http://schemas.openxmlformats.org/drawingml/2006/main" noChangeAspect="1"/>
+                  </wp:cNvGraphicFramePr>
+                  <a:graphic xmlns:a="http://schemas.openxmlformats.org/drawingml/2006/main">
+                    <a:graphicData uri="http://schemas.openxmlformats.org/drawingml/2006/picture">
+                      <pic:pic xmlns:pic="http://schemas.openxmlformats.org/drawingml/2006/picture">
+                        <pic:nvPicPr>
+                          <pic:cNvPr id="0" name="Picture 80" descr="C:\Users\blazhko\AppData\Local\Microsoft\Windows\INetCache\Content.Word\Aruco-DICT_4X4_1000-ID60.png"/>
+                          <pic:cNvPicPr>
+                            <a:picLocks noChangeAspect="1" noChangeArrowheads="1"/>
+                          </pic:cNvPicPr>
+                        </pic:nvPicPr>
+                        <pic:blipFill>
+                          <a:blip r:embed="rId65">
+                            <a:extLst>
+                              <a:ext uri="{28A0092B-C50C-407E-A947-70E740481C1C}">
+                                <a14:useLocalDpi xmlns:a14="http://schemas.microsoft.com/office/drawing/2010/main" val="0"/>
+                              </a:ext>
+                            </a:extLst>
+                          </a:blip>
+                          <a:srcRect/>
+                          <a:stretch>
+                            <a:fillRect/>
+                          </a:stretch>
+                        </pic:blipFill>
+                        <pic:spPr bwMode="auto">
+                          <a:xfrm>
+                            <a:off x="0" y="0"/>
+                            <a:ext cx="648000" cy="648000"/>
+                          </a:xfrm>
+                          <a:prstGeom prst="rect">
+                            <a:avLst/>
+                          </a:prstGeom>
+                          <a:noFill/>
+                          <a:ln>
+                            <a:noFill/>
+                          </a:ln>
+                        </pic:spPr>
+                      </pic:pic>
+                    </a:graphicData>
+                  </a:graphic>
+                </wp:inline>
+              </w:drawing>
+            </w:r>
+          </w:p>
+        </w:tc>
+        <w:tc>
+          <w:tcPr>
+            <w:tcW w:w="1021" w:type="dxa"/>
+          </w:tcPr>
+          <w:p>
+            <w:pPr>
+              <w:jc w:val="center"/>
+              <w:rPr>
+                <w:noProof/>
+                <w:lang w:val="en-US"/>
+              </w:rPr>
+            </w:pPr>
+            <w:r>
+              <w:rPr>
+                <w:noProof/>
+                <w:lang w:val="en-US"/>
+              </w:rPr>
+              <w:drawing>
+                <wp:inline distT="0" distB="0" distL="0" distR="0" wp14:anchorId="7A8784E5" wp14:editId="5892630E">
+                  <wp:extent cx="648000" cy="648000"/>
+                  <wp:effectExtent l="0" t="0" r="0" b="0"/>
+                  <wp:docPr id="145" name="Picture 145" descr="C:\Users\blazhko\AppData\Local\Microsoft\Windows\INetCache\Content.Word\Aruco-DICT_4X4_1000-ID61.png"/>
+                  <wp:cNvGraphicFramePr>
+                    <a:graphicFrameLocks xmlns:a="http://schemas.openxmlformats.org/drawingml/2006/main" noChangeAspect="1"/>
+                  </wp:cNvGraphicFramePr>
+                  <a:graphic xmlns:a="http://schemas.openxmlformats.org/drawingml/2006/main">
+                    <a:graphicData uri="http://schemas.openxmlformats.org/drawingml/2006/picture">
+                      <pic:pic xmlns:pic="http://schemas.openxmlformats.org/drawingml/2006/picture">
+                        <pic:nvPicPr>
+                          <pic:cNvPr id="0" name="Picture 84" descr="C:\Users\blazhko\AppData\Local\Microsoft\Windows\INetCache\Content.Word\Aruco-DICT_4X4_1000-ID61.png"/>
+                          <pic:cNvPicPr>
+                            <a:picLocks noChangeAspect="1" noChangeArrowheads="1"/>
+                          </pic:cNvPicPr>
+                        </pic:nvPicPr>
+                        <pic:blipFill>
+                          <a:blip r:embed="rId66">
+                            <a:extLst>
+                              <a:ext uri="{28A0092B-C50C-407E-A947-70E740481C1C}">
+                                <a14:useLocalDpi xmlns:a14="http://schemas.microsoft.com/office/drawing/2010/main" val="0"/>
+                              </a:ext>
+                            </a:extLst>
+                          </a:blip>
+                          <a:srcRect/>
+                          <a:stretch>
+                            <a:fillRect/>
+                          </a:stretch>
+                        </pic:blipFill>
+                        <pic:spPr bwMode="auto">
+                          <a:xfrm>
+                            <a:off x="0" y="0"/>
+                            <a:ext cx="648000" cy="648000"/>
+                          </a:xfrm>
+                          <a:prstGeom prst="rect">
+                            <a:avLst/>
+                          </a:prstGeom>
+                          <a:noFill/>
+                          <a:ln>
+                            <a:noFill/>
+                          </a:ln>
+                        </pic:spPr>
+                      </pic:pic>
+                    </a:graphicData>
+                  </a:graphic>
+                </wp:inline>
+              </w:drawing>
+            </w:r>
+          </w:p>
+        </w:tc>
+        <w:tc>
+          <w:tcPr>
+            <w:tcW w:w="1021" w:type="dxa"/>
+          </w:tcPr>
+          <w:p>
+            <w:pPr>
+              <w:jc w:val="center"/>
+              <w:rPr>
+                <w:noProof/>
+                <w:lang w:val="en-US"/>
+              </w:rPr>
+            </w:pPr>
+            <w:r>
+              <w:rPr>
+                <w:noProof/>
+                <w:lang w:val="en-US"/>
+              </w:rPr>
+              <w:drawing>
+                <wp:inline distT="0" distB="0" distL="0" distR="0" wp14:anchorId="6F7B2018" wp14:editId="02EF0461">
+                  <wp:extent cx="648000" cy="648000"/>
+                  <wp:effectExtent l="0" t="0" r="0" b="0"/>
+                  <wp:docPr id="146" name="Picture 146" descr="C:\Users\blazhko\AppData\Local\Microsoft\Windows\INetCache\Content.Word\Aruco-DICT_4X4_1000-ID62.png"/>
+                  <wp:cNvGraphicFramePr>
+                    <a:graphicFrameLocks xmlns:a="http://schemas.openxmlformats.org/drawingml/2006/main" noChangeAspect="1"/>
+                  </wp:cNvGraphicFramePr>
+                  <a:graphic xmlns:a="http://schemas.openxmlformats.org/drawingml/2006/main">
+                    <a:graphicData uri="http://schemas.openxmlformats.org/drawingml/2006/picture">
+                      <pic:pic xmlns:pic="http://schemas.openxmlformats.org/drawingml/2006/picture">
+                        <pic:nvPicPr>
+                          <pic:cNvPr id="0" name="Picture 88" descr="C:\Users\blazhko\AppData\Local\Microsoft\Windows\INetCache\Content.Word\Aruco-DICT_4X4_1000-ID62.png"/>
+                          <pic:cNvPicPr>
+                            <a:picLocks noChangeAspect="1" noChangeArrowheads="1"/>
+                          </pic:cNvPicPr>
+                        </pic:nvPicPr>
+                        <pic:blipFill>
+                          <a:blip r:embed="rId67">
+                            <a:extLst>
+                              <a:ext uri="{28A0092B-C50C-407E-A947-70E740481C1C}">
+                                <a14:useLocalDpi xmlns:a14="http://schemas.microsoft.com/office/drawing/2010/main" val="0"/>
+                              </a:ext>
+                            </a:extLst>
+                          </a:blip>
+                          <a:srcRect/>
+                          <a:stretch>
+                            <a:fillRect/>
+                          </a:stretch>
+                        </pic:blipFill>
+                        <pic:spPr bwMode="auto">
+                          <a:xfrm>
+                            <a:off x="0" y="0"/>
+                            <a:ext cx="648000" cy="648000"/>
+                          </a:xfrm>
+                          <a:prstGeom prst="rect">
+                            <a:avLst/>
+                          </a:prstGeom>
+                          <a:noFill/>
+                          <a:ln>
+                            <a:noFill/>
+                          </a:ln>
+                        </pic:spPr>
+                      </pic:pic>
+                    </a:graphicData>
+                  </a:graphic>
+                </wp:inline>
+              </w:drawing>
+            </w:r>
+          </w:p>
+        </w:tc>
+        <w:tc>
+          <w:tcPr>
+            <w:tcW w:w="1021" w:type="dxa"/>
+          </w:tcPr>
+          <w:p>
+            <w:pPr>
+              <w:jc w:val="center"/>
+              <w:rPr>
+                <w:noProof/>
+                <w:lang w:val="en-US"/>
+              </w:rPr>
+            </w:pPr>
+            <w:r>
+              <w:rPr>
+                <w:noProof/>
+                <w:lang w:val="en-US"/>
+              </w:rPr>
+              <w:drawing>
+                <wp:inline distT="0" distB="0" distL="0" distR="0" wp14:anchorId="4DA2D6EB" wp14:editId="2687AD1F">
+                  <wp:extent cx="648000" cy="648000"/>
+                  <wp:effectExtent l="0" t="0" r="0" b="0"/>
+                  <wp:docPr id="147" name="Picture 147" descr="C:\Users\blazhko\AppData\Local\Microsoft\Windows\INetCache\Content.Word\Aruco-DICT_4X4_1000-ID63.png"/>
+                  <wp:cNvGraphicFramePr>
+                    <a:graphicFrameLocks xmlns:a="http://schemas.openxmlformats.org/drawingml/2006/main" noChangeAspect="1"/>
+                  </wp:cNvGraphicFramePr>
+                  <a:graphic xmlns:a="http://schemas.openxmlformats.org/drawingml/2006/main">
+                    <a:graphicData uri="http://schemas.openxmlformats.org/drawingml/2006/picture">
+                      <pic:pic xmlns:pic="http://schemas.openxmlformats.org/drawingml/2006/picture">
+                        <pic:nvPicPr>
+                          <pic:cNvPr id="0" name="Picture 92" descr="C:\Users\blazhko\AppData\Local\Microsoft\Windows\INetCache\Content.Word\Aruco-DICT_4X4_1000-ID63.png"/>
+                          <pic:cNvPicPr>
+                            <a:picLocks noChangeAspect="1" noChangeArrowheads="1"/>
+                          </pic:cNvPicPr>
+                        </pic:nvPicPr>
+                        <pic:blipFill>
+                          <a:blip r:embed="rId68">
+                            <a:extLst>
+                              <a:ext uri="{28A0092B-C50C-407E-A947-70E740481C1C}">
+                                <a14:useLocalDpi xmlns:a14="http://schemas.microsoft.com/office/drawing/2010/main" val="0"/>
+                              </a:ext>
+                            </a:extLst>
+                          </a:blip>
+                          <a:srcRect/>
+                          <a:stretch>
+                            <a:fillRect/>
+                          </a:stretch>
+                        </pic:blipFill>
+                        <pic:spPr bwMode="auto">
+                          <a:xfrm>
+                            <a:off x="0" y="0"/>
+                            <a:ext cx="648000" cy="648000"/>
+                          </a:xfrm>
+                          <a:prstGeom prst="rect">
+                            <a:avLst/>
+                          </a:prstGeom>
+                          <a:noFill/>
+                          <a:ln>
+                            <a:noFill/>
+                          </a:ln>
+                        </pic:spPr>
+                      </pic:pic>
+                    </a:graphicData>
+                  </a:graphic>
+                </wp:inline>
+              </w:drawing>
+            </w:r>
+          </w:p>
+        </w:tc>
+        <w:tc>
+          <w:tcPr>
+            <w:tcW w:w="1021" w:type="dxa"/>
+          </w:tcPr>
+          <w:p>
+            <w:pPr>
+              <w:jc w:val="center"/>
+              <w:rPr>
+                <w:noProof/>
+                <w:lang w:val="en-US"/>
+              </w:rPr>
+            </w:pPr>
+            <w:r>
+              <w:rPr>
+                <w:noProof/>
+                <w:lang w:val="en-US"/>
+              </w:rPr>
+              <w:drawing>
+                <wp:inline distT="0" distB="0" distL="0" distR="0" wp14:anchorId="034FA51B" wp14:editId="3E09345D">
+                  <wp:extent cx="648000" cy="648000"/>
+                  <wp:effectExtent l="0" t="0" r="0" b="0"/>
+                  <wp:docPr id="148" name="Picture 148" descr="C:\Users\blazhko\AppData\Local\Microsoft\Windows\INetCache\Content.Word\Aruco-DICT_4X4_1000-ID64.png"/>
+                  <wp:cNvGraphicFramePr>
+                    <a:graphicFrameLocks xmlns:a="http://schemas.openxmlformats.org/drawingml/2006/main" noChangeAspect="1"/>
+                  </wp:cNvGraphicFramePr>
+                  <a:graphic xmlns:a="http://schemas.openxmlformats.org/drawingml/2006/main">
+                    <a:graphicData uri="http://schemas.openxmlformats.org/drawingml/2006/picture">
+                      <pic:pic xmlns:pic="http://schemas.openxmlformats.org/drawingml/2006/picture">
+                        <pic:nvPicPr>
+                          <pic:cNvPr id="0" name="Picture 96" descr="C:\Users\blazhko\AppData\Local\Microsoft\Windows\INetCache\Content.Word\Aruco-DICT_4X4_1000-ID64.png"/>
+                          <pic:cNvPicPr>
+                            <a:picLocks noChangeAspect="1" noChangeArrowheads="1"/>
+                          </pic:cNvPicPr>
+                        </pic:nvPicPr>
+                        <pic:blipFill>
+                          <a:blip r:embed="rId69">
+                            <a:extLst>
+                              <a:ext uri="{28A0092B-C50C-407E-A947-70E740481C1C}">
+                                <a14:useLocalDpi xmlns:a14="http://schemas.microsoft.com/office/drawing/2010/main" val="0"/>
+                              </a:ext>
+                            </a:extLst>
+                          </a:blip>
+                          <a:srcRect/>
+                          <a:stretch>
+                            <a:fillRect/>
+                          </a:stretch>
+                        </pic:blipFill>
+                        <pic:spPr bwMode="auto">
+                          <a:xfrm>
+                            <a:off x="0" y="0"/>
+                            <a:ext cx="648000" cy="648000"/>
+                          </a:xfrm>
+                          <a:prstGeom prst="rect">
+                            <a:avLst/>
+                          </a:prstGeom>
+                          <a:noFill/>
+                          <a:ln>
+                            <a:noFill/>
+                          </a:ln>
+                        </pic:spPr>
+                      </pic:pic>
+                    </a:graphicData>
+                  </a:graphic>
+                </wp:inline>
+              </w:drawing>
+            </w:r>
+          </w:p>
+        </w:tc>
+        <w:tc>
+          <w:tcPr>
+            <w:tcW w:w="1021" w:type="dxa"/>
+          </w:tcPr>
+          <w:p>
+            <w:pPr>
+              <w:jc w:val="center"/>
+              <w:rPr>
+                <w:noProof/>
+                <w:lang w:val="en-US"/>
+              </w:rPr>
+            </w:pPr>
+            <w:r>
+              <w:rPr>
+                <w:noProof/>
+                <w:lang w:val="en-US"/>
+              </w:rPr>
+              <w:drawing>
+                <wp:inline distT="0" distB="0" distL="0" distR="0" wp14:anchorId="5A9FDC97" wp14:editId="0A345E75">
+                  <wp:extent cx="648000" cy="648000"/>
+                  <wp:effectExtent l="0" t="0" r="0" b="0"/>
+                  <wp:docPr id="149" name="Picture 149" descr="C:\Users\blazhko\AppData\Local\Microsoft\Windows\INetCache\Content.Word\Aruco-DICT_4X4_1000-ID65.png"/>
+                  <wp:cNvGraphicFramePr>
+                    <a:graphicFrameLocks xmlns:a="http://schemas.openxmlformats.org/drawingml/2006/main" noChangeAspect="1"/>
+                  </wp:cNvGraphicFramePr>
+                  <a:graphic xmlns:a="http://schemas.openxmlformats.org/drawingml/2006/main">
+                    <a:graphicData uri="http://schemas.openxmlformats.org/drawingml/2006/picture">
+                      <pic:pic xmlns:pic="http://schemas.openxmlformats.org/drawingml/2006/picture">
+                        <pic:nvPicPr>
+                          <pic:cNvPr id="0" name="Picture 101" descr="C:\Users\blazhko\AppData\Local\Microsoft\Windows\INetCache\Content.Word\Aruco-DICT_4X4_1000-ID65.png"/>
+                          <pic:cNvPicPr>
+                            <a:picLocks noChangeAspect="1" noChangeArrowheads="1"/>
+                          </pic:cNvPicPr>
+                        </pic:nvPicPr>
+                        <pic:blipFill>
+                          <a:blip r:embed="rId70">
+                            <a:extLst>
+                              <a:ext uri="{28A0092B-C50C-407E-A947-70E740481C1C}">
+                                <a14:useLocalDpi xmlns:a14="http://schemas.microsoft.com/office/drawing/2010/main" val="0"/>
+                              </a:ext>
+                            </a:extLst>
+                          </a:blip>
+                          <a:srcRect/>
+                          <a:stretch>
+                            <a:fillRect/>
+                          </a:stretch>
+                        </pic:blipFill>
+                        <pic:spPr bwMode="auto">
+                          <a:xfrm>
+                            <a:off x="0" y="0"/>
+                            <a:ext cx="648000" cy="648000"/>
+                          </a:xfrm>
+                          <a:prstGeom prst="rect">
+                            <a:avLst/>
+                          </a:prstGeom>
+                          <a:noFill/>
+                          <a:ln>
+                            <a:noFill/>
+                          </a:ln>
+                        </pic:spPr>
+                      </pic:pic>
+                    </a:graphicData>
+                  </a:graphic>
+                </wp:inline>
+              </w:drawing>
+            </w:r>
+          </w:p>
+        </w:tc>
+        <w:tc>
+          <w:tcPr>
+            <w:tcW w:w="1021" w:type="dxa"/>
+          </w:tcPr>
+          <w:p>
+            <w:pPr>
+              <w:jc w:val="center"/>
+              <w:rPr>
+                <w:noProof/>
+                <w:lang w:val="en-US"/>
+              </w:rPr>
+            </w:pPr>
+            <w:r>
+              <w:rPr>
+                <w:noProof/>
+                <w:lang w:val="en-US"/>
+              </w:rPr>
+              <w:drawing>
+                <wp:inline distT="0" distB="0" distL="0" distR="0" wp14:anchorId="616AEE4F" wp14:editId="16186222">
+                  <wp:extent cx="648000" cy="648000"/>
+                  <wp:effectExtent l="0" t="0" r="0" b="0"/>
+                  <wp:docPr id="150" name="Picture 150" descr="C:\Users\blazhko\AppData\Local\Microsoft\Windows\INetCache\Content.Word\Aruco-DICT_4X4_1000-ID66.png"/>
+                  <wp:cNvGraphicFramePr>
+                    <a:graphicFrameLocks xmlns:a="http://schemas.openxmlformats.org/drawingml/2006/main" noChangeAspect="1"/>
+                  </wp:cNvGraphicFramePr>
+                  <a:graphic xmlns:a="http://schemas.openxmlformats.org/drawingml/2006/main">
+                    <a:graphicData uri="http://schemas.openxmlformats.org/drawingml/2006/picture">
+                      <pic:pic xmlns:pic="http://schemas.openxmlformats.org/drawingml/2006/picture">
+                        <pic:nvPicPr>
+                          <pic:cNvPr id="0" name="Picture 105" descr="C:\Users\blazhko\AppData\Local\Microsoft\Windows\INetCache\Content.Word\Aruco-DICT_4X4_1000-ID66.png"/>
+                          <pic:cNvPicPr>
+                            <a:picLocks noChangeAspect="1" noChangeArrowheads="1"/>
+                          </pic:cNvPicPr>
+                        </pic:nvPicPr>
+                        <pic:blipFill>
+                          <a:blip r:embed="rId71">
+                            <a:extLst>
+                              <a:ext uri="{28A0092B-C50C-407E-A947-70E740481C1C}">
+                                <a14:useLocalDpi xmlns:a14="http://schemas.microsoft.com/office/drawing/2010/main" val="0"/>
+                              </a:ext>
+                            </a:extLst>
+                          </a:blip>
+                          <a:srcRect/>
+                          <a:stretch>
+                            <a:fillRect/>
+                          </a:stretch>
+                        </pic:blipFill>
+                        <pic:spPr bwMode="auto">
+                          <a:xfrm>
+                            <a:off x="0" y="0"/>
+                            <a:ext cx="648000" cy="648000"/>
+                          </a:xfrm>
+                          <a:prstGeom prst="rect">
+                            <a:avLst/>
+                          </a:prstGeom>
+                          <a:noFill/>
+                          <a:ln>
+                            <a:noFill/>
+                          </a:ln>
+                        </pic:spPr>
+                      </pic:pic>
+                    </a:graphicData>
+                  </a:graphic>
+                </wp:inline>
+              </w:drawing>
+            </w:r>
+          </w:p>
+        </w:tc>
+        <w:tc>
+          <w:tcPr>
+            <w:tcW w:w="1021" w:type="dxa"/>
+          </w:tcPr>
+          <w:p>
+            <w:pPr>
+              <w:jc w:val="center"/>
+              <w:rPr>
+                <w:noProof/>
+                <w:lang w:val="en-US"/>
+              </w:rPr>
+            </w:pPr>
+            <w:r>
+              <w:rPr>
+                <w:noProof/>
+                <w:lang w:val="en-US"/>
+              </w:rPr>
+              <w:drawing>
+                <wp:inline distT="0" distB="0" distL="0" distR="0" wp14:anchorId="405976C1" wp14:editId="40796B99">
+                  <wp:extent cx="648000" cy="648000"/>
+                  <wp:effectExtent l="0" t="0" r="0" b="0"/>
+                  <wp:docPr id="151" name="Picture 151" descr="C:\Users\blazhko\AppData\Local\Microsoft\Windows\INetCache\Content.Word\Aruco-DICT_4X4_1000-ID67.png"/>
+                  <wp:cNvGraphicFramePr>
+                    <a:graphicFrameLocks xmlns:a="http://schemas.openxmlformats.org/drawingml/2006/main" noChangeAspect="1"/>
+                  </wp:cNvGraphicFramePr>
+                  <a:graphic xmlns:a="http://schemas.openxmlformats.org/drawingml/2006/main">
+                    <a:graphicData uri="http://schemas.openxmlformats.org/drawingml/2006/picture">
+                      <pic:pic xmlns:pic="http://schemas.openxmlformats.org/drawingml/2006/picture">
+                        <pic:nvPicPr>
+                          <pic:cNvPr id="0" name="Picture 109" descr="C:\Users\blazhko\AppData\Local\Microsoft\Windows\INetCache\Content.Word\Aruco-DICT_4X4_1000-ID67.png"/>
+                          <pic:cNvPicPr>
+                            <a:picLocks noChangeAspect="1" noChangeArrowheads="1"/>
+                          </pic:cNvPicPr>
+                        </pic:nvPicPr>
+                        <pic:blipFill>
+                          <a:blip r:embed="rId72">
+                            <a:extLst>
+                              <a:ext uri="{28A0092B-C50C-407E-A947-70E740481C1C}">
+                                <a14:useLocalDpi xmlns:a14="http://schemas.microsoft.com/office/drawing/2010/main" val="0"/>
+                              </a:ext>
+                            </a:extLst>
+                          </a:blip>
+                          <a:srcRect/>
+                          <a:stretch>
+                            <a:fillRect/>
+                          </a:stretch>
+                        </pic:blipFill>
+                        <pic:spPr bwMode="auto">
+                          <a:xfrm>
+                            <a:off x="0" y="0"/>
+                            <a:ext cx="648000" cy="648000"/>
+                          </a:xfrm>
+                          <a:prstGeom prst="rect">
+                            <a:avLst/>
+                          </a:prstGeom>
+                          <a:noFill/>
+                          <a:ln>
+                            <a:noFill/>
+                          </a:ln>
+                        </pic:spPr>
+                      </pic:pic>
+                    </a:graphicData>
+                  </a:graphic>
+                </wp:inline>
+              </w:drawing>
+            </w:r>
+          </w:p>
+        </w:tc>
+      </w:tr>
+      <w:tr>
+        <w:trPr>
+          <w:trHeight w:val="1021"/>
+          <w:jc w:val="center"/>
+        </w:trPr>
+        <w:tc>
+          <w:tcPr>
+            <w:tcW w:w="1021" w:type="dxa"/>
+          </w:tcPr>
+          <w:p>
+            <w:pPr>
+              <w:jc w:val="center"/>
+              <w:rPr>
+                <w:noProof/>
+                <w:lang w:val="en-US"/>
+              </w:rPr>
+            </w:pPr>
+            <w:r>
+              <w:rPr>
+                <w:noProof/>
+                <w:lang w:val="en-US"/>
+              </w:rPr>
+              <w:pict w14:anchorId="272CED19">
+                <v:shape id="_x0000_i1176" type="#_x0000_t75" style="width:51.6pt;height:51.6pt">
+                  <v:imagedata r:id="rId73" o:title="Aruco-DICT_4X4_1000-ID68"/>
+                </v:shape>
+              </w:pict>
+            </w:r>
+          </w:p>
+        </w:tc>
+        <w:tc>
+          <w:tcPr>
+            <w:tcW w:w="1021" w:type="dxa"/>
+          </w:tcPr>
+          <w:p>
+            <w:pPr>
+              <w:jc w:val="center"/>
+              <w:rPr>
+                <w:noProof/>
+                <w:lang w:val="en-US"/>
+              </w:rPr>
+            </w:pPr>
+            <w:r>
+              <w:rPr>
+                <w:noProof/>
+                <w:lang w:val="en-US"/>
+              </w:rPr>
+              <w:pict w14:anchorId="2F9F7EBB">
+                <v:shape id="_x0000_i1174" type="#_x0000_t75" style="width:50.25pt;height:50.25pt">
+                  <v:imagedata r:id="rId74" o:title="Aruco-DICT_4X4_1000-ID70"/>
+                </v:shape>
+              </w:pict>
+            </w:r>
+          </w:p>
+        </w:tc>
+        <w:tc>
+          <w:tcPr>
+            <w:tcW w:w="1021" w:type="dxa"/>
+          </w:tcPr>
+          <w:p>
+            <w:pPr>
+              <w:jc w:val="center"/>
+              <w:rPr>
+                <w:noProof/>
+                <w:lang w:val="en-US"/>
+              </w:rPr>
+            </w:pPr>
+            <w:r>
+              <w:rPr>
+                <w:noProof/>
+                <w:lang w:val="en-US"/>
+              </w:rPr>
+              <w:drawing>
+                <wp:inline distT="0" distB="0" distL="0" distR="0" wp14:anchorId="3C32A956" wp14:editId="75A6DBA5">
+                  <wp:extent cx="648000" cy="648000"/>
+                  <wp:effectExtent l="0" t="0" r="0" b="0"/>
+                  <wp:docPr id="152" name="Picture 152" descr="C:\Users\blazhko\AppData\Local\Microsoft\Windows\INetCache\Content.Word\Aruco-DICT_4X4_1000-ID69.png"/>
+                  <wp:cNvGraphicFramePr>
+                    <a:graphicFrameLocks xmlns:a="http://schemas.openxmlformats.org/drawingml/2006/main" noChangeAspect="1"/>
+                  </wp:cNvGraphicFramePr>
+                  <a:graphic xmlns:a="http://schemas.openxmlformats.org/drawingml/2006/main">
+                    <a:graphicData uri="http://schemas.openxmlformats.org/drawingml/2006/picture">
+                      <pic:pic xmlns:pic="http://schemas.openxmlformats.org/drawingml/2006/picture">
+                        <pic:nvPicPr>
+                          <pic:cNvPr id="0" name="Picture 123" descr="C:\Users\blazhko\AppData\Local\Microsoft\Windows\INetCache\Content.Word\Aruco-DICT_4X4_1000-ID69.png"/>
+                          <pic:cNvPicPr>
+                            <a:picLocks noChangeAspect="1" noChangeArrowheads="1"/>
+                          </pic:cNvPicPr>
+                        </pic:nvPicPr>
+                        <pic:blipFill>
+                          <a:blip r:embed="rId75">
+                            <a:extLst>
+                              <a:ext uri="{28A0092B-C50C-407E-A947-70E740481C1C}">
+                                <a14:useLocalDpi xmlns:a14="http://schemas.microsoft.com/office/drawing/2010/main" val="0"/>
+                              </a:ext>
+                            </a:extLst>
+                          </a:blip>
+                          <a:srcRect/>
+                          <a:stretch>
+                            <a:fillRect/>
+                          </a:stretch>
+                        </pic:blipFill>
+                        <pic:spPr bwMode="auto">
+                          <a:xfrm>
+                            <a:off x="0" y="0"/>
+                            <a:ext cx="648000" cy="648000"/>
+                          </a:xfrm>
+                          <a:prstGeom prst="rect">
+                            <a:avLst/>
+                          </a:prstGeom>
+                          <a:noFill/>
+                          <a:ln>
+                            <a:noFill/>
+                          </a:ln>
+                        </pic:spPr>
+                      </pic:pic>
+                    </a:graphicData>
+                  </a:graphic>
+                </wp:inline>
+              </w:drawing>
+            </w:r>
+          </w:p>
+        </w:tc>
+        <w:tc>
+          <w:tcPr>
+            <w:tcW w:w="1021" w:type="dxa"/>
+          </w:tcPr>
+          <w:p>
+            <w:pPr>
+              <w:jc w:val="center"/>
+              <w:rPr>
+                <w:noProof/>
+                <w:lang w:val="en-US"/>
+              </w:rPr>
+            </w:pPr>
+            <w:r>
+              <w:rPr>
+                <w:noProof/>
+                <w:lang w:val="en-US"/>
+              </w:rPr>
+              <w:drawing>
+                <wp:inline distT="0" distB="0" distL="0" distR="0" wp14:anchorId="5392C3E0" wp14:editId="1D4536A4">
+                  <wp:extent cx="648000" cy="648000"/>
+                  <wp:effectExtent l="0" t="0" r="0" b="0"/>
+                  <wp:docPr id="153" name="Picture 153" descr="C:\Users\blazhko\AppData\Local\Microsoft\Windows\INetCache\Content.Word\Aruco-DICT_4X4_1000-ID71.png"/>
+                  <wp:cNvGraphicFramePr>
+                    <a:graphicFrameLocks xmlns:a="http://schemas.openxmlformats.org/drawingml/2006/main" noChangeAspect="1"/>
+                  </wp:cNvGraphicFramePr>
+                  <a:graphic xmlns:a="http://schemas.openxmlformats.org/drawingml/2006/main">
+                    <a:graphicData uri="http://schemas.openxmlformats.org/drawingml/2006/picture">
+                      <pic:pic xmlns:pic="http://schemas.openxmlformats.org/drawingml/2006/picture">
+                        <pic:nvPicPr>
+                          <pic:cNvPr id="0" name="Picture 129" descr="C:\Users\blazhko\AppData\Local\Microsoft\Windows\INetCache\Content.Word\Aruco-DICT_4X4_1000-ID71.png"/>
+                          <pic:cNvPicPr>
+                            <a:picLocks noChangeAspect="1" noChangeArrowheads="1"/>
+                          </pic:cNvPicPr>
+                        </pic:nvPicPr>
+                        <pic:blipFill>
+                          <a:blip r:embed="rId76">
+                            <a:extLst>
+                              <a:ext uri="{28A0092B-C50C-407E-A947-70E740481C1C}">
+                                <a14:useLocalDpi xmlns:a14="http://schemas.microsoft.com/office/drawing/2010/main" val="0"/>
+                              </a:ext>
+                            </a:extLst>
+                          </a:blip>
+                          <a:srcRect/>
+                          <a:stretch>
+                            <a:fillRect/>
+                          </a:stretch>
+                        </pic:blipFill>
+                        <pic:spPr bwMode="auto">
+                          <a:xfrm>
+                            <a:off x="0" y="0"/>
+                            <a:ext cx="648000" cy="648000"/>
+                          </a:xfrm>
+                          <a:prstGeom prst="rect">
+                            <a:avLst/>
+                          </a:prstGeom>
+                          <a:noFill/>
+                          <a:ln>
+                            <a:noFill/>
+                          </a:ln>
+                        </pic:spPr>
+                      </pic:pic>
+                    </a:graphicData>
+                  </a:graphic>
+                </wp:inline>
+              </w:drawing>
+            </w:r>
+          </w:p>
+        </w:tc>
+        <w:tc>
+          <w:tcPr>
+            <w:tcW w:w="1021" w:type="dxa"/>
+          </w:tcPr>
+          <w:p>
+            <w:pPr>
+              <w:jc w:val="center"/>
+              <w:rPr>
+                <w:noProof/>
+                <w:lang w:val="en-US"/>
+              </w:rPr>
+            </w:pPr>
+          </w:p>
+        </w:tc>
+        <w:tc>
+          <w:tcPr>
+            <w:tcW w:w="1021" w:type="dxa"/>
+          </w:tcPr>
+          <w:p>
+            <w:pPr>
+              <w:jc w:val="center"/>
+              <w:rPr>
+                <w:noProof/>
+                <w:lang w:val="en-US"/>
+              </w:rPr>
+            </w:pPr>
+          </w:p>
+        </w:tc>
+        <w:tc>
+          <w:tcPr>
+            <w:tcW w:w="1021" w:type="dxa"/>
+          </w:tcPr>
+          <w:p>
+            <w:pPr>
+              <w:jc w:val="center"/>
+              <w:rPr>
+                <w:noProof/>
+                <w:lang w:val="en-US"/>
+              </w:rPr>
+            </w:pPr>
+          </w:p>
+        </w:tc>
+        <w:tc>
+          <w:tcPr>
+            <w:tcW w:w="1021" w:type="dxa"/>
+          </w:tcPr>
+          <w:p>
+            <w:pPr>
+              <w:jc w:val="center"/>
+              <w:rPr>
+                <w:noProof/>
+                <w:lang w:val="en-US"/>
+              </w:rPr>
+            </w:pPr>
+          </w:p>
+        </w:tc>
+        <w:tc>
+          <w:tcPr>
+            <w:tcW w:w="1021" w:type="dxa"/>
+          </w:tcPr>
+          <w:p>
+            <w:pPr>
+              <w:jc w:val="center"/>
+              <w:rPr>
+                <w:noProof/>
+                <w:lang w:val="en-US"/>
+              </w:rPr>
+            </w:pPr>
+          </w:p>
+        </w:tc>
+        <w:tc>
+          <w:tcPr>
+            <w:tcW w:w="1021" w:type="dxa"/>
+          </w:tcPr>
+          <w:p>
+            <w:pPr>
+              <w:jc w:val="center"/>
+              <w:rPr>
+                <w:noProof/>
+                <w:lang w:val="en-US"/>
+              </w:rPr>
+            </w:pPr>
+          </w:p>
+        </w:tc>
+      </w:tr>
+    </w:tbl>
+    <w:p>
+      <w:pPr>
+        <w:rPr>
+          <w:lang w:val="en-US"/>
+        </w:rPr>
+      </w:pPr>
+      <w:bookmarkStart w:id="0" w:name="_GoBack"/>
+      <w:bookmarkEnd w:id="0"/>
+    </w:p>
+    <w:p>
+      <w:pPr>
+        <w:rPr>
+          <w:lang w:val="en-US"/>
+        </w:rPr>
+      </w:pPr>
+      <w:hyperlink r:id="rId77" w:history="1">
         <w:r>
           <w:rPr>
-            <w:rStyle w:val="a4"/>
+            <w:rStyle w:val="Hyperlink"/>
+            <w:lang w:val="en-US"/>
           </w:rPr>
           <w:t>https://tagsgen.top/</w:t>
         </w:r>
@@ -2864,17 +6373,19 @@
           <w:lang w:val="en-US"/>
         </w:rPr>
       </w:pPr>
+      <w:proofErr w:type="gramStart"/>
       <w:r>
         <w:rPr>
           <w:lang w:val="en-US"/>
         </w:rPr>
-        <w:t xml:space="preserve">size = </w:t>
+        <w:t>size</w:t>
       </w:r>
+      <w:proofErr w:type="gramEnd"/>
       <w:r>
         <w:rPr>
           <w:lang w:val="en-US"/>
         </w:rPr>
-        <w:t>10</w:t>
+        <w:t xml:space="preserve"> = 10</w:t>
       </w:r>
     </w:p>
     <w:p>
@@ -2883,11 +6394,19 @@
           <w:lang w:val="en-US"/>
         </w:rPr>
       </w:pPr>
+      <w:proofErr w:type="gramStart"/>
       <w:r>
         <w:rPr>
           <w:lang w:val="en-US"/>
         </w:rPr>
-        <w:t>margin = 1</w:t>
+        <w:t>margin</w:t>
+      </w:r>
+      <w:proofErr w:type="gramEnd"/>
+      <w:r>
+        <w:rPr>
+          <w:lang w:val="en-US"/>
+        </w:rPr>
+        <w:t xml:space="preserve"> = 1</w:t>
       </w:r>
     </w:p>
     <w:p>
@@ -2903,9 +6422,16 @@
         <w:tab/>
       </w:r>
     </w:p>
+    <w:p>
+      <w:pPr>
+        <w:rPr>
+          <w:lang w:val="en-US"/>
+        </w:rPr>
+      </w:pPr>
+    </w:p>
     <w:sectPr>
       <w:pgSz w:w="11906" w:h="16838"/>
-      <w:pgMar w:top="567" w:right="567" w:bottom="567" w:left="567" w:header="709" w:footer="709" w:gutter="0"/>
+      <w:pgMar w:top="567" w:right="284" w:bottom="284" w:left="567" w:header="709" w:footer="709" w:gutter="0"/>
       <w:cols w:space="708"/>
       <w:docGrid w:linePitch="360"/>
     </w:sectPr>
@@ -2914,7 +6440,7 @@
 </file>
 
 <file path=word/styles.xml><?xml version="1.0" encoding="utf-8"?>
-<w:styles xmlns:mc="http://schemas.openxmlformats.org/markup-compatibility/2006" xmlns:r="http://schemas.openxmlformats.org/officeDocument/2006/relationships" xmlns:w="http://schemas.openxmlformats.org/wordprocessingml/2006/main" xmlns:w14="http://schemas.microsoft.com/office/word/2010/wordml" xmlns:w15="http://schemas.microsoft.com/office/word/2012/wordml" xmlns:w16cex="http://schemas.microsoft.com/office/word/2018/wordml/cex" xmlns:w16cid="http://schemas.microsoft.com/office/word/2016/wordml/cid" xmlns:w16="http://schemas.microsoft.com/office/word/2018/wordml" xmlns:w16sdtdh="http://schemas.microsoft.com/office/word/2020/wordml/sdtdatahash" xmlns:w16se="http://schemas.microsoft.com/office/word/2015/wordml/symex" mc:Ignorable="w14 w15 w16se w16cid w16 w16cex w16sdtdh">
+<w:styles xmlns:mc="http://schemas.openxmlformats.org/markup-compatibility/2006" xmlns:r="http://schemas.openxmlformats.org/officeDocument/2006/relationships" xmlns:w="http://schemas.openxmlformats.org/wordprocessingml/2006/main" xmlns:w14="http://schemas.microsoft.com/office/word/2010/wordml" xmlns:w15="http://schemas.microsoft.com/office/word/2012/wordml" xmlns:w16se="http://schemas.microsoft.com/office/word/2015/wordml/symex" mc:Ignorable="w14 w15 w16se">
   <w:docDefaults>
     <w:rPrDefault>
       <w:rPr>
@@ -2930,7 +6456,7 @@
       </w:pPr>
     </w:pPrDefault>
   </w:docDefaults>
-  <w:latentStyles w:defLockedState="0" w:defUIPriority="99" w:defSemiHidden="0" w:defUnhideWhenUsed="0" w:defQFormat="0" w:count="376">
+  <w:latentStyles w:defLockedState="0" w:defUIPriority="99" w:defSemiHidden="0" w:defUnhideWhenUsed="0" w:defQFormat="0" w:count="371">
     <w:lsdException w:name="Normal" w:uiPriority="0" w:qFormat="1"/>
     <w:lsdException w:name="heading 1" w:uiPriority="9" w:qFormat="1"/>
     <w:lsdException w:name="heading 2" w:semiHidden="1" w:uiPriority="9" w:unhideWhenUsed="1" w:qFormat="1"/>
@@ -3302,23 +6828,18 @@
     <w:lsdException w:name="List Table 5 Dark Accent 6" w:uiPriority="50"/>
     <w:lsdException w:name="List Table 6 Colorful Accent 6" w:uiPriority="51"/>
     <w:lsdException w:name="List Table 7 Colorful Accent 6" w:uiPriority="52"/>
-    <w:lsdException w:name="Mention" w:semiHidden="1" w:unhideWhenUsed="1"/>
-    <w:lsdException w:name="Smart Hyperlink" w:semiHidden="1" w:unhideWhenUsed="1"/>
-    <w:lsdException w:name="Hashtag" w:semiHidden="1" w:unhideWhenUsed="1"/>
-    <w:lsdException w:name="Unresolved Mention" w:semiHidden="1" w:unhideWhenUsed="1"/>
-    <w:lsdException w:name="Smart Link" w:semiHidden="1" w:unhideWhenUsed="1"/>
   </w:latentStyles>
-  <w:style w:type="paragraph" w:default="1" w:styleId="a">
+  <w:style w:type="paragraph" w:default="1" w:styleId="Normal">
     <w:name w:val="Normal"/>
     <w:qFormat/>
   </w:style>
-  <w:style w:type="character" w:default="1" w:styleId="a0">
+  <w:style w:type="character" w:default="1" w:styleId="DefaultParagraphFont">
     <w:name w:val="Default Paragraph Font"/>
     <w:uiPriority w:val="1"/>
     <w:semiHidden/>
     <w:unhideWhenUsed/>
   </w:style>
-  <w:style w:type="table" w:default="1" w:styleId="a1">
+  <w:style w:type="table" w:default="1" w:styleId="TableNormal">
     <w:name w:val="Normal Table"/>
     <w:uiPriority w:val="99"/>
     <w:semiHidden/>
@@ -3333,15 +6854,15 @@
       </w:tblCellMar>
     </w:tblPr>
   </w:style>
-  <w:style w:type="numbering" w:default="1" w:styleId="a2">
+  <w:style w:type="numbering" w:default="1" w:styleId="NoList">
     <w:name w:val="No List"/>
     <w:uiPriority w:val="99"/>
     <w:semiHidden/>
     <w:unhideWhenUsed/>
   </w:style>
-  <w:style w:type="table" w:styleId="a3">
+  <w:style w:type="table" w:styleId="TableGrid">
     <w:name w:val="Table Grid"/>
-    <w:basedOn w:val="a1"/>
+    <w:basedOn w:val="TableNormal"/>
     <w:uiPriority w:val="39"/>
     <w:rsid w:val="002A4E7C"/>
     <w:pPr>
@@ -3358,9 +6879,9 @@
       </w:tblBorders>
     </w:tblPr>
   </w:style>
-  <w:style w:type="character" w:styleId="a4">
+  <w:style w:type="character" w:styleId="Hyperlink">
     <w:name w:val="Hyperlink"/>
-    <w:basedOn w:val="a0"/>
+    <w:basedOn w:val="DefaultParagraphFont"/>
     <w:uiPriority w:val="99"/>
     <w:unhideWhenUsed/>
     <w:rsid w:val="00683749"/>
@@ -3369,9 +6890,9 @@
       <w:u w:val="single"/>
     </w:rPr>
   </w:style>
-  <w:style w:type="character" w:styleId="a5">
+  <w:style w:type="character" w:customStyle="1" w:styleId="UnresolvedMention">
     <w:name w:val="Unresolved Mention"/>
-    <w:basedOn w:val="a0"/>
+    <w:basedOn w:val="DefaultParagraphFont"/>
     <w:uiPriority w:val="99"/>
     <w:semiHidden/>
     <w:unhideWhenUsed/>
@@ -3379,6 +6900,104 @@
     <w:rPr>
       <w:color w:val="605E5C"/>
       <w:shd w:val="clear" w:color="auto" w:fill="E1DFDD"/>
+    </w:rPr>
+  </w:style>
+  <w:style w:type="character" w:styleId="CommentReference">
+    <w:name w:val="annotation reference"/>
+    <w:basedOn w:val="DefaultParagraphFont"/>
+    <w:uiPriority w:val="99"/>
+    <w:semiHidden/>
+    <w:unhideWhenUsed/>
+    <w:rsid w:val="00D77A9E"/>
+    <w:rPr>
+      <w:sz w:val="16"/>
+      <w:szCs w:val="16"/>
+    </w:rPr>
+  </w:style>
+  <w:style w:type="paragraph" w:styleId="CommentText">
+    <w:name w:val="annotation text"/>
+    <w:basedOn w:val="Normal"/>
+    <w:link w:val="CommentTextChar"/>
+    <w:uiPriority w:val="99"/>
+    <w:semiHidden/>
+    <w:unhideWhenUsed/>
+    <w:rsid w:val="00D77A9E"/>
+    <w:pPr>
+      <w:spacing w:line="240" w:lineRule="auto"/>
+    </w:pPr>
+    <w:rPr>
+      <w:sz w:val="20"/>
+      <w:szCs w:val="20"/>
+    </w:rPr>
+  </w:style>
+  <w:style w:type="character" w:customStyle="1" w:styleId="CommentTextChar">
+    <w:name w:val="Comment Text Char"/>
+    <w:basedOn w:val="DefaultParagraphFont"/>
+    <w:link w:val="CommentText"/>
+    <w:uiPriority w:val="99"/>
+    <w:semiHidden/>
+    <w:rsid w:val="00D77A9E"/>
+    <w:rPr>
+      <w:sz w:val="20"/>
+      <w:szCs w:val="20"/>
+    </w:rPr>
+  </w:style>
+  <w:style w:type="paragraph" w:styleId="CommentSubject">
+    <w:name w:val="annotation subject"/>
+    <w:basedOn w:val="CommentText"/>
+    <w:next w:val="CommentText"/>
+    <w:link w:val="CommentSubjectChar"/>
+    <w:uiPriority w:val="99"/>
+    <w:semiHidden/>
+    <w:unhideWhenUsed/>
+    <w:rsid w:val="00D77A9E"/>
+    <w:rPr>
+      <w:b/>
+      <w:bCs/>
+    </w:rPr>
+  </w:style>
+  <w:style w:type="character" w:customStyle="1" w:styleId="CommentSubjectChar">
+    <w:name w:val="Comment Subject Char"/>
+    <w:basedOn w:val="CommentTextChar"/>
+    <w:link w:val="CommentSubject"/>
+    <w:uiPriority w:val="99"/>
+    <w:semiHidden/>
+    <w:rsid w:val="00D77A9E"/>
+    <w:rPr>
+      <w:b/>
+      <w:bCs/>
+      <w:sz w:val="20"/>
+      <w:szCs w:val="20"/>
+    </w:rPr>
+  </w:style>
+  <w:style w:type="paragraph" w:styleId="BalloonText">
+    <w:name w:val="Balloon Text"/>
+    <w:basedOn w:val="Normal"/>
+    <w:link w:val="BalloonTextChar"/>
+    <w:uiPriority w:val="99"/>
+    <w:semiHidden/>
+    <w:unhideWhenUsed/>
+    <w:rsid w:val="00D77A9E"/>
+    <w:pPr>
+      <w:spacing w:after="0" w:line="240" w:lineRule="auto"/>
+    </w:pPr>
+    <w:rPr>
+      <w:rFonts w:ascii="Segoe UI" w:hAnsi="Segoe UI" w:cs="Segoe UI"/>
+      <w:sz w:val="18"/>
+      <w:szCs w:val="18"/>
+    </w:rPr>
+  </w:style>
+  <w:style w:type="character" w:customStyle="1" w:styleId="BalloonTextChar">
+    <w:name w:val="Balloon Text Char"/>
+    <w:basedOn w:val="DefaultParagraphFont"/>
+    <w:link w:val="BalloonText"/>
+    <w:uiPriority w:val="99"/>
+    <w:semiHidden/>
+    <w:rsid w:val="00D77A9E"/>
+    <w:rPr>
+      <w:rFonts w:ascii="Segoe UI" w:hAnsi="Segoe UI" w:cs="Segoe UI"/>
+      <w:sz w:val="18"/>
+      <w:szCs w:val="18"/>
     </w:rPr>
   </w:style>
 </w:styles>
@@ -3684,7 +7303,7 @@
 </file>
 
 <file path=customXml/itemProps1.xml><?xml version="1.0" encoding="utf-8"?>
-<ds:datastoreItem xmlns:ds="http://schemas.openxmlformats.org/officeDocument/2006/customXml" ds:itemID="{20A31B5D-833C-4F79-9E3D-7723C8739ECD}">
+<ds:datastoreItem xmlns:ds="http://schemas.openxmlformats.org/officeDocument/2006/customXml" ds:itemID="{3B8AB38F-A6DB-4B27-BF95-325AD32A02BD}">
   <ds:schemaRefs>
     <ds:schemaRef ds:uri="http://schemas.openxmlformats.org/officeDocument/2006/bibliography"/>
   </ds:schemaRefs>

--- a/markers/4x4.docx
+++ b/markers/4x4.docx
@@ -1,10 +1,10 @@
 
 <file path=word/document.xml><?xml version="1.0" encoding="utf-8"?>
-<w:document xmlns:wpc="http://schemas.microsoft.com/office/word/2010/wordprocessingCanvas" xmlns:cx="http://schemas.microsoft.com/office/drawing/2014/chartex" xmlns:cx1="http://schemas.microsoft.com/office/drawing/2015/9/8/chartex" xmlns:mc="http://schemas.openxmlformats.org/markup-compatibility/2006" xmlns:o="urn:schemas-microsoft-com:office:office" xmlns:r="http://schemas.openxmlformats.org/officeDocument/2006/relationships" xmlns:m="http://schemas.openxmlformats.org/officeDocument/2006/math" xmlns:v="urn:schemas-microsoft-com:vml" xmlns:wp14="http://schemas.microsoft.com/office/word/2010/wordprocessingDrawing" xmlns:wp="http://schemas.openxmlformats.org/drawingml/2006/wordprocessingDrawing" xmlns:w10="urn:schemas-microsoft-com:office:word" xmlns:w="http://schemas.openxmlformats.org/wordprocessingml/2006/main" xmlns:w14="http://schemas.microsoft.com/office/word/2010/wordml" xmlns:w15="http://schemas.microsoft.com/office/word/2012/wordml" xmlns:w16se="http://schemas.microsoft.com/office/word/2015/wordml/symex" xmlns:wpg="http://schemas.microsoft.com/office/word/2010/wordprocessingGroup" xmlns:wpi="http://schemas.microsoft.com/office/word/2010/wordprocessingInk" xmlns:wne="http://schemas.microsoft.com/office/word/2006/wordml" xmlns:wps="http://schemas.microsoft.com/office/word/2010/wordprocessingShape" mc:Ignorable="w14 w15 w16se wp14">
+<w:document xmlns:wpc="http://schemas.microsoft.com/office/word/2010/wordprocessingCanvas" xmlns:cx="http://schemas.microsoft.com/office/drawing/2014/chartex" xmlns:cx1="http://schemas.microsoft.com/office/drawing/2015/9/8/chartex" xmlns:cx2="http://schemas.microsoft.com/office/drawing/2015/10/21/chartex" xmlns:cx3="http://schemas.microsoft.com/office/drawing/2016/5/9/chartex" xmlns:cx4="http://schemas.microsoft.com/office/drawing/2016/5/10/chartex" xmlns:cx5="http://schemas.microsoft.com/office/drawing/2016/5/11/chartex" xmlns:cx6="http://schemas.microsoft.com/office/drawing/2016/5/12/chartex" xmlns:cx7="http://schemas.microsoft.com/office/drawing/2016/5/13/chartex" xmlns:cx8="http://schemas.microsoft.com/office/drawing/2016/5/14/chartex" xmlns:mc="http://schemas.openxmlformats.org/markup-compatibility/2006" xmlns:aink="http://schemas.microsoft.com/office/drawing/2016/ink" xmlns:am3d="http://schemas.microsoft.com/office/drawing/2017/model3d" xmlns:o="urn:schemas-microsoft-com:office:office" xmlns:r="http://schemas.openxmlformats.org/officeDocument/2006/relationships" xmlns:m="http://schemas.openxmlformats.org/officeDocument/2006/math" xmlns:v="urn:schemas-microsoft-com:vml" xmlns:wp14="http://schemas.microsoft.com/office/word/2010/wordprocessingDrawing" xmlns:wp="http://schemas.openxmlformats.org/drawingml/2006/wordprocessingDrawing" xmlns:w10="urn:schemas-microsoft-com:office:word" xmlns:w="http://schemas.openxmlformats.org/wordprocessingml/2006/main" xmlns:w14="http://schemas.microsoft.com/office/word/2010/wordml" xmlns:w15="http://schemas.microsoft.com/office/word/2012/wordml" xmlns:w16cex="http://schemas.microsoft.com/office/word/2018/wordml/cex" xmlns:w16cid="http://schemas.microsoft.com/office/word/2016/wordml/cid" xmlns:w16="http://schemas.microsoft.com/office/word/2018/wordml" xmlns:w16sdtdh="http://schemas.microsoft.com/office/word/2020/wordml/sdtdatahash" xmlns:w16se="http://schemas.microsoft.com/office/word/2015/wordml/symex" xmlns:wpg="http://schemas.microsoft.com/office/word/2010/wordprocessingGroup" xmlns:wpi="http://schemas.microsoft.com/office/word/2010/wordprocessingInk" xmlns:wne="http://schemas.microsoft.com/office/word/2006/wordml" xmlns:wps="http://schemas.microsoft.com/office/word/2010/wordprocessingShape" mc:Ignorable="w14 w15 w16se w16cid w16 w16cex w16sdtdh wp14">
   <w:body>
     <w:tbl>
       <w:tblPr>
-        <w:tblStyle w:val="TableGrid"/>
+        <w:tblStyle w:val="a3"/>
         <w:tblW w:w="0" w:type="auto"/>
         <w:tblCellMar>
           <w:left w:w="0" w:type="dxa"/>
@@ -25,6 +25,7 @@
         <w:gridCol w:w="860"/>
         <w:gridCol w:w="860"/>
         <w:gridCol w:w="860"/>
+        <w:gridCol w:w="860"/>
       </w:tblGrid>
       <w:tr>
         <w:trPr>
@@ -32,7 +33,7 @@
         </w:trPr>
         <w:tc>
           <w:tcPr>
-            <w:tcW w:w="851" w:type="dxa"/>
+            <w:tcW w:w="860" w:type="dxa"/>
           </w:tcPr>
           <w:p>
             <w:pPr>
@@ -99,7 +100,7 @@
         </w:tc>
         <w:tc>
           <w:tcPr>
-            <w:tcW w:w="851" w:type="dxa"/>
+            <w:tcW w:w="860" w:type="dxa"/>
           </w:tcPr>
           <w:p>
             <w:pPr>
@@ -166,7 +167,7 @@
         </w:tc>
         <w:tc>
           <w:tcPr>
-            <w:tcW w:w="851" w:type="dxa"/>
+            <w:tcW w:w="860" w:type="dxa"/>
           </w:tcPr>
           <w:p>
             <w:pPr>
@@ -233,7 +234,7 @@
         </w:tc>
         <w:tc>
           <w:tcPr>
-            <w:tcW w:w="851" w:type="dxa"/>
+            <w:tcW w:w="860" w:type="dxa"/>
           </w:tcPr>
           <w:p>
             <w:pPr>
@@ -300,7 +301,7 @@
         </w:tc>
         <w:tc>
           <w:tcPr>
-            <w:tcW w:w="851" w:type="dxa"/>
+            <w:tcW w:w="860" w:type="dxa"/>
           </w:tcPr>
           <w:p>
             <w:pPr>
@@ -367,7 +368,7 @@
         </w:tc>
         <w:tc>
           <w:tcPr>
-            <w:tcW w:w="851" w:type="dxa"/>
+            <w:tcW w:w="860" w:type="dxa"/>
           </w:tcPr>
           <w:p>
             <w:pPr>
@@ -434,7 +435,7 @@
         </w:tc>
         <w:tc>
           <w:tcPr>
-            <w:tcW w:w="851" w:type="dxa"/>
+            <w:tcW w:w="860" w:type="dxa"/>
           </w:tcPr>
           <w:p>
             <w:pPr>
@@ -501,7 +502,7 @@
         </w:tc>
         <w:tc>
           <w:tcPr>
-            <w:tcW w:w="851" w:type="dxa"/>
+            <w:tcW w:w="860" w:type="dxa"/>
           </w:tcPr>
           <w:p>
             <w:pPr>
@@ -568,7 +569,7 @@
         </w:tc>
         <w:tc>
           <w:tcPr>
-            <w:tcW w:w="851" w:type="dxa"/>
+            <w:tcW w:w="860" w:type="dxa"/>
           </w:tcPr>
           <w:p>
             <w:pPr>
@@ -635,7 +636,7 @@
         </w:tc>
         <w:tc>
           <w:tcPr>
-            <w:tcW w:w="851" w:type="dxa"/>
+            <w:tcW w:w="860" w:type="dxa"/>
           </w:tcPr>
           <w:p>
             <w:pPr>
@@ -702,7 +703,7 @@
         </w:tc>
         <w:tc>
           <w:tcPr>
-            <w:tcW w:w="851" w:type="dxa"/>
+            <w:tcW w:w="860" w:type="dxa"/>
           </w:tcPr>
           <w:p>
             <w:pPr>
@@ -769,7 +770,7 @@
         </w:tc>
         <w:tc>
           <w:tcPr>
-            <w:tcW w:w="851" w:type="dxa"/>
+            <w:tcW w:w="860" w:type="dxa"/>
           </w:tcPr>
           <w:p>
             <w:pPr>
@@ -832,6 +833,20 @@
                 </wp:inline>
               </w:drawing>
             </w:r>
+          </w:p>
+        </w:tc>
+        <w:tc>
+          <w:tcPr>
+            <w:tcW w:w="860" w:type="dxa"/>
+          </w:tcPr>
+          <w:p>
+            <w:pPr>
+              <w:jc w:val="center"/>
+              <w:rPr>
+                <w:noProof/>
+                <w:lang w:val="en-US"/>
+              </w:rPr>
+            </w:pPr>
           </w:p>
         </w:tc>
       </w:tr>
@@ -841,7 +856,7 @@
         </w:trPr>
         <w:tc>
           <w:tcPr>
-            <w:tcW w:w="851" w:type="dxa"/>
+            <w:tcW w:w="860" w:type="dxa"/>
           </w:tcPr>
           <w:p>
             <w:pPr>
@@ -908,7 +923,7 @@
         </w:tc>
         <w:tc>
           <w:tcPr>
-            <w:tcW w:w="851" w:type="dxa"/>
+            <w:tcW w:w="860" w:type="dxa"/>
           </w:tcPr>
           <w:p>
             <w:pPr>
@@ -975,7 +990,7 @@
         </w:tc>
         <w:tc>
           <w:tcPr>
-            <w:tcW w:w="851" w:type="dxa"/>
+            <w:tcW w:w="860" w:type="dxa"/>
           </w:tcPr>
           <w:p>
             <w:pPr>
@@ -1042,7 +1057,7 @@
         </w:tc>
         <w:tc>
           <w:tcPr>
-            <w:tcW w:w="851" w:type="dxa"/>
+            <w:tcW w:w="860" w:type="dxa"/>
           </w:tcPr>
           <w:p>
             <w:pPr>
@@ -1109,7 +1124,7 @@
         </w:tc>
         <w:tc>
           <w:tcPr>
-            <w:tcW w:w="851" w:type="dxa"/>
+            <w:tcW w:w="860" w:type="dxa"/>
           </w:tcPr>
           <w:p>
             <w:pPr>
@@ -1176,7 +1191,7 @@
         </w:tc>
         <w:tc>
           <w:tcPr>
-            <w:tcW w:w="851" w:type="dxa"/>
+            <w:tcW w:w="860" w:type="dxa"/>
           </w:tcPr>
           <w:p>
             <w:pPr>
@@ -1243,7 +1258,7 @@
         </w:tc>
         <w:tc>
           <w:tcPr>
-            <w:tcW w:w="851" w:type="dxa"/>
+            <w:tcW w:w="860" w:type="dxa"/>
           </w:tcPr>
           <w:p>
             <w:pPr>
@@ -1310,7 +1325,7 @@
         </w:tc>
         <w:tc>
           <w:tcPr>
-            <w:tcW w:w="851" w:type="dxa"/>
+            <w:tcW w:w="860" w:type="dxa"/>
           </w:tcPr>
           <w:p>
             <w:pPr>
@@ -1377,7 +1392,7 @@
         </w:tc>
         <w:tc>
           <w:tcPr>
-            <w:tcW w:w="851" w:type="dxa"/>
+            <w:tcW w:w="860" w:type="dxa"/>
           </w:tcPr>
           <w:p>
             <w:pPr>
@@ -1444,7 +1459,7 @@
         </w:tc>
         <w:tc>
           <w:tcPr>
-            <w:tcW w:w="851" w:type="dxa"/>
+            <w:tcW w:w="860" w:type="dxa"/>
           </w:tcPr>
           <w:p>
             <w:pPr>
@@ -1511,7 +1526,7 @@
         </w:tc>
         <w:tc>
           <w:tcPr>
-            <w:tcW w:w="851" w:type="dxa"/>
+            <w:tcW w:w="860" w:type="dxa"/>
           </w:tcPr>
           <w:p>
             <w:pPr>
@@ -1578,7 +1593,7 @@
         </w:tc>
         <w:tc>
           <w:tcPr>
-            <w:tcW w:w="851" w:type="dxa"/>
+            <w:tcW w:w="860" w:type="dxa"/>
           </w:tcPr>
           <w:p>
             <w:pPr>
@@ -1641,6 +1656,20 @@
                 </wp:inline>
               </w:drawing>
             </w:r>
+          </w:p>
+        </w:tc>
+        <w:tc>
+          <w:tcPr>
+            <w:tcW w:w="860" w:type="dxa"/>
+          </w:tcPr>
+          <w:p>
+            <w:pPr>
+              <w:jc w:val="center"/>
+              <w:rPr>
+                <w:noProof/>
+                <w:lang w:val="en-US"/>
+              </w:rPr>
+            </w:pPr>
           </w:p>
         </w:tc>
       </w:tr>
@@ -1650,7 +1679,7 @@
         </w:trPr>
         <w:tc>
           <w:tcPr>
-            <w:tcW w:w="851" w:type="dxa"/>
+            <w:tcW w:w="860" w:type="dxa"/>
           </w:tcPr>
           <w:p>
             <w:pPr>
@@ -1717,7 +1746,7 @@
         </w:tc>
         <w:tc>
           <w:tcPr>
-            <w:tcW w:w="851" w:type="dxa"/>
+            <w:tcW w:w="860" w:type="dxa"/>
           </w:tcPr>
           <w:p>
             <w:pPr>
@@ -1784,7 +1813,7 @@
         </w:tc>
         <w:tc>
           <w:tcPr>
-            <w:tcW w:w="851" w:type="dxa"/>
+            <w:tcW w:w="860" w:type="dxa"/>
           </w:tcPr>
           <w:p>
             <w:pPr>
@@ -1851,7 +1880,7 @@
         </w:tc>
         <w:tc>
           <w:tcPr>
-            <w:tcW w:w="851" w:type="dxa"/>
+            <w:tcW w:w="860" w:type="dxa"/>
           </w:tcPr>
           <w:p>
             <w:pPr>
@@ -1918,7 +1947,7 @@
         </w:tc>
         <w:tc>
           <w:tcPr>
-            <w:tcW w:w="851" w:type="dxa"/>
+            <w:tcW w:w="860" w:type="dxa"/>
           </w:tcPr>
           <w:p>
             <w:pPr>
@@ -1985,7 +2014,7 @@
         </w:tc>
         <w:tc>
           <w:tcPr>
-            <w:tcW w:w="851" w:type="dxa"/>
+            <w:tcW w:w="860" w:type="dxa"/>
           </w:tcPr>
           <w:p>
             <w:pPr>
@@ -2052,7 +2081,7 @@
         </w:tc>
         <w:tc>
           <w:tcPr>
-            <w:tcW w:w="851" w:type="dxa"/>
+            <w:tcW w:w="860" w:type="dxa"/>
           </w:tcPr>
           <w:p>
             <w:pPr>
@@ -2119,7 +2148,7 @@
         </w:tc>
         <w:tc>
           <w:tcPr>
-            <w:tcW w:w="851" w:type="dxa"/>
+            <w:tcW w:w="860" w:type="dxa"/>
           </w:tcPr>
           <w:p>
             <w:pPr>
@@ -2187,7 +2216,7 @@
         </w:tc>
         <w:tc>
           <w:tcPr>
-            <w:tcW w:w="851" w:type="dxa"/>
+            <w:tcW w:w="860" w:type="dxa"/>
           </w:tcPr>
           <w:p>
             <w:pPr>
@@ -2255,7 +2284,7 @@
         </w:tc>
         <w:tc>
           <w:tcPr>
-            <w:tcW w:w="851" w:type="dxa"/>
+            <w:tcW w:w="860" w:type="dxa"/>
           </w:tcPr>
           <w:p>
             <w:pPr>
@@ -2323,7 +2352,7 @@
         </w:tc>
         <w:tc>
           <w:tcPr>
-            <w:tcW w:w="851" w:type="dxa"/>
+            <w:tcW w:w="860" w:type="dxa"/>
           </w:tcPr>
           <w:p>
             <w:pPr>
@@ -2391,7 +2420,7 @@
         </w:tc>
         <w:tc>
           <w:tcPr>
-            <w:tcW w:w="851" w:type="dxa"/>
+            <w:tcW w:w="860" w:type="dxa"/>
           </w:tcPr>
           <w:p>
             <w:pPr>
@@ -2454,6 +2483,20 @@
                 </wp:inline>
               </w:drawing>
             </w:r>
+          </w:p>
+        </w:tc>
+        <w:tc>
+          <w:tcPr>
+            <w:tcW w:w="860" w:type="dxa"/>
+          </w:tcPr>
+          <w:p>
+            <w:pPr>
+              <w:jc w:val="center"/>
+              <w:rPr>
+                <w:noProof/>
+                <w:lang w:val="en-US"/>
+              </w:rPr>
+            </w:pPr>
           </w:p>
         </w:tc>
       </w:tr>
@@ -2463,7 +2506,7 @@
         </w:trPr>
         <w:tc>
           <w:tcPr>
-            <w:tcW w:w="851" w:type="dxa"/>
+            <w:tcW w:w="860" w:type="dxa"/>
           </w:tcPr>
           <w:p>
             <w:pPr>
@@ -2531,7 +2574,7 @@
         </w:tc>
         <w:tc>
           <w:tcPr>
-            <w:tcW w:w="851" w:type="dxa"/>
+            <w:tcW w:w="860" w:type="dxa"/>
           </w:tcPr>
           <w:p>
             <w:pPr>
@@ -2598,7 +2641,7 @@
         </w:tc>
         <w:tc>
           <w:tcPr>
-            <w:tcW w:w="851" w:type="dxa"/>
+            <w:tcW w:w="860" w:type="dxa"/>
           </w:tcPr>
           <w:p>
             <w:pPr>
@@ -2665,7 +2708,7 @@
         </w:tc>
         <w:tc>
           <w:tcPr>
-            <w:tcW w:w="851" w:type="dxa"/>
+            <w:tcW w:w="860" w:type="dxa"/>
           </w:tcPr>
           <w:p>
             <w:pPr>
@@ -2732,7 +2775,7 @@
         </w:tc>
         <w:tc>
           <w:tcPr>
-            <w:tcW w:w="851" w:type="dxa"/>
+            <w:tcW w:w="860" w:type="dxa"/>
           </w:tcPr>
           <w:p>
             <w:pPr>
@@ -2799,7 +2842,7 @@
         </w:tc>
         <w:tc>
           <w:tcPr>
-            <w:tcW w:w="851" w:type="dxa"/>
+            <w:tcW w:w="860" w:type="dxa"/>
           </w:tcPr>
           <w:p>
             <w:pPr>
@@ -2866,7 +2909,7 @@
         </w:tc>
         <w:tc>
           <w:tcPr>
-            <w:tcW w:w="851" w:type="dxa"/>
+            <w:tcW w:w="860" w:type="dxa"/>
           </w:tcPr>
           <w:p>
             <w:pPr>
@@ -2933,7 +2976,7 @@
         </w:tc>
         <w:tc>
           <w:tcPr>
-            <w:tcW w:w="851" w:type="dxa"/>
+            <w:tcW w:w="860" w:type="dxa"/>
           </w:tcPr>
           <w:p>
             <w:pPr>
@@ -3000,7 +3043,7 @@
         </w:tc>
         <w:tc>
           <w:tcPr>
-            <w:tcW w:w="851" w:type="dxa"/>
+            <w:tcW w:w="860" w:type="dxa"/>
           </w:tcPr>
           <w:p>
             <w:pPr>
@@ -3067,7 +3110,7 @@
         </w:tc>
         <w:tc>
           <w:tcPr>
-            <w:tcW w:w="851" w:type="dxa"/>
+            <w:tcW w:w="860" w:type="dxa"/>
           </w:tcPr>
           <w:p>
             <w:pPr>
@@ -3134,7 +3177,7 @@
         </w:tc>
         <w:tc>
           <w:tcPr>
-            <w:tcW w:w="851" w:type="dxa"/>
+            <w:tcW w:w="860" w:type="dxa"/>
           </w:tcPr>
           <w:p>
             <w:pPr>
@@ -3201,33 +3244,33 @@
         </w:tc>
         <w:tc>
           <w:tcPr>
-            <w:tcW w:w="851" w:type="dxa"/>
-          </w:tcPr>
-          <w:p>
-            <w:pPr>
-              <w:jc w:val="center"/>
-              <w:rPr>
-                <w:noProof/>
-              </w:rPr>
-            </w:pPr>
-            <w:r>
-              <w:rPr>
-                <w:noProof/>
-                <w:lang w:val="en-US"/>
-              </w:rPr>
-              <w:drawing>
-                <wp:inline distT="0" distB="0" distL="0" distR="0" wp14:anchorId="492801A4" wp14:editId="3A1EF6C3">
+            <w:tcW w:w="860" w:type="dxa"/>
+          </w:tcPr>
+          <w:p>
+            <w:pPr>
+              <w:jc w:val="center"/>
+              <w:rPr>
+                <w:noProof/>
+              </w:rPr>
+            </w:pPr>
+            <w:r>
+              <w:rPr>
+                <w:noProof/>
+                <w:lang w:val="en-US"/>
+              </w:rPr>
+              <w:drawing>
+                <wp:inline distT="0" distB="0" distL="0" distR="0" wp14:anchorId="7CF323AA" wp14:editId="0641BD42">
                   <wp:extent cx="540000" cy="540000"/>
                   <wp:effectExtent l="0" t="0" r="0" b="0"/>
-                  <wp:docPr id="22" name="Picture 22" descr="C:\Users\blazhko\AppData\Local\Microsoft\Windows\INetCache\Content.Word\Aruco-DICT_4X4_1000-ID48.png"/>
-                  <wp:cNvGraphicFramePr>
-                    <a:graphicFrameLocks xmlns:a="http://schemas.openxmlformats.org/drawingml/2006/main" noChangeAspect="1"/>
-                  </wp:cNvGraphicFramePr>
-                  <a:graphic xmlns:a="http://schemas.openxmlformats.org/drawingml/2006/main">
-                    <a:graphicData uri="http://schemas.openxmlformats.org/drawingml/2006/picture">
-                      <pic:pic xmlns:pic="http://schemas.openxmlformats.org/drawingml/2006/picture">
-                        <pic:nvPicPr>
-                          <pic:cNvPr id="0" name="Picture 29" descr="C:\Users\blazhko\AppData\Local\Microsoft\Windows\INetCache\Content.Word\Aruco-DICT_4X4_1000-ID48.png"/>
+                  <wp:docPr id="1" name="Рисунок 1"/>
+                  <wp:cNvGraphicFramePr>
+                    <a:graphicFrameLocks xmlns:a="http://schemas.openxmlformats.org/drawingml/2006/main" noChangeAspect="1"/>
+                  </wp:cNvGraphicFramePr>
+                  <a:graphic xmlns:a="http://schemas.openxmlformats.org/drawingml/2006/main">
+                    <a:graphicData uri="http://schemas.openxmlformats.org/drawingml/2006/picture">
+                      <pic:pic xmlns:pic="http://schemas.openxmlformats.org/drawingml/2006/picture">
+                        <pic:nvPicPr>
+                          <pic:cNvPr id="0" name="Picture 4"/>
                           <pic:cNvPicPr>
                             <a:picLocks noChangeAspect="1" noChangeArrowheads="1"/>
                           </pic:cNvPicPr>
@@ -3246,7 +3289,75 @@
                           </a:stretch>
                         </pic:blipFill>
                         <pic:spPr bwMode="auto">
-                          <a:xfrm flipH="1">
+                          <a:xfrm>
+                            <a:off x="0" y="0"/>
+                            <a:ext cx="540000" cy="540000"/>
+                          </a:xfrm>
+                          <a:prstGeom prst="rect">
+                            <a:avLst/>
+                          </a:prstGeom>
+                          <a:noFill/>
+                          <a:ln>
+                            <a:noFill/>
+                          </a:ln>
+                        </pic:spPr>
+                      </pic:pic>
+                    </a:graphicData>
+                  </a:graphic>
+                </wp:inline>
+              </w:drawing>
+            </w:r>
+          </w:p>
+        </w:tc>
+        <w:tc>
+          <w:tcPr>
+            <w:tcW w:w="860" w:type="dxa"/>
+          </w:tcPr>
+          <w:p>
+            <w:pPr>
+              <w:jc w:val="center"/>
+              <w:rPr>
+                <w:noProof/>
+                <w:lang w:val="en-US"/>
+              </w:rPr>
+            </w:pPr>
+            <w:r>
+              <w:rPr>
+                <w:noProof/>
+                <w:lang w:val="en-US"/>
+              </w:rPr>
+              <w:drawing>
+                <wp:inline distT="0" distB="0" distL="0" distR="0" wp14:anchorId="550FCA67" wp14:editId="7298D3F7">
+                  <wp:extent cx="540000" cy="540000"/>
+                  <wp:effectExtent l="0" t="0" r="0" b="0"/>
+                  <wp:docPr id="2" name="Рисунок 2"/>
+                  <wp:cNvGraphicFramePr>
+                    <a:graphicFrameLocks xmlns:a="http://schemas.openxmlformats.org/drawingml/2006/main" noChangeAspect="1"/>
+                  </wp:cNvGraphicFramePr>
+                  <a:graphic xmlns:a="http://schemas.openxmlformats.org/drawingml/2006/main">
+                    <a:graphicData uri="http://schemas.openxmlformats.org/drawingml/2006/picture">
+                      <pic:pic xmlns:pic="http://schemas.openxmlformats.org/drawingml/2006/picture">
+                        <pic:nvPicPr>
+                          <pic:cNvPr id="0" name="Picture 5"/>
+                          <pic:cNvPicPr>
+                            <a:picLocks noChangeAspect="1" noChangeArrowheads="1"/>
+                          </pic:cNvPicPr>
+                        </pic:nvPicPr>
+                        <pic:blipFill>
+                          <a:blip r:embed="rId53" cstate="print">
+                            <a:extLst>
+                              <a:ext uri="{28A0092B-C50C-407E-A947-70E740481C1C}">
+                                <a14:useLocalDpi xmlns:a14="http://schemas.microsoft.com/office/drawing/2010/main" val="0"/>
+                              </a:ext>
+                            </a:extLst>
+                          </a:blip>
+                          <a:srcRect/>
+                          <a:stretch>
+                            <a:fillRect/>
+                          </a:stretch>
+                        </pic:blipFill>
+                        <pic:spPr bwMode="auto">
+                          <a:xfrm>
                             <a:off x="0" y="0"/>
                             <a:ext cx="540000" cy="540000"/>
                           </a:xfrm>
@@ -3284,7 +3395,7 @@
     </w:p>
     <w:tbl>
       <w:tblPr>
-        <w:tblStyle w:val="TableGrid"/>
+        <w:tblStyle w:val="a3"/>
         <w:tblW w:w="0" w:type="auto"/>
         <w:jc w:val="center"/>
         <w:tblCellMar>
@@ -3294,13 +3405,13 @@
         <w:tblLook w:val="04A0" w:firstRow="1" w:lastRow="0" w:firstColumn="1" w:lastColumn="0" w:noHBand="0" w:noVBand="1"/>
       </w:tblPr>
       <w:tblGrid>
-        <w:gridCol w:w="1037"/>
+        <w:gridCol w:w="1043"/>
         <w:gridCol w:w="1030"/>
         <w:gridCol w:w="1030"/>
         <w:gridCol w:w="1030"/>
         <w:gridCol w:w="1030"/>
         <w:gridCol w:w="1030"/>
-        <w:gridCol w:w="1037"/>
+        <w:gridCol w:w="1044"/>
         <w:gridCol w:w="1030"/>
         <w:gridCol w:w="1030"/>
         <w:gridCol w:w="1030"/>
@@ -4757,7 +4868,7 @@
                           </pic:cNvPicPr>
                         </pic:nvPicPr>
                         <pic:blipFill>
-                          <a:blip r:embed="rId53">
+                          <a:blip r:embed="rId54">
                             <a:extLst>
                               <a:ext uri="{28A0092B-C50C-407E-A947-70E740481C1C}">
                                 <a14:useLocalDpi xmlns:a14="http://schemas.microsoft.com/office/drawing/2010/main" val="0"/>
@@ -4825,7 +4936,7 @@
                           </pic:cNvPicPr>
                         </pic:nvPicPr>
                         <pic:blipFill>
-                          <a:blip r:embed="rId54">
+                          <a:blip r:embed="rId55">
                             <a:extLst>
                               <a:ext uri="{28A0092B-C50C-407E-A947-70E740481C1C}">
                                 <a14:useLocalDpi xmlns:a14="http://schemas.microsoft.com/office/drawing/2010/main" val="0"/>
@@ -4893,7 +5004,7 @@
                           </pic:cNvPicPr>
                         </pic:nvPicPr>
                         <pic:blipFill>
-                          <a:blip r:embed="rId55">
+                          <a:blip r:embed="rId56">
                             <a:extLst>
                               <a:ext uri="{28A0092B-C50C-407E-A947-70E740481C1C}">
                                 <a14:useLocalDpi xmlns:a14="http://schemas.microsoft.com/office/drawing/2010/main" val="0"/>
@@ -4961,7 +5072,7 @@
                           </pic:cNvPicPr>
                         </pic:nvPicPr>
                         <pic:blipFill>
-                          <a:blip r:embed="rId56">
+                          <a:blip r:embed="rId57">
                             <a:extLst>
                               <a:ext uri="{28A0092B-C50C-407E-A947-70E740481C1C}">
                                 <a14:useLocalDpi xmlns:a14="http://schemas.microsoft.com/office/drawing/2010/main" val="0"/>
@@ -5029,7 +5140,7 @@
                           </pic:cNvPicPr>
                         </pic:nvPicPr>
                         <pic:blipFill>
-                          <a:blip r:embed="rId57">
+                          <a:blip r:embed="rId58">
                             <a:extLst>
                               <a:ext uri="{28A0092B-C50C-407E-A947-70E740481C1C}">
                                 <a14:useLocalDpi xmlns:a14="http://schemas.microsoft.com/office/drawing/2010/main" val="0"/>
@@ -5097,7 +5208,7 @@
                           </pic:cNvPicPr>
                         </pic:nvPicPr>
                         <pic:blipFill>
-                          <a:blip r:embed="rId58">
+                          <a:blip r:embed="rId59">
                             <a:extLst>
                               <a:ext uri="{28A0092B-C50C-407E-A947-70E740481C1C}">
                                 <a14:useLocalDpi xmlns:a14="http://schemas.microsoft.com/office/drawing/2010/main" val="0"/>
@@ -5167,8 +5278,8 @@
                   <v:path o:extrusionok="f" gradientshapeok="t" o:connecttype="rect"/>
                   <o:lock v:ext="edit" aspectratio="t"/>
                 </v:shapetype>
-                <v:shape id="_x0000_i1175" type="#_x0000_t75" style="width:51.6pt;height:51.6pt">
-                  <v:imagedata r:id="rId59" o:title="Aruco-DICT_4X4_1000-ID55"/>
+                <v:shape id="_x0000_i1025" type="#_x0000_t75" style="width:51.95pt;height:51.95pt">
+                  <v:imagedata r:id="rId60" o:title="Aruco-DICT_4X4_1000-ID55"/>
                 </v:shape>
               </w:pict>
             </w:r>
@@ -5209,7 +5320,7 @@
                           </pic:cNvPicPr>
                         </pic:nvPicPr>
                         <pic:blipFill>
-                          <a:blip r:embed="rId60">
+                          <a:blip r:embed="rId61">
                             <a:extLst>
                               <a:ext uri="{28A0092B-C50C-407E-A947-70E740481C1C}">
                                 <a14:useLocalDpi xmlns:a14="http://schemas.microsoft.com/office/drawing/2010/main" val="0"/>
@@ -5277,7 +5388,7 @@
                           </pic:cNvPicPr>
                         </pic:nvPicPr>
                         <pic:blipFill>
-                          <a:blip r:embed="rId61">
+                          <a:blip r:embed="rId62">
                             <a:extLst>
                               <a:ext uri="{28A0092B-C50C-407E-A947-70E740481C1C}">
                                 <a14:useLocalDpi xmlns:a14="http://schemas.microsoft.com/office/drawing/2010/main" val="0"/>
@@ -5345,7 +5456,7 @@
                           </pic:cNvPicPr>
                         </pic:nvPicPr>
                         <pic:blipFill>
-                          <a:blip r:embed="rId62">
+                          <a:blip r:embed="rId63">
                             <a:extLst>
                               <a:ext uri="{28A0092B-C50C-407E-A947-70E740481C1C}">
                                 <a14:useLocalDpi xmlns:a14="http://schemas.microsoft.com/office/drawing/2010/main" val="0"/>
@@ -5419,7 +5530,7 @@
                           </pic:cNvPicPr>
                         </pic:nvPicPr>
                         <pic:blipFill>
-                          <a:blip r:embed="rId63">
+                          <a:blip r:embed="rId64">
                             <a:extLst>
                               <a:ext uri="{28A0092B-C50C-407E-A947-70E740481C1C}">
                                 <a14:useLocalDpi xmlns:a14="http://schemas.microsoft.com/office/drawing/2010/main" val="0"/>
@@ -5487,7 +5598,7 @@
                           </pic:cNvPicPr>
                         </pic:nvPicPr>
                         <pic:blipFill>
-                          <a:blip r:embed="rId64">
+                          <a:blip r:embed="rId65">
                             <a:extLst>
                               <a:ext uri="{28A0092B-C50C-407E-A947-70E740481C1C}">
                                 <a14:useLocalDpi xmlns:a14="http://schemas.microsoft.com/office/drawing/2010/main" val="0"/>
@@ -5555,7 +5666,7 @@
                           </pic:cNvPicPr>
                         </pic:nvPicPr>
                         <pic:blipFill>
-                          <a:blip r:embed="rId65">
+                          <a:blip r:embed="rId66">
                             <a:extLst>
                               <a:ext uri="{28A0092B-C50C-407E-A947-70E740481C1C}">
                                 <a14:useLocalDpi xmlns:a14="http://schemas.microsoft.com/office/drawing/2010/main" val="0"/>
@@ -5623,7 +5734,7 @@
                           </pic:cNvPicPr>
                         </pic:nvPicPr>
                         <pic:blipFill>
-                          <a:blip r:embed="rId66">
+                          <a:blip r:embed="rId67">
                             <a:extLst>
                               <a:ext uri="{28A0092B-C50C-407E-A947-70E740481C1C}">
                                 <a14:useLocalDpi xmlns:a14="http://schemas.microsoft.com/office/drawing/2010/main" val="0"/>
@@ -5691,7 +5802,7 @@
                           </pic:cNvPicPr>
                         </pic:nvPicPr>
                         <pic:blipFill>
-                          <a:blip r:embed="rId67">
+                          <a:blip r:embed="rId68">
                             <a:extLst>
                               <a:ext uri="{28A0092B-C50C-407E-A947-70E740481C1C}">
                                 <a14:useLocalDpi xmlns:a14="http://schemas.microsoft.com/office/drawing/2010/main" val="0"/>
@@ -5759,7 +5870,7 @@
                           </pic:cNvPicPr>
                         </pic:nvPicPr>
                         <pic:blipFill>
-                          <a:blip r:embed="rId68">
+                          <a:blip r:embed="rId69">
                             <a:extLst>
                               <a:ext uri="{28A0092B-C50C-407E-A947-70E740481C1C}">
                                 <a14:useLocalDpi xmlns:a14="http://schemas.microsoft.com/office/drawing/2010/main" val="0"/>
@@ -5827,7 +5938,7 @@
                           </pic:cNvPicPr>
                         </pic:nvPicPr>
                         <pic:blipFill>
-                          <a:blip r:embed="rId69">
+                          <a:blip r:embed="rId70">
                             <a:extLst>
                               <a:ext uri="{28A0092B-C50C-407E-A947-70E740481C1C}">
                                 <a14:useLocalDpi xmlns:a14="http://schemas.microsoft.com/office/drawing/2010/main" val="0"/>
@@ -5895,7 +6006,7 @@
                           </pic:cNvPicPr>
                         </pic:nvPicPr>
                         <pic:blipFill>
-                          <a:blip r:embed="rId70">
+                          <a:blip r:embed="rId71">
                             <a:extLst>
                               <a:ext uri="{28A0092B-C50C-407E-A947-70E740481C1C}">
                                 <a14:useLocalDpi xmlns:a14="http://schemas.microsoft.com/office/drawing/2010/main" val="0"/>
@@ -5963,7 +6074,7 @@
                           </pic:cNvPicPr>
                         </pic:nvPicPr>
                         <pic:blipFill>
-                          <a:blip r:embed="rId71">
+                          <a:blip r:embed="rId72">
                             <a:extLst>
                               <a:ext uri="{28A0092B-C50C-407E-A947-70E740481C1C}">
                                 <a14:useLocalDpi xmlns:a14="http://schemas.microsoft.com/office/drawing/2010/main" val="0"/>
@@ -6031,7 +6142,7 @@
                           </pic:cNvPicPr>
                         </pic:nvPicPr>
                         <pic:blipFill>
-                          <a:blip r:embed="rId72">
+                          <a:blip r:embed="rId73">
                             <a:extLst>
                               <a:ext uri="{28A0092B-C50C-407E-A947-70E740481C1C}">
                                 <a14:useLocalDpi xmlns:a14="http://schemas.microsoft.com/office/drawing/2010/main" val="0"/>
@@ -6088,8 +6199,8 @@
                 <w:lang w:val="en-US"/>
               </w:rPr>
               <w:pict w14:anchorId="272CED19">
-                <v:shape id="_x0000_i1176" type="#_x0000_t75" style="width:51.6pt;height:51.6pt">
-                  <v:imagedata r:id="rId73" o:title="Aruco-DICT_4X4_1000-ID68"/>
+                <v:shape id="_x0000_i1026" type="#_x0000_t75" style="width:51.35pt;height:51.35pt">
+                  <v:imagedata r:id="rId74" o:title="Aruco-DICT_4X4_1000-ID68"/>
                 </v:shape>
               </w:pict>
             </w:r>
@@ -6113,8 +6224,8 @@
                 <w:lang w:val="en-US"/>
               </w:rPr>
               <w:pict w14:anchorId="2F9F7EBB">
-                <v:shape id="_x0000_i1174" type="#_x0000_t75" style="width:50.25pt;height:50.25pt">
-                  <v:imagedata r:id="rId74" o:title="Aruco-DICT_4X4_1000-ID70"/>
+                <v:shape id="_x0000_i1027" type="#_x0000_t75" style="width:50.1pt;height:50.1pt">
+                  <v:imagedata r:id="rId75" o:title="Aruco-DICT_4X4_1000-ID70"/>
                 </v:shape>
               </w:pict>
             </w:r>
@@ -6155,7 +6266,7 @@
                           </pic:cNvPicPr>
                         </pic:nvPicPr>
                         <pic:blipFill>
-                          <a:blip r:embed="rId75">
+                          <a:blip r:embed="rId76">
                             <a:extLst>
                               <a:ext uri="{28A0092B-C50C-407E-A947-70E740481C1C}">
                                 <a14:useLocalDpi xmlns:a14="http://schemas.microsoft.com/office/drawing/2010/main" val="0"/>
@@ -6223,7 +6334,7 @@
                           </pic:cNvPicPr>
                         </pic:nvPicPr>
                         <pic:blipFill>
-                          <a:blip r:embed="rId76">
+                          <a:blip r:embed="rId77">
                             <a:extLst>
                               <a:ext uri="{28A0092B-C50C-407E-A947-70E740481C1C}">
                                 <a14:useLocalDpi xmlns:a14="http://schemas.microsoft.com/office/drawing/2010/main" val="0"/>
@@ -6348,8 +6459,6 @@
           <w:lang w:val="en-US"/>
         </w:rPr>
       </w:pPr>
-      <w:bookmarkStart w:id="0" w:name="_GoBack"/>
-      <w:bookmarkEnd w:id="0"/>
     </w:p>
     <w:p>
       <w:pPr>
@@ -6357,10 +6466,10 @@
           <w:lang w:val="en-US"/>
         </w:rPr>
       </w:pPr>
-      <w:hyperlink r:id="rId77" w:history="1">
+      <w:hyperlink r:id="rId78" w:history="1">
         <w:r>
           <w:rPr>
-            <w:rStyle w:val="Hyperlink"/>
+            <w:rStyle w:val="a4"/>
             <w:lang w:val="en-US"/>
           </w:rPr>
           <w:t>https://tagsgen.top/</w:t>
@@ -6373,19 +6482,11 @@
           <w:lang w:val="en-US"/>
         </w:rPr>
       </w:pPr>
-      <w:proofErr w:type="gramStart"/>
       <w:r>
         <w:rPr>
           <w:lang w:val="en-US"/>
         </w:rPr>
-        <w:t>size</w:t>
-      </w:r>
-      <w:proofErr w:type="gramEnd"/>
-      <w:r>
-        <w:rPr>
-          <w:lang w:val="en-US"/>
-        </w:rPr>
-        <w:t xml:space="preserve"> = 10</w:t>
+        <w:t>size = 10</w:t>
       </w:r>
     </w:p>
     <w:p>
@@ -6394,19 +6495,11 @@
           <w:lang w:val="en-US"/>
         </w:rPr>
       </w:pPr>
-      <w:proofErr w:type="gramStart"/>
       <w:r>
         <w:rPr>
           <w:lang w:val="en-US"/>
         </w:rPr>
-        <w:t>margin</w:t>
-      </w:r>
-      <w:proofErr w:type="gramEnd"/>
-      <w:r>
-        <w:rPr>
-          <w:lang w:val="en-US"/>
-        </w:rPr>
-        <w:t xml:space="preserve"> = 1</w:t>
+        <w:t>margin = 1</w:t>
       </w:r>
     </w:p>
     <w:p>
@@ -6431,7 +6524,7 @@
     </w:p>
     <w:sectPr>
       <w:pgSz w:w="11906" w:h="16838"/>
-      <w:pgMar w:top="567" w:right="284" w:bottom="284" w:left="567" w:header="709" w:footer="709" w:gutter="0"/>
+      <w:pgMar w:top="284" w:right="284" w:bottom="284" w:left="284" w:header="709" w:footer="709" w:gutter="0"/>
       <w:cols w:space="708"/>
       <w:docGrid w:linePitch="360"/>
     </w:sectPr>
@@ -6440,7 +6533,7 @@
 </file>
 
 <file path=word/styles.xml><?xml version="1.0" encoding="utf-8"?>
-<w:styles xmlns:mc="http://schemas.openxmlformats.org/markup-compatibility/2006" xmlns:r="http://schemas.openxmlformats.org/officeDocument/2006/relationships" xmlns:w="http://schemas.openxmlformats.org/wordprocessingml/2006/main" xmlns:w14="http://schemas.microsoft.com/office/word/2010/wordml" xmlns:w15="http://schemas.microsoft.com/office/word/2012/wordml" xmlns:w16se="http://schemas.microsoft.com/office/word/2015/wordml/symex" mc:Ignorable="w14 w15 w16se">
+<w:styles xmlns:mc="http://schemas.openxmlformats.org/markup-compatibility/2006" xmlns:r="http://schemas.openxmlformats.org/officeDocument/2006/relationships" xmlns:w="http://schemas.openxmlformats.org/wordprocessingml/2006/main" xmlns:w14="http://schemas.microsoft.com/office/word/2010/wordml" xmlns:w15="http://schemas.microsoft.com/office/word/2012/wordml" xmlns:w16cex="http://schemas.microsoft.com/office/word/2018/wordml/cex" xmlns:w16cid="http://schemas.microsoft.com/office/word/2016/wordml/cid" xmlns:w16="http://schemas.microsoft.com/office/word/2018/wordml" xmlns:w16sdtdh="http://schemas.microsoft.com/office/word/2020/wordml/sdtdatahash" xmlns:w16se="http://schemas.microsoft.com/office/word/2015/wordml/symex" mc:Ignorable="w14 w15 w16se w16cid w16 w16cex w16sdtdh">
   <w:docDefaults>
     <w:rPrDefault>
       <w:rPr>
@@ -6456,7 +6549,7 @@
       </w:pPr>
     </w:pPrDefault>
   </w:docDefaults>
-  <w:latentStyles w:defLockedState="0" w:defUIPriority="99" w:defSemiHidden="0" w:defUnhideWhenUsed="0" w:defQFormat="0" w:count="371">
+  <w:latentStyles w:defLockedState="0" w:defUIPriority="99" w:defSemiHidden="0" w:defUnhideWhenUsed="0" w:defQFormat="0" w:count="376">
     <w:lsdException w:name="Normal" w:uiPriority="0" w:qFormat="1"/>
     <w:lsdException w:name="heading 1" w:uiPriority="9" w:qFormat="1"/>
     <w:lsdException w:name="heading 2" w:semiHidden="1" w:uiPriority="9" w:unhideWhenUsed="1" w:qFormat="1"/>
@@ -6562,7 +6655,6 @@
     <w:lsdException w:name="HTML Sample" w:semiHidden="1" w:unhideWhenUsed="1"/>
     <w:lsdException w:name="HTML Typewriter" w:semiHidden="1" w:unhideWhenUsed="1"/>
     <w:lsdException w:name="HTML Variable" w:semiHidden="1" w:unhideWhenUsed="1"/>
-    <w:lsdException w:name="Normal Table" w:semiHidden="1" w:unhideWhenUsed="1"/>
     <w:lsdException w:name="annotation subject" w:semiHidden="1" w:unhideWhenUsed="1"/>
     <w:lsdException w:name="No List" w:semiHidden="1" w:unhideWhenUsed="1"/>
     <w:lsdException w:name="Outline List 1" w:semiHidden="1" w:unhideWhenUsed="1"/>
@@ -6605,11 +6697,8 @@
     <w:lsdException w:name="Table Contemporary" w:semiHidden="1" w:unhideWhenUsed="1"/>
     <w:lsdException w:name="Table Elegant" w:semiHidden="1" w:unhideWhenUsed="1"/>
     <w:lsdException w:name="Table Professional" w:semiHidden="1" w:unhideWhenUsed="1"/>
-    <w:lsdException w:name="Table Subtle 1" w:semiHidden="1" w:unhideWhenUsed="1"/>
     <w:lsdException w:name="Table Subtle 2" w:semiHidden="1" w:unhideWhenUsed="1"/>
     <w:lsdException w:name="Table Web 1" w:semiHidden="1" w:unhideWhenUsed="1"/>
-    <w:lsdException w:name="Table Web 2" w:semiHidden="1" w:unhideWhenUsed="1"/>
-    <w:lsdException w:name="Table Web 3" w:semiHidden="1" w:unhideWhenUsed="1"/>
     <w:lsdException w:name="Balloon Text" w:semiHidden="1" w:unhideWhenUsed="1"/>
     <w:lsdException w:name="Table Grid" w:uiPriority="39"/>
     <w:lsdException w:name="Table Theme" w:semiHidden="1" w:unhideWhenUsed="1"/>
@@ -6828,18 +6917,23 @@
     <w:lsdException w:name="List Table 5 Dark Accent 6" w:uiPriority="50"/>
     <w:lsdException w:name="List Table 6 Colorful Accent 6" w:uiPriority="51"/>
     <w:lsdException w:name="List Table 7 Colorful Accent 6" w:uiPriority="52"/>
+    <w:lsdException w:name="Mention" w:semiHidden="1" w:unhideWhenUsed="1"/>
+    <w:lsdException w:name="Smart Hyperlink" w:semiHidden="1" w:unhideWhenUsed="1"/>
+    <w:lsdException w:name="Hashtag" w:semiHidden="1" w:unhideWhenUsed="1"/>
+    <w:lsdException w:name="Unresolved Mention" w:semiHidden="1" w:unhideWhenUsed="1"/>
+    <w:lsdException w:name="Smart Link" w:semiHidden="1" w:unhideWhenUsed="1"/>
   </w:latentStyles>
-  <w:style w:type="paragraph" w:default="1" w:styleId="Normal">
+  <w:style w:type="paragraph" w:default="1" w:styleId="a">
     <w:name w:val="Normal"/>
     <w:qFormat/>
   </w:style>
-  <w:style w:type="character" w:default="1" w:styleId="DefaultParagraphFont">
+  <w:style w:type="character" w:default="1" w:styleId="a0">
     <w:name w:val="Default Paragraph Font"/>
     <w:uiPriority w:val="1"/>
     <w:semiHidden/>
     <w:unhideWhenUsed/>
   </w:style>
-  <w:style w:type="table" w:default="1" w:styleId="TableNormal">
+  <w:style w:type="table" w:default="1" w:styleId="a1">
     <w:name w:val="Normal Table"/>
     <w:uiPriority w:val="99"/>
     <w:semiHidden/>
@@ -6854,15 +6948,15 @@
       </w:tblCellMar>
     </w:tblPr>
   </w:style>
-  <w:style w:type="numbering" w:default="1" w:styleId="NoList">
+  <w:style w:type="numbering" w:default="1" w:styleId="a2">
     <w:name w:val="No List"/>
     <w:uiPriority w:val="99"/>
     <w:semiHidden/>
     <w:unhideWhenUsed/>
   </w:style>
-  <w:style w:type="table" w:styleId="TableGrid">
+  <w:style w:type="table" w:styleId="a3">
     <w:name w:val="Table Grid"/>
-    <w:basedOn w:val="TableNormal"/>
+    <w:basedOn w:val="a1"/>
     <w:uiPriority w:val="39"/>
     <w:rsid w:val="002A4E7C"/>
     <w:pPr>
@@ -6879,9 +6973,9 @@
       </w:tblBorders>
     </w:tblPr>
   </w:style>
-  <w:style w:type="character" w:styleId="Hyperlink">
+  <w:style w:type="character" w:styleId="a4">
     <w:name w:val="Hyperlink"/>
-    <w:basedOn w:val="DefaultParagraphFont"/>
+    <w:basedOn w:val="a0"/>
     <w:uiPriority w:val="99"/>
     <w:unhideWhenUsed/>
     <w:rsid w:val="00683749"/>
@@ -6890,9 +6984,9 @@
       <w:u w:val="single"/>
     </w:rPr>
   </w:style>
-  <w:style w:type="character" w:customStyle="1" w:styleId="UnresolvedMention">
-    <w:name w:val="Unresolved Mention"/>
-    <w:basedOn w:val="DefaultParagraphFont"/>
+  <w:style w:type="character" w:customStyle="1" w:styleId="1">
+    <w:name w:val="Неразрешенное упоминание1"/>
+    <w:basedOn w:val="a0"/>
     <w:uiPriority w:val="99"/>
     <w:semiHidden/>
     <w:unhideWhenUsed/>
@@ -6902,9 +6996,9 @@
       <w:shd w:val="clear" w:color="auto" w:fill="E1DFDD"/>
     </w:rPr>
   </w:style>
-  <w:style w:type="character" w:styleId="CommentReference">
+  <w:style w:type="character" w:styleId="a5">
     <w:name w:val="annotation reference"/>
-    <w:basedOn w:val="DefaultParagraphFont"/>
+    <w:basedOn w:val="a0"/>
     <w:uiPriority w:val="99"/>
     <w:semiHidden/>
     <w:unhideWhenUsed/>
@@ -6914,10 +7008,10 @@
       <w:szCs w:val="16"/>
     </w:rPr>
   </w:style>
-  <w:style w:type="paragraph" w:styleId="CommentText">
+  <w:style w:type="paragraph" w:styleId="a6">
     <w:name w:val="annotation text"/>
-    <w:basedOn w:val="Normal"/>
-    <w:link w:val="CommentTextChar"/>
+    <w:basedOn w:val="a"/>
+    <w:link w:val="a7"/>
     <w:uiPriority w:val="99"/>
     <w:semiHidden/>
     <w:unhideWhenUsed/>
@@ -6930,10 +7024,10 @@
       <w:szCs w:val="20"/>
     </w:rPr>
   </w:style>
-  <w:style w:type="character" w:customStyle="1" w:styleId="CommentTextChar">
-    <w:name w:val="Comment Text Char"/>
-    <w:basedOn w:val="DefaultParagraphFont"/>
-    <w:link w:val="CommentText"/>
+  <w:style w:type="character" w:customStyle="1" w:styleId="a7">
+    <w:name w:val="Текст примечания Знак"/>
+    <w:basedOn w:val="a0"/>
+    <w:link w:val="a6"/>
     <w:uiPriority w:val="99"/>
     <w:semiHidden/>
     <w:rsid w:val="00D77A9E"/>
@@ -6942,11 +7036,11 @@
       <w:szCs w:val="20"/>
     </w:rPr>
   </w:style>
-  <w:style w:type="paragraph" w:styleId="CommentSubject">
+  <w:style w:type="paragraph" w:styleId="a8">
     <w:name w:val="annotation subject"/>
-    <w:basedOn w:val="CommentText"/>
-    <w:next w:val="CommentText"/>
-    <w:link w:val="CommentSubjectChar"/>
+    <w:basedOn w:val="a6"/>
+    <w:next w:val="a6"/>
+    <w:link w:val="a9"/>
     <w:uiPriority w:val="99"/>
     <w:semiHidden/>
     <w:unhideWhenUsed/>
@@ -6956,10 +7050,10 @@
       <w:bCs/>
     </w:rPr>
   </w:style>
-  <w:style w:type="character" w:customStyle="1" w:styleId="CommentSubjectChar">
-    <w:name w:val="Comment Subject Char"/>
-    <w:basedOn w:val="CommentTextChar"/>
-    <w:link w:val="CommentSubject"/>
+  <w:style w:type="character" w:customStyle="1" w:styleId="a9">
+    <w:name w:val="Тема примечания Знак"/>
+    <w:basedOn w:val="a7"/>
+    <w:link w:val="a8"/>
     <w:uiPriority w:val="99"/>
     <w:semiHidden/>
     <w:rsid w:val="00D77A9E"/>
@@ -6970,10 +7064,10 @@
       <w:szCs w:val="20"/>
     </w:rPr>
   </w:style>
-  <w:style w:type="paragraph" w:styleId="BalloonText">
+  <w:style w:type="paragraph" w:styleId="aa">
     <w:name w:val="Balloon Text"/>
-    <w:basedOn w:val="Normal"/>
-    <w:link w:val="BalloonTextChar"/>
+    <w:basedOn w:val="a"/>
+    <w:link w:val="ab"/>
     <w:uiPriority w:val="99"/>
     <w:semiHidden/>
     <w:unhideWhenUsed/>
@@ -6987,10 +7081,10 @@
       <w:szCs w:val="18"/>
     </w:rPr>
   </w:style>
-  <w:style w:type="character" w:customStyle="1" w:styleId="BalloonTextChar">
-    <w:name w:val="Balloon Text Char"/>
-    <w:basedOn w:val="DefaultParagraphFont"/>
-    <w:link w:val="BalloonText"/>
+  <w:style w:type="character" w:customStyle="1" w:styleId="ab">
+    <w:name w:val="Текст выноски Знак"/>
+    <w:basedOn w:val="a0"/>
+    <w:link w:val="aa"/>
     <w:uiPriority w:val="99"/>
     <w:semiHidden/>
     <w:rsid w:val="00D77A9E"/>
